--- a/05-数字电路/01-组合逻辑电路/全加器电路/全加器电路.docx
+++ b/05-数字电路/01-组合逻辑电路/全加器电路/全加器电路.docx
@@ -3105,6 +3105,20 @@
     </w:p>
     <w:bookmarkEnd w:id="26"/>
     <w:bookmarkEnd w:id="27"/>
+    <w:p>
+      <w:pPr>
+        <w:spacing w:before="360"/>
+        <w:jc w:val="center"/>
+      </w:pPr>
+      <w:r>
+        <w:rPr>
+          <w:rFonts w:ascii="Times New Roman" w:hAnsi="Times New Roman"/>
+          <w:color w:val="555555"/>
+          <w:sz w:val="21"/>
+        </w:rPr>
+        <w:t>材料收集者：杜文杰</w:t>
+      </w:r>
+    </w:p>
     <w:sectPr>
       <w:headerReference r:id="rId9" w:type="default"/>
       <w:footerReference r:id="rId10" w:type="default"/>

--- a/05-数字电路/01-组合逻辑电路/全加器电路/全加器电路.docx
+++ b/05-数字电路/01-组合逻辑电路/全加器电路/全加器电路.docx
@@ -1,6 +1,6 @@
 
 <file path=word/document.xml><?xml version="1.0" encoding="utf-8"?>
-<w:document xmlns:w="http://schemas.openxmlformats.org/wordprocessingml/2006/main" xmlns:m="http://schemas.openxmlformats.org/officeDocument/2006/math" xmlns:r="http://schemas.openxmlformats.org/officeDocument/2006/relationships" xmlns:o="urn:schemas-microsoft-com:office:office" xmlns:v="urn:schemas-microsoft-com:vml" xmlns:w10="urn:schemas-microsoft-com:office:word" xmlns:a="http://schemas.openxmlformats.org/drawingml/2006/main" xmlns:pic="http://schemas.openxmlformats.org/drawingml/2006/picture" xmlns:wp="http://schemas.openxmlformats.org/drawingml/2006/wordprocessingDrawing">
+<w:document xmlns:m="http://schemas.openxmlformats.org/officeDocument/2006/math" xmlns:r="http://schemas.openxmlformats.org/officeDocument/2006/relationships" xmlns:w="http://schemas.openxmlformats.org/wordprocessingml/2006/main" xmlns:o="urn:schemas-microsoft-com:office:office" xmlns:v="urn:schemas-microsoft-com:vml" xmlns:w10="urn:schemas-microsoft-com:office:word" xmlns:a="http://schemas.openxmlformats.org/drawingml/2006/main" xmlns:pic="http://schemas.openxmlformats.org/drawingml/2006/picture" xmlns:wp="http://schemas.openxmlformats.org/drawingml/2006/wordprocessingDrawing">
   <w:body>
     <w:bookmarkStart w:id="27" w:name="全加器电路"/>
     <w:p>
@@ -9,7 +9,7 @@
       </w:pPr>
       <w:r>
         <w:rPr>
-          <w:rFonts w:hint="eastAsia"/>
+          <w:rFonts w:hint="eastAsia" w:eastAsia="黑体"/>
         </w:rPr>
         <w:t xml:space="preserve">全加器电路</w:t>
       </w:r>
@@ -21,7 +21,7 @@
       </w:pPr>
       <w:r>
         <w:rPr>
-          <w:rFonts w:hint="eastAsia"/>
+          <w:rFonts w:hint="eastAsia" w:eastAsia="黑体"/>
         </w:rPr>
         <w:t xml:space="preserve">拓扑描述</w:t>
       </w:r>
@@ -32,13 +32,13 @@
       </w:pPr>
       <w:r>
         <w:rPr>
-          <w:rFonts w:hint="eastAsia"/>
+          <w:rFonts w:hint="eastAsia" w:eastAsia="黑体"/>
         </w:rPr>
         <w:t xml:space="preserve">由</w:t>
       </w:r>
       <w:r>
         <w:rPr>
-          <w:rFonts w:hint="eastAsia"/>
+          <w:rFonts w:hint="eastAsia" w:eastAsia="黑体"/>
           <w:b/>
           <w:bCs/>
         </w:rPr>
@@ -46,17 +46,21 @@
       </w:r>
       <w:r>
         <w:rPr>
+          <w:rFonts w:eastAsia="黑体"/>
           <w:b/>
           <w:bCs/>
         </w:rPr>
         <w:t xml:space="preserve"> A1、A3</w:t>
       </w:r>
       <w:r>
+        <w:rPr>
+          <w:rFonts w:eastAsia="黑体"/>
+        </w:rPr>
         <w:t xml:space="preserve">、</w:t>
       </w:r>
       <w:r>
         <w:rPr>
-          <w:rFonts w:hint="eastAsia"/>
+          <w:rFonts w:hint="eastAsia" w:eastAsia="黑体"/>
           <w:b/>
           <w:bCs/>
         </w:rPr>
@@ -64,23 +68,27 @@
       </w:r>
       <w:r>
         <w:rPr>
+          <w:rFonts w:eastAsia="黑体"/>
           <w:b/>
           <w:bCs/>
         </w:rPr>
         <w:t xml:space="preserve"> A2、A4</w:t>
       </w:r>
       <w:r>
+        <w:rPr>
+          <w:rFonts w:eastAsia="黑体"/>
+        </w:rPr>
         <w:t xml:space="preserve"> </w:t>
       </w:r>
       <w:r>
         <w:rPr>
-          <w:rFonts w:hint="eastAsia"/>
+          <w:rFonts w:hint="eastAsia" w:eastAsia="黑体"/>
         </w:rPr>
         <w:t xml:space="preserve">与</w:t>
       </w:r>
       <w:r>
         <w:rPr>
-          <w:rFonts w:hint="eastAsia"/>
+          <w:rFonts w:hint="eastAsia" w:eastAsia="黑体"/>
           <w:b/>
           <w:bCs/>
         </w:rPr>
@@ -88,50 +96,63 @@
       </w:r>
       <w:r>
         <w:rPr>
+          <w:rFonts w:eastAsia="黑体"/>
           <w:b/>
           <w:bCs/>
         </w:rPr>
         <w:t xml:space="preserve"> A5</w:t>
       </w:r>
       <w:r>
+        <w:rPr>
+          <w:rFonts w:eastAsia="黑体"/>
+        </w:rPr>
         <w:t xml:space="preserve"> </w:t>
       </w:r>
       <w:r>
         <w:rPr>
-          <w:rFonts w:hint="eastAsia"/>
+          <w:rFonts w:hint="eastAsia" w:eastAsia="黑体"/>
         </w:rPr>
         <w:t xml:space="preserve">组成，等效于两个半加器（A1+A2</w:t>
       </w:r>
       <w:r>
+        <w:rPr>
+          <w:rFonts w:eastAsia="黑体"/>
+        </w:rPr>
         <w:t xml:space="preserve"> </w:t>
       </w:r>
       <w:r>
         <w:rPr>
-          <w:rFonts w:hint="eastAsia"/>
+          <w:rFonts w:hint="eastAsia" w:eastAsia="黑体"/>
         </w:rPr>
         <w:t xml:space="preserve">与</w:t>
       </w:r>
       <w:r>
+        <w:rPr>
+          <w:rFonts w:eastAsia="黑体"/>
+        </w:rPr>
         <w:t xml:space="preserve"> </w:t>
       </w:r>
       <w:r>
         <w:rPr>
-          <w:rFonts w:hint="eastAsia"/>
+          <w:rFonts w:hint="eastAsia" w:eastAsia="黑体"/>
         </w:rPr>
         <w:t xml:space="preserve">A3+A4）再接一个或门。电路共有</w:t>
       </w:r>
       <w:r>
+        <w:rPr>
+          <w:rFonts w:eastAsia="黑体"/>
+        </w:rPr>
         <w:t xml:space="preserve"> 8 </w:t>
       </w:r>
       <w:r>
         <w:rPr>
-          <w:rFonts w:hint="eastAsia"/>
+          <w:rFonts w:hint="eastAsia" w:eastAsia="黑体"/>
         </w:rPr>
         <w:t xml:space="preserve">个关键节点：</w:t>
       </w:r>
       <w:r>
         <w:rPr>
-          <w:rFonts w:hint="eastAsia"/>
+          <w:rFonts w:hint="eastAsia" w:eastAsia="黑体"/>
           <w:b/>
           <w:bCs/>
         </w:rPr>
@@ -139,6 +160,7 @@
       </w:r>
       <w:r>
         <w:rPr>
+          <w:rFonts w:eastAsia="黑体"/>
           <w:b/>
           <w:bCs/>
         </w:rPr>
@@ -146,7 +168,7 @@
       </w:r>
       <w:r>
         <w:rPr>
-          <w:rFonts w:hint="eastAsia"/>
+          <w:rFonts w:hint="eastAsia" w:eastAsia="黑体"/>
           <w:b/>
           <w:bCs/>
         </w:rPr>
@@ -154,6 +176,7 @@
       </w:r>
       <w:r>
         <w:rPr>
+          <w:rFonts w:eastAsia="黑体"/>
           <w:b/>
           <w:bCs/>
         </w:rPr>
@@ -161,11 +184,14 @@
       </w:r>
       <w:r>
         <w:rPr>
-          <w:rFonts w:hint="eastAsia"/>
+          <w:rFonts w:hint="eastAsia" w:eastAsia="黑体"/>
         </w:rPr>
         <w:t xml:space="preserve">（外部输入信号</w:t>
       </w:r>
       <w:r>
+        <w:rPr>
+          <w:rFonts w:eastAsia="黑体"/>
+        </w:rPr>
         <w:t xml:space="preserve"> </w:t>
       </w:r>
       <m:oMath>
@@ -174,53 +200,68 @@
         </m:r>
       </m:oMath>
       <w:r>
+        <w:rPr>
+          <w:rFonts w:eastAsia="黑体"/>
+        </w:rPr>
         <w:t xml:space="preserve"> </w:t>
       </w:r>
       <w:r>
         <w:rPr>
-          <w:rFonts w:hint="eastAsia"/>
+          <w:rFonts w:hint="eastAsia" w:eastAsia="黑体"/>
         </w:rPr>
         <w:t xml:space="preserve">与</w:t>
       </w:r>
       <w:r>
+        <w:rPr>
+          <w:rFonts w:eastAsia="黑体"/>
+        </w:rPr>
         <w:t xml:space="preserve"> A1 </w:t>
       </w:r>
       <w:r>
         <w:rPr>
-          <w:rFonts w:hint="eastAsia"/>
+          <w:rFonts w:hint="eastAsia" w:eastAsia="黑体"/>
         </w:rPr>
         <w:t xml:space="preserve">的</w:t>
       </w:r>
       <w:r>
+        <w:rPr>
+          <w:rFonts w:eastAsia="黑体"/>
+        </w:rPr>
         <w:t xml:space="preserve"> A </w:t>
       </w:r>
       <w:r>
         <w:rPr>
-          <w:rFonts w:hint="eastAsia"/>
+          <w:rFonts w:hint="eastAsia" w:eastAsia="黑体"/>
         </w:rPr>
         <w:t xml:space="preserve">端、A2</w:t>
       </w:r>
       <w:r>
+        <w:rPr>
+          <w:rFonts w:eastAsia="黑体"/>
+        </w:rPr>
         <w:t xml:space="preserve"> </w:t>
       </w:r>
       <w:r>
         <w:rPr>
-          <w:rFonts w:hint="eastAsia"/>
+          <w:rFonts w:hint="eastAsia" w:eastAsia="黑体"/>
         </w:rPr>
         <w:t xml:space="preserve">的</w:t>
       </w:r>
       <w:r>
+        <w:rPr>
+          <w:rFonts w:eastAsia="黑体"/>
+        </w:rPr>
         <w:t xml:space="preserve"> A </w:t>
       </w:r>
       <w:r>
         <w:rPr>
-          <w:rFonts w:hint="eastAsia"/>
+          <w:rFonts w:hint="eastAsia" w:eastAsia="黑体"/>
         </w:rPr>
         <w:t xml:space="preserve">端相连）；</w:t>
       </w:r>
       <w:r>
         <w:rPr>
-          <w:rFonts w:hint="eastAsia"/>
+          <w:rFonts w:hint="eastAsia" w:eastAsia="黑体"/>
           <w:b/>
           <w:bCs/>
         </w:rPr>
@@ -228,6 +269,7 @@
       </w:r>
       <w:r>
         <w:rPr>
+          <w:rFonts w:eastAsia="黑体"/>
           <w:b/>
           <w:bCs/>
         </w:rPr>
@@ -235,7 +277,7 @@
       </w:r>
       <w:r>
         <w:rPr>
-          <w:rFonts w:hint="eastAsia"/>
+          <w:rFonts w:hint="eastAsia" w:eastAsia="黑体"/>
           <w:b/>
           <w:bCs/>
         </w:rPr>
@@ -243,6 +285,7 @@
       </w:r>
       <w:r>
         <w:rPr>
+          <w:rFonts w:eastAsia="黑体"/>
           <w:b/>
           <w:bCs/>
         </w:rPr>
@@ -250,11 +293,14 @@
       </w:r>
       <w:r>
         <w:rPr>
-          <w:rFonts w:hint="eastAsia"/>
+          <w:rFonts w:hint="eastAsia" w:eastAsia="黑体"/>
         </w:rPr>
         <w:t xml:space="preserve">（外部输入信号</w:t>
       </w:r>
       <w:r>
+        <w:rPr>
+          <w:rFonts w:eastAsia="黑体"/>
+        </w:rPr>
         <w:t xml:space="preserve"> </w:t>
       </w:r>
       <m:oMath>
@@ -263,53 +309,68 @@
         </m:r>
       </m:oMath>
       <w:r>
+        <w:rPr>
+          <w:rFonts w:eastAsia="黑体"/>
+        </w:rPr>
         <w:t xml:space="preserve"> </w:t>
       </w:r>
       <w:r>
         <w:rPr>
-          <w:rFonts w:hint="eastAsia"/>
+          <w:rFonts w:hint="eastAsia" w:eastAsia="黑体"/>
         </w:rPr>
         <w:t xml:space="preserve">与</w:t>
       </w:r>
       <w:r>
+        <w:rPr>
+          <w:rFonts w:eastAsia="黑体"/>
+        </w:rPr>
         <w:t xml:space="preserve"> A1 </w:t>
       </w:r>
       <w:r>
         <w:rPr>
-          <w:rFonts w:hint="eastAsia"/>
+          <w:rFonts w:hint="eastAsia" w:eastAsia="黑体"/>
         </w:rPr>
         <w:t xml:space="preserve">的</w:t>
       </w:r>
       <w:r>
+        <w:rPr>
+          <w:rFonts w:eastAsia="黑体"/>
+        </w:rPr>
         <w:t xml:space="preserve"> B </w:t>
       </w:r>
       <w:r>
         <w:rPr>
-          <w:rFonts w:hint="eastAsia"/>
+          <w:rFonts w:hint="eastAsia" w:eastAsia="黑体"/>
         </w:rPr>
         <w:t xml:space="preserve">端、A2</w:t>
       </w:r>
       <w:r>
+        <w:rPr>
+          <w:rFonts w:eastAsia="黑体"/>
+        </w:rPr>
         <w:t xml:space="preserve"> </w:t>
       </w:r>
       <w:r>
         <w:rPr>
-          <w:rFonts w:hint="eastAsia"/>
+          <w:rFonts w:hint="eastAsia" w:eastAsia="黑体"/>
         </w:rPr>
         <w:t xml:space="preserve">的</w:t>
       </w:r>
       <w:r>
+        <w:rPr>
+          <w:rFonts w:eastAsia="黑体"/>
+        </w:rPr>
         <w:t xml:space="preserve"> B </w:t>
       </w:r>
       <w:r>
         <w:rPr>
-          <w:rFonts w:hint="eastAsia"/>
+          <w:rFonts w:hint="eastAsia" w:eastAsia="黑体"/>
         </w:rPr>
         <w:t xml:space="preserve">端相连）；</w:t>
       </w:r>
       <w:r>
         <w:rPr>
-          <w:rFonts w:hint="eastAsia"/>
+          <w:rFonts w:hint="eastAsia" w:eastAsia="黑体"/>
           <w:b/>
           <w:bCs/>
         </w:rPr>
@@ -317,6 +378,7 @@
       </w:r>
       <w:r>
         <w:rPr>
+          <w:rFonts w:eastAsia="黑体"/>
           <w:b/>
           <w:bCs/>
         </w:rPr>
@@ -324,7 +386,7 @@
       </w:r>
       <w:r>
         <w:rPr>
-          <w:rFonts w:hint="eastAsia"/>
+          <w:rFonts w:hint="eastAsia" w:eastAsia="黑体"/>
           <w:b/>
           <w:bCs/>
         </w:rPr>
@@ -332,6 +394,7 @@
       </w:r>
       <w:r>
         <w:rPr>
+          <w:rFonts w:eastAsia="黑体"/>
           <w:b/>
           <w:bCs/>
         </w:rPr>
@@ -356,49 +419,61 @@
       </m:oMath>
       <w:r>
         <w:rPr>
-          <w:rFonts w:hint="eastAsia"/>
+          <w:rFonts w:hint="eastAsia" w:eastAsia="黑体"/>
         </w:rPr>
         <w:t xml:space="preserve">（与</w:t>
       </w:r>
       <w:r>
+        <w:rPr>
+          <w:rFonts w:eastAsia="黑体"/>
+        </w:rPr>
         <w:t xml:space="preserve"> A3 </w:t>
       </w:r>
       <w:r>
         <w:rPr>
-          <w:rFonts w:hint="eastAsia"/>
+          <w:rFonts w:hint="eastAsia" w:eastAsia="黑体"/>
         </w:rPr>
         <w:t xml:space="preserve">的</w:t>
       </w:r>
       <w:r>
+        <w:rPr>
+          <w:rFonts w:eastAsia="黑体"/>
+        </w:rPr>
         <w:t xml:space="preserve"> B </w:t>
       </w:r>
       <w:r>
         <w:rPr>
-          <w:rFonts w:hint="eastAsia"/>
+          <w:rFonts w:hint="eastAsia" w:eastAsia="黑体"/>
         </w:rPr>
         <w:t xml:space="preserve">端、A4</w:t>
       </w:r>
       <w:r>
+        <w:rPr>
+          <w:rFonts w:eastAsia="黑体"/>
+        </w:rPr>
         <w:t xml:space="preserve"> </w:t>
       </w:r>
       <w:r>
         <w:rPr>
-          <w:rFonts w:hint="eastAsia"/>
+          <w:rFonts w:hint="eastAsia" w:eastAsia="黑体"/>
         </w:rPr>
         <w:t xml:space="preserve">的</w:t>
       </w:r>
       <w:r>
+        <w:rPr>
+          <w:rFonts w:eastAsia="黑体"/>
+        </w:rPr>
         <w:t xml:space="preserve"> B </w:t>
       </w:r>
       <w:r>
         <w:rPr>
-          <w:rFonts w:hint="eastAsia"/>
+          <w:rFonts w:hint="eastAsia" w:eastAsia="黑体"/>
         </w:rPr>
         <w:t xml:space="preserve">端相连）；</w:t>
       </w:r>
       <w:r>
         <w:rPr>
-          <w:rFonts w:hint="eastAsia"/>
+          <w:rFonts w:hint="eastAsia" w:eastAsia="黑体"/>
           <w:b/>
           <w:bCs/>
         </w:rPr>
@@ -406,6 +481,7 @@
       </w:r>
       <w:r>
         <w:rPr>
+          <w:rFonts w:eastAsia="黑体"/>
           <w:b/>
           <w:bCs/>
         </w:rPr>
@@ -413,7 +489,7 @@
       </w:r>
       <w:r>
         <w:rPr>
-          <w:rFonts w:hint="eastAsia"/>
+          <w:rFonts w:hint="eastAsia" w:eastAsia="黑体"/>
           <w:b/>
           <w:bCs/>
         </w:rPr>
@@ -421,6 +497,7 @@
       </w:r>
       <w:r>
         <w:rPr>
+          <w:rFonts w:eastAsia="黑体"/>
           <w:b/>
           <w:bCs/>
         </w:rPr>
@@ -428,65 +505,86 @@
       </w:r>
       <w:r>
         <w:rPr>
-          <w:rFonts w:hint="eastAsia"/>
+          <w:rFonts w:hint="eastAsia" w:eastAsia="黑体"/>
         </w:rPr>
         <w:t xml:space="preserve">（A1</w:t>
       </w:r>
       <w:r>
+        <w:rPr>
+          <w:rFonts w:eastAsia="黑体"/>
+        </w:rPr>
         <w:t xml:space="preserve"> </w:t>
       </w:r>
       <w:r>
         <w:rPr>
-          <w:rFonts w:hint="eastAsia"/>
+          <w:rFonts w:hint="eastAsia" w:eastAsia="黑体"/>
         </w:rPr>
         <w:t xml:space="preserve">的输出</w:t>
       </w:r>
       <w:r>
+        <w:rPr>
+          <w:rFonts w:eastAsia="黑体"/>
+        </w:rPr>
         <w:t xml:space="preserve"> Y </w:t>
       </w:r>
       <w:r>
         <w:rPr>
-          <w:rFonts w:hint="eastAsia"/>
+          <w:rFonts w:hint="eastAsia" w:eastAsia="黑体"/>
         </w:rPr>
         <w:t xml:space="preserve">与</w:t>
       </w:r>
       <w:r>
+        <w:rPr>
+          <w:rFonts w:eastAsia="黑体"/>
+        </w:rPr>
         <w:t xml:space="preserve"> A3 </w:t>
       </w:r>
       <w:r>
         <w:rPr>
-          <w:rFonts w:hint="eastAsia"/>
+          <w:rFonts w:hint="eastAsia" w:eastAsia="黑体"/>
         </w:rPr>
         <w:t xml:space="preserve">的</w:t>
       </w:r>
       <w:r>
+        <w:rPr>
+          <w:rFonts w:eastAsia="黑体"/>
+        </w:rPr>
         <w:t xml:space="preserve"> A </w:t>
       </w:r>
       <w:r>
         <w:rPr>
-          <w:rFonts w:hint="eastAsia"/>
+          <w:rFonts w:hint="eastAsia" w:eastAsia="黑体"/>
         </w:rPr>
         <w:t xml:space="preserve">端、A4</w:t>
       </w:r>
       <w:r>
+        <w:rPr>
+          <w:rFonts w:eastAsia="黑体"/>
+        </w:rPr>
         <w:t xml:space="preserve"> </w:t>
       </w:r>
       <w:r>
         <w:rPr>
-          <w:rFonts w:hint="eastAsia"/>
+          <w:rFonts w:hint="eastAsia" w:eastAsia="黑体"/>
         </w:rPr>
         <w:t xml:space="preserve">的</w:t>
       </w:r>
       <w:r>
+        <w:rPr>
+          <w:rFonts w:eastAsia="黑体"/>
+        </w:rPr>
         <w:t xml:space="preserve"> A </w:t>
       </w:r>
       <w:r>
         <w:rPr>
-          <w:rFonts w:hint="eastAsia"/>
+          <w:rFonts w:hint="eastAsia" w:eastAsia="黑体"/>
         </w:rPr>
         <w:t xml:space="preserve">端相连，携带</w:t>
       </w:r>
       <w:r>
+        <w:rPr>
+          <w:rFonts w:eastAsia="黑体"/>
+        </w:rPr>
         <w:t xml:space="preserve"> </w:t>
       </w:r>
       <m:oMath>
@@ -505,13 +603,13 @@
       </m:oMath>
       <w:r>
         <w:rPr>
-          <w:rFonts w:hint="eastAsia"/>
+          <w:rFonts w:hint="eastAsia" w:eastAsia="黑体"/>
         </w:rPr>
         <w:t xml:space="preserve">）；</w:t>
       </w:r>
       <w:r>
         <w:rPr>
-          <w:rFonts w:hint="eastAsia"/>
+          <w:rFonts w:hint="eastAsia" w:eastAsia="黑体"/>
           <w:b/>
           <w:bCs/>
         </w:rPr>
@@ -519,6 +617,7 @@
       </w:r>
       <w:r>
         <w:rPr>
+          <w:rFonts w:eastAsia="黑体"/>
           <w:b/>
           <w:bCs/>
         </w:rPr>
@@ -526,7 +625,7 @@
       </w:r>
       <w:r>
         <w:rPr>
-          <w:rFonts w:hint="eastAsia"/>
+          <w:rFonts w:hint="eastAsia" w:eastAsia="黑体"/>
           <w:b/>
           <w:bCs/>
         </w:rPr>
@@ -534,6 +633,7 @@
       </w:r>
       <w:r>
         <w:rPr>
+          <w:rFonts w:eastAsia="黑体"/>
           <w:b/>
           <w:bCs/>
         </w:rPr>
@@ -541,47 +641,62 @@
       </w:r>
       <w:r>
         <w:rPr>
-          <w:rFonts w:hint="eastAsia"/>
+          <w:rFonts w:hint="eastAsia" w:eastAsia="黑体"/>
         </w:rPr>
         <w:t xml:space="preserve">（A2</w:t>
       </w:r>
       <w:r>
+        <w:rPr>
+          <w:rFonts w:eastAsia="黑体"/>
+        </w:rPr>
         <w:t xml:space="preserve"> </w:t>
       </w:r>
       <w:r>
         <w:rPr>
-          <w:rFonts w:hint="eastAsia"/>
+          <w:rFonts w:hint="eastAsia" w:eastAsia="黑体"/>
         </w:rPr>
         <w:t xml:space="preserve">的输出</w:t>
       </w:r>
       <w:r>
+        <w:rPr>
+          <w:rFonts w:eastAsia="黑体"/>
+        </w:rPr>
         <w:t xml:space="preserve"> Y </w:t>
       </w:r>
       <w:r>
         <w:rPr>
-          <w:rFonts w:hint="eastAsia"/>
+          <w:rFonts w:hint="eastAsia" w:eastAsia="黑体"/>
         </w:rPr>
         <w:t xml:space="preserve">与</w:t>
       </w:r>
       <w:r>
+        <w:rPr>
+          <w:rFonts w:eastAsia="黑体"/>
+        </w:rPr>
         <w:t xml:space="preserve"> A5 </w:t>
       </w:r>
       <w:r>
         <w:rPr>
-          <w:rFonts w:hint="eastAsia"/>
+          <w:rFonts w:hint="eastAsia" w:eastAsia="黑体"/>
         </w:rPr>
         <w:t xml:space="preserve">的</w:t>
       </w:r>
       <w:r>
+        <w:rPr>
+          <w:rFonts w:eastAsia="黑体"/>
+        </w:rPr>
         <w:t xml:space="preserve"> A </w:t>
       </w:r>
       <w:r>
         <w:rPr>
-          <w:rFonts w:hint="eastAsia"/>
+          <w:rFonts w:hint="eastAsia" w:eastAsia="黑体"/>
         </w:rPr>
         <w:t xml:space="preserve">端相连，携带</w:t>
       </w:r>
       <w:r>
+        <w:rPr>
+          <w:rFonts w:eastAsia="黑体"/>
+        </w:rPr>
         <w:t xml:space="preserve"> </w:t>
       </w:r>
       <m:oMath>
@@ -600,13 +715,13 @@
       </m:oMath>
       <w:r>
         <w:rPr>
-          <w:rFonts w:hint="eastAsia"/>
+          <w:rFonts w:hint="eastAsia" w:eastAsia="黑体"/>
         </w:rPr>
         <w:t xml:space="preserve">）；</w:t>
       </w:r>
       <w:r>
         <w:rPr>
-          <w:rFonts w:hint="eastAsia"/>
+          <w:rFonts w:hint="eastAsia" w:eastAsia="黑体"/>
           <w:b/>
           <w:bCs/>
         </w:rPr>
@@ -614,6 +729,7 @@
       </w:r>
       <w:r>
         <w:rPr>
+          <w:rFonts w:eastAsia="黑体"/>
           <w:b/>
           <w:bCs/>
         </w:rPr>
@@ -621,7 +737,7 @@
       </w:r>
       <w:r>
         <w:rPr>
-          <w:rFonts w:hint="eastAsia"/>
+          <w:rFonts w:hint="eastAsia" w:eastAsia="黑体"/>
           <w:b/>
           <w:bCs/>
         </w:rPr>
@@ -629,6 +745,7 @@
       </w:r>
       <w:r>
         <w:rPr>
+          <w:rFonts w:eastAsia="黑体"/>
           <w:b/>
           <w:bCs/>
         </w:rPr>
@@ -636,29 +753,38 @@
       </w:r>
       <w:r>
         <w:rPr>
-          <w:rFonts w:hint="eastAsia"/>
+          <w:rFonts w:hint="eastAsia" w:eastAsia="黑体"/>
         </w:rPr>
         <w:t xml:space="preserve">（A3</w:t>
       </w:r>
       <w:r>
+        <w:rPr>
+          <w:rFonts w:eastAsia="黑体"/>
+        </w:rPr>
         <w:t xml:space="preserve"> </w:t>
       </w:r>
       <w:r>
         <w:rPr>
-          <w:rFonts w:hint="eastAsia"/>
+          <w:rFonts w:hint="eastAsia" w:eastAsia="黑体"/>
         </w:rPr>
         <w:t xml:space="preserve">的输出</w:t>
       </w:r>
       <w:r>
+        <w:rPr>
+          <w:rFonts w:eastAsia="黑体"/>
+        </w:rPr>
         <w:t xml:space="preserve"> Y </w:t>
       </w:r>
       <w:r>
         <w:rPr>
-          <w:rFonts w:hint="eastAsia"/>
+          <w:rFonts w:hint="eastAsia" w:eastAsia="黑体"/>
         </w:rPr>
         <w:t xml:space="preserve">作为电路的和位输出</w:t>
       </w:r>
       <w:r>
+        <w:rPr>
+          <w:rFonts w:eastAsia="黑体"/>
+        </w:rPr>
         <w:t xml:space="preserve"> </w:t>
       </w:r>
       <m:oMath>
@@ -668,11 +794,14 @@
       </m:oMath>
       <w:r>
         <w:rPr>
-          <w:rFonts w:hint="eastAsia"/>
+          <w:rFonts w:hint="eastAsia" w:eastAsia="黑体"/>
         </w:rPr>
         <w:t xml:space="preserve">，携带</w:t>
       </w:r>
       <w:r>
+        <w:rPr>
+          <w:rFonts w:eastAsia="黑体"/>
+        </w:rPr>
         <w:t xml:space="preserve"> </w:t>
       </w:r>
       <m:oMath>
@@ -706,13 +835,13 @@
       </m:oMath>
       <w:r>
         <w:rPr>
-          <w:rFonts w:hint="eastAsia"/>
+          <w:rFonts w:hint="eastAsia" w:eastAsia="黑体"/>
         </w:rPr>
         <w:t xml:space="preserve">）；</w:t>
       </w:r>
       <w:r>
         <w:rPr>
-          <w:rFonts w:hint="eastAsia"/>
+          <w:rFonts w:hint="eastAsia" w:eastAsia="黑体"/>
           <w:b/>
           <w:bCs/>
         </w:rPr>
@@ -720,6 +849,7 @@
       </w:r>
       <w:r>
         <w:rPr>
+          <w:rFonts w:eastAsia="黑体"/>
           <w:b/>
           <w:bCs/>
         </w:rPr>
@@ -727,7 +857,7 @@
       </w:r>
       <w:r>
         <w:rPr>
-          <w:rFonts w:hint="eastAsia"/>
+          <w:rFonts w:hint="eastAsia" w:eastAsia="黑体"/>
           <w:b/>
           <w:bCs/>
         </w:rPr>
@@ -735,6 +865,7 @@
       </w:r>
       <w:r>
         <w:rPr>
+          <w:rFonts w:eastAsia="黑体"/>
           <w:b/>
           <w:bCs/>
         </w:rPr>
@@ -742,47 +873,62 @@
       </w:r>
       <w:r>
         <w:rPr>
-          <w:rFonts w:hint="eastAsia"/>
+          <w:rFonts w:hint="eastAsia" w:eastAsia="黑体"/>
         </w:rPr>
         <w:t xml:space="preserve">（A4</w:t>
       </w:r>
       <w:r>
+        <w:rPr>
+          <w:rFonts w:eastAsia="黑体"/>
+        </w:rPr>
         <w:t xml:space="preserve"> </w:t>
       </w:r>
       <w:r>
         <w:rPr>
-          <w:rFonts w:hint="eastAsia"/>
+          <w:rFonts w:hint="eastAsia" w:eastAsia="黑体"/>
         </w:rPr>
         <w:t xml:space="preserve">的输出</w:t>
       </w:r>
       <w:r>
+        <w:rPr>
+          <w:rFonts w:eastAsia="黑体"/>
+        </w:rPr>
         <w:t xml:space="preserve"> Y </w:t>
       </w:r>
       <w:r>
         <w:rPr>
-          <w:rFonts w:hint="eastAsia"/>
+          <w:rFonts w:hint="eastAsia" w:eastAsia="黑体"/>
         </w:rPr>
         <w:t xml:space="preserve">与</w:t>
       </w:r>
       <w:r>
+        <w:rPr>
+          <w:rFonts w:eastAsia="黑体"/>
+        </w:rPr>
         <w:t xml:space="preserve"> A5 </w:t>
       </w:r>
       <w:r>
         <w:rPr>
-          <w:rFonts w:hint="eastAsia"/>
+          <w:rFonts w:hint="eastAsia" w:eastAsia="黑体"/>
         </w:rPr>
         <w:t xml:space="preserve">的</w:t>
       </w:r>
       <w:r>
+        <w:rPr>
+          <w:rFonts w:eastAsia="黑体"/>
+        </w:rPr>
         <w:t xml:space="preserve"> B </w:t>
       </w:r>
       <w:r>
         <w:rPr>
-          <w:rFonts w:hint="eastAsia"/>
+          <w:rFonts w:hint="eastAsia" w:eastAsia="黑体"/>
         </w:rPr>
         <w:t xml:space="preserve">端相连，携带</w:t>
       </w:r>
       <w:r>
+        <w:rPr>
+          <w:rFonts w:eastAsia="黑体"/>
+        </w:rPr>
         <w:t xml:space="preserve"> </w:t>
       </w:r>
       <m:oMath>
@@ -816,13 +962,13 @@
       </m:oMath>
       <w:r>
         <w:rPr>
-          <w:rFonts w:hint="eastAsia"/>
+          <w:rFonts w:hint="eastAsia" w:eastAsia="黑体"/>
         </w:rPr>
         <w:t xml:space="preserve">）；</w:t>
       </w:r>
       <w:r>
         <w:rPr>
-          <w:rFonts w:hint="eastAsia"/>
+          <w:rFonts w:hint="eastAsia" w:eastAsia="黑体"/>
           <w:b/>
           <w:bCs/>
         </w:rPr>
@@ -830,6 +976,7 @@
       </w:r>
       <w:r>
         <w:rPr>
+          <w:rFonts w:eastAsia="黑体"/>
           <w:b/>
           <w:bCs/>
         </w:rPr>
@@ -837,7 +984,7 @@
       </w:r>
       <w:r>
         <w:rPr>
-          <w:rFonts w:hint="eastAsia"/>
+          <w:rFonts w:hint="eastAsia" w:eastAsia="黑体"/>
           <w:b/>
           <w:bCs/>
         </w:rPr>
@@ -845,6 +992,7 @@
       </w:r>
       <w:r>
         <w:rPr>
+          <w:rFonts w:eastAsia="黑体"/>
           <w:b/>
           <w:bCs/>
         </w:rPr>
@@ -872,29 +1020,38 @@
       </m:oMath>
       <w:r>
         <w:rPr>
-          <w:rFonts w:hint="eastAsia"/>
+          <w:rFonts w:hint="eastAsia" w:eastAsia="黑体"/>
         </w:rPr>
         <w:t xml:space="preserve">（A5</w:t>
       </w:r>
       <w:r>
+        <w:rPr>
+          <w:rFonts w:eastAsia="黑体"/>
+        </w:rPr>
         <w:t xml:space="preserve"> </w:t>
       </w:r>
       <w:r>
         <w:rPr>
-          <w:rFonts w:hint="eastAsia"/>
+          <w:rFonts w:hint="eastAsia" w:eastAsia="黑体"/>
         </w:rPr>
         <w:t xml:space="preserve">的输出</w:t>
       </w:r>
       <w:r>
+        <w:rPr>
+          <w:rFonts w:eastAsia="黑体"/>
+        </w:rPr>
         <w:t xml:space="preserve"> Y </w:t>
       </w:r>
       <w:r>
         <w:rPr>
-          <w:rFonts w:hint="eastAsia"/>
+          <w:rFonts w:hint="eastAsia" w:eastAsia="黑体"/>
         </w:rPr>
         <w:t xml:space="preserve">作为电路的进位输出</w:t>
       </w:r>
       <w:r>
+        <w:rPr>
+          <w:rFonts w:eastAsia="黑体"/>
+        </w:rPr>
         <w:t xml:space="preserve"> </w:t>
       </w:r>
       <m:oMath>
@@ -919,11 +1076,14 @@
       </m:oMath>
       <w:r>
         <w:rPr>
-          <w:rFonts w:hint="eastAsia"/>
+          <w:rFonts w:hint="eastAsia" w:eastAsia="黑体"/>
         </w:rPr>
         <w:t xml:space="preserve">，携带</w:t>
       </w:r>
       <w:r>
+        <w:rPr>
+          <w:rFonts w:eastAsia="黑体"/>
+        </w:rPr>
         <w:t xml:space="preserve"> </w:t>
       </w:r>
       <m:oMath>
@@ -948,7 +1108,7 @@
       </m:oMath>
       <w:r>
         <w:rPr>
-          <w:rFonts w:hint="eastAsia"/>
+          <w:rFonts w:hint="eastAsia" w:eastAsia="黑体"/>
         </w:rPr>
         <w:t xml:space="preserve">）。</w:t>
       </w:r>
@@ -957,170 +1117,218 @@
       <w:pPr/>
       <w:r>
         <w:rPr>
-          <w:rFonts w:hint="eastAsia"/>
+          <w:rFonts w:hint="eastAsia" w:eastAsia="黑体"/>
         </w:rPr>
         <w:t xml:space="preserve">各门管脚连接：</w:t>
       </w:r>
       <w:r>
         <w:rPr>
-          <w:rFonts w:hint="eastAsia"/>
+          <w:rFonts w:hint="eastAsia" w:eastAsia="黑体"/>
           <w:b/>
           <w:bCs/>
         </w:rPr>
         <w:t xml:space="preserve">A1（异或门）</w:t>
       </w:r>
       <w:r>
+        <w:rPr>
+          <w:rFonts w:eastAsia="黑体"/>
+        </w:rPr>
         <w:t xml:space="preserve"> </w:t>
       </w:r>
       <w:r>
         <w:rPr>
-          <w:rFonts w:hint="eastAsia"/>
+          <w:rFonts w:hint="eastAsia" w:eastAsia="黑体"/>
         </w:rPr>
         <w:t xml:space="preserve">的</w:t>
       </w:r>
       <w:r>
+        <w:rPr>
+          <w:rFonts w:eastAsia="黑体"/>
+        </w:rPr>
         <w:t xml:space="preserve"> A </w:t>
       </w:r>
       <w:r>
         <w:rPr>
-          <w:rFonts w:hint="eastAsia"/>
+          <w:rFonts w:hint="eastAsia" w:eastAsia="黑体"/>
         </w:rPr>
         <w:t xml:space="preserve">端接输入节点</w:t>
       </w:r>
       <w:r>
+        <w:rPr>
+          <w:rFonts w:eastAsia="黑体"/>
+        </w:rPr>
         <w:t xml:space="preserve"> A、B </w:t>
       </w:r>
       <w:r>
         <w:rPr>
-          <w:rFonts w:hint="eastAsia"/>
+          <w:rFonts w:hint="eastAsia" w:eastAsia="黑体"/>
         </w:rPr>
         <w:t xml:space="preserve">端接输入节点</w:t>
       </w:r>
       <w:r>
+        <w:rPr>
+          <w:rFonts w:eastAsia="黑体"/>
+        </w:rPr>
         <w:t xml:space="preserve"> </w:t>
       </w:r>
       <w:r>
         <w:rPr>
-          <w:rFonts w:hint="eastAsia"/>
+          <w:rFonts w:hint="eastAsia" w:eastAsia="黑体"/>
         </w:rPr>
         <w:t xml:space="preserve">B、输出</w:t>
       </w:r>
       <w:r>
+        <w:rPr>
+          <w:rFonts w:eastAsia="黑体"/>
+        </w:rPr>
         <w:t xml:space="preserve"> Y </w:t>
       </w:r>
       <w:r>
         <w:rPr>
-          <w:rFonts w:hint="eastAsia"/>
+          <w:rFonts w:hint="eastAsia" w:eastAsia="黑体"/>
         </w:rPr>
         <w:t xml:space="preserve">端接中间和节点</w:t>
       </w:r>
       <w:r>
+        <w:rPr>
+          <w:rFonts w:eastAsia="黑体"/>
+        </w:rPr>
         <w:t xml:space="preserve"> </w:t>
       </w:r>
       <w:r>
         <w:rPr>
-          <w:rFonts w:hint="eastAsia"/>
+          <w:rFonts w:hint="eastAsia" w:eastAsia="黑体"/>
         </w:rPr>
         <w:t xml:space="preserve">S1；</w:t>
       </w:r>
       <w:r>
         <w:rPr>
-          <w:rFonts w:hint="eastAsia"/>
+          <w:rFonts w:hint="eastAsia" w:eastAsia="黑体"/>
           <w:b/>
           <w:bCs/>
         </w:rPr>
         <w:t xml:space="preserve">A2（与门）</w:t>
       </w:r>
       <w:r>
+        <w:rPr>
+          <w:rFonts w:eastAsia="黑体"/>
+        </w:rPr>
         <w:t xml:space="preserve"> </w:t>
       </w:r>
       <w:r>
         <w:rPr>
-          <w:rFonts w:hint="eastAsia"/>
+          <w:rFonts w:hint="eastAsia" w:eastAsia="黑体"/>
         </w:rPr>
         <w:t xml:space="preserve">的</w:t>
       </w:r>
       <w:r>
+        <w:rPr>
+          <w:rFonts w:eastAsia="黑体"/>
+        </w:rPr>
         <w:t xml:space="preserve"> A </w:t>
       </w:r>
       <w:r>
         <w:rPr>
-          <w:rFonts w:hint="eastAsia"/>
+          <w:rFonts w:hint="eastAsia" w:eastAsia="黑体"/>
         </w:rPr>
         <w:t xml:space="preserve">端接输入节点</w:t>
       </w:r>
       <w:r>
+        <w:rPr>
+          <w:rFonts w:eastAsia="黑体"/>
+        </w:rPr>
         <w:t xml:space="preserve"> A、B </w:t>
       </w:r>
       <w:r>
         <w:rPr>
-          <w:rFonts w:hint="eastAsia"/>
+          <w:rFonts w:hint="eastAsia" w:eastAsia="黑体"/>
         </w:rPr>
         <w:t xml:space="preserve">端接输入节点</w:t>
       </w:r>
       <w:r>
+        <w:rPr>
+          <w:rFonts w:eastAsia="黑体"/>
+        </w:rPr>
         <w:t xml:space="preserve"> </w:t>
       </w:r>
       <w:r>
         <w:rPr>
-          <w:rFonts w:hint="eastAsia"/>
+          <w:rFonts w:hint="eastAsia" w:eastAsia="黑体"/>
         </w:rPr>
         <w:t xml:space="preserve">B、输出</w:t>
       </w:r>
       <w:r>
+        <w:rPr>
+          <w:rFonts w:eastAsia="黑体"/>
+        </w:rPr>
         <w:t xml:space="preserve"> Y </w:t>
       </w:r>
       <w:r>
         <w:rPr>
-          <w:rFonts w:hint="eastAsia"/>
+          <w:rFonts w:hint="eastAsia" w:eastAsia="黑体"/>
         </w:rPr>
         <w:t xml:space="preserve">端接中间进位节点</w:t>
       </w:r>
       <w:r>
+        <w:rPr>
+          <w:rFonts w:eastAsia="黑体"/>
+        </w:rPr>
         <w:t xml:space="preserve"> </w:t>
       </w:r>
       <w:r>
         <w:rPr>
-          <w:rFonts w:hint="eastAsia"/>
+          <w:rFonts w:hint="eastAsia" w:eastAsia="黑体"/>
         </w:rPr>
         <w:t xml:space="preserve">C1；</w:t>
       </w:r>
       <w:r>
         <w:rPr>
-          <w:rFonts w:hint="eastAsia"/>
+          <w:rFonts w:hint="eastAsia" w:eastAsia="黑体"/>
           <w:b/>
           <w:bCs/>
         </w:rPr>
         <w:t xml:space="preserve">A3（异或门）</w:t>
       </w:r>
       <w:r>
+        <w:rPr>
+          <w:rFonts w:eastAsia="黑体"/>
+        </w:rPr>
         <w:t xml:space="preserve"> </w:t>
       </w:r>
       <w:r>
         <w:rPr>
-          <w:rFonts w:hint="eastAsia"/>
+          <w:rFonts w:hint="eastAsia" w:eastAsia="黑体"/>
         </w:rPr>
         <w:t xml:space="preserve">的</w:t>
       </w:r>
       <w:r>
+        <w:rPr>
+          <w:rFonts w:eastAsia="黑体"/>
+        </w:rPr>
         <w:t xml:space="preserve"> A </w:t>
       </w:r>
       <w:r>
         <w:rPr>
-          <w:rFonts w:hint="eastAsia"/>
+          <w:rFonts w:hint="eastAsia" w:eastAsia="黑体"/>
         </w:rPr>
         <w:t xml:space="preserve">端接中间和节点</w:t>
       </w:r>
       <w:r>
+        <w:rPr>
+          <w:rFonts w:eastAsia="黑体"/>
+        </w:rPr>
         <w:t xml:space="preserve"> S1、B </w:t>
       </w:r>
       <w:r>
         <w:rPr>
-          <w:rFonts w:hint="eastAsia"/>
+          <w:rFonts w:hint="eastAsia" w:eastAsia="黑体"/>
         </w:rPr>
         <w:t xml:space="preserve">端接进位输入节点</w:t>
       </w:r>
       <w:r>
+        <w:rPr>
+          <w:rFonts w:eastAsia="黑体"/>
+        </w:rPr>
         <w:t xml:space="preserve"> </w:t>
       </w:r>
       <m:oMath>
@@ -1142,64 +1350,82 @@
       </m:oMath>
       <w:r>
         <w:rPr>
-          <w:rFonts w:hint="eastAsia"/>
+          <w:rFonts w:hint="eastAsia" w:eastAsia="黑体"/>
         </w:rPr>
         <w:t xml:space="preserve">、输出</w:t>
       </w:r>
       <w:r>
+        <w:rPr>
+          <w:rFonts w:eastAsia="黑体"/>
+        </w:rPr>
         <w:t xml:space="preserve"> Y </w:t>
       </w:r>
       <w:r>
         <w:rPr>
-          <w:rFonts w:hint="eastAsia"/>
+          <w:rFonts w:hint="eastAsia" w:eastAsia="黑体"/>
         </w:rPr>
         <w:t xml:space="preserve">端接和位节点</w:t>
       </w:r>
       <w:r>
+        <w:rPr>
+          <w:rFonts w:eastAsia="黑体"/>
+        </w:rPr>
         <w:t xml:space="preserve"> </w:t>
       </w:r>
       <w:r>
         <w:rPr>
-          <w:rFonts w:hint="eastAsia"/>
+          <w:rFonts w:hint="eastAsia" w:eastAsia="黑体"/>
         </w:rPr>
         <w:t xml:space="preserve">S；</w:t>
       </w:r>
       <w:r>
         <w:rPr>
-          <w:rFonts w:hint="eastAsia"/>
+          <w:rFonts w:hint="eastAsia" w:eastAsia="黑体"/>
           <w:b/>
           <w:bCs/>
         </w:rPr>
         <w:t xml:space="preserve">A4（与门）</w:t>
       </w:r>
       <w:r>
+        <w:rPr>
+          <w:rFonts w:eastAsia="黑体"/>
+        </w:rPr>
         <w:t xml:space="preserve"> </w:t>
       </w:r>
       <w:r>
         <w:rPr>
-          <w:rFonts w:hint="eastAsia"/>
+          <w:rFonts w:hint="eastAsia" w:eastAsia="黑体"/>
         </w:rPr>
         <w:t xml:space="preserve">的</w:t>
       </w:r>
       <w:r>
+        <w:rPr>
+          <w:rFonts w:eastAsia="黑体"/>
+        </w:rPr>
         <w:t xml:space="preserve"> A </w:t>
       </w:r>
       <w:r>
         <w:rPr>
-          <w:rFonts w:hint="eastAsia"/>
+          <w:rFonts w:hint="eastAsia" w:eastAsia="黑体"/>
         </w:rPr>
         <w:t xml:space="preserve">端接中间和节点</w:t>
       </w:r>
       <w:r>
+        <w:rPr>
+          <w:rFonts w:eastAsia="黑体"/>
+        </w:rPr>
         <w:t xml:space="preserve"> S1、B </w:t>
       </w:r>
       <w:r>
         <w:rPr>
-          <w:rFonts w:hint="eastAsia"/>
+          <w:rFonts w:hint="eastAsia" w:eastAsia="黑体"/>
         </w:rPr>
         <w:t xml:space="preserve">端接进位输入节点</w:t>
       </w:r>
       <w:r>
+        <w:rPr>
+          <w:rFonts w:eastAsia="黑体"/>
+        </w:rPr>
         <w:t xml:space="preserve"> </w:t>
       </w:r>
       <m:oMath>
@@ -1221,82 +1447,106 @@
       </m:oMath>
       <w:r>
         <w:rPr>
-          <w:rFonts w:hint="eastAsia"/>
+          <w:rFonts w:hint="eastAsia" w:eastAsia="黑体"/>
         </w:rPr>
         <w:t xml:space="preserve">、输出</w:t>
       </w:r>
       <w:r>
+        <w:rPr>
+          <w:rFonts w:eastAsia="黑体"/>
+        </w:rPr>
         <w:t xml:space="preserve"> Y </w:t>
       </w:r>
       <w:r>
         <w:rPr>
-          <w:rFonts w:hint="eastAsia"/>
+          <w:rFonts w:hint="eastAsia" w:eastAsia="黑体"/>
         </w:rPr>
         <w:t xml:space="preserve">端接进位中间节点</w:t>
       </w:r>
       <w:r>
+        <w:rPr>
+          <w:rFonts w:eastAsia="黑体"/>
+        </w:rPr>
         <w:t xml:space="preserve"> </w:t>
       </w:r>
       <w:r>
         <w:rPr>
-          <w:rFonts w:hint="eastAsia"/>
+          <w:rFonts w:hint="eastAsia" w:eastAsia="黑体"/>
         </w:rPr>
         <w:t xml:space="preserve">C2；</w:t>
       </w:r>
       <w:r>
         <w:rPr>
-          <w:rFonts w:hint="eastAsia"/>
+          <w:rFonts w:hint="eastAsia" w:eastAsia="黑体"/>
           <w:b/>
           <w:bCs/>
         </w:rPr>
         <w:t xml:space="preserve">A5（或门）</w:t>
       </w:r>
       <w:r>
+        <w:rPr>
+          <w:rFonts w:eastAsia="黑体"/>
+        </w:rPr>
         <w:t xml:space="preserve"> </w:t>
       </w:r>
       <w:r>
         <w:rPr>
-          <w:rFonts w:hint="eastAsia"/>
+          <w:rFonts w:hint="eastAsia" w:eastAsia="黑体"/>
         </w:rPr>
         <w:t xml:space="preserve">的</w:t>
       </w:r>
       <w:r>
+        <w:rPr>
+          <w:rFonts w:eastAsia="黑体"/>
+        </w:rPr>
         <w:t xml:space="preserve"> A </w:t>
       </w:r>
       <w:r>
         <w:rPr>
-          <w:rFonts w:hint="eastAsia"/>
+          <w:rFonts w:hint="eastAsia" w:eastAsia="黑体"/>
         </w:rPr>
         <w:t xml:space="preserve">端接中间进位节点</w:t>
       </w:r>
       <w:r>
+        <w:rPr>
+          <w:rFonts w:eastAsia="黑体"/>
+        </w:rPr>
         <w:t xml:space="preserve"> C1、B </w:t>
       </w:r>
       <w:r>
         <w:rPr>
-          <w:rFonts w:hint="eastAsia"/>
+          <w:rFonts w:hint="eastAsia" w:eastAsia="黑体"/>
         </w:rPr>
         <w:t xml:space="preserve">端接进位中间节点</w:t>
       </w:r>
       <w:r>
+        <w:rPr>
+          <w:rFonts w:eastAsia="黑体"/>
+        </w:rPr>
         <w:t xml:space="preserve"> </w:t>
       </w:r>
       <w:r>
         <w:rPr>
-          <w:rFonts w:hint="eastAsia"/>
+          <w:rFonts w:hint="eastAsia" w:eastAsia="黑体"/>
         </w:rPr>
         <w:t xml:space="preserve">C2、输出</w:t>
       </w:r>
       <w:r>
+        <w:rPr>
+          <w:rFonts w:eastAsia="黑体"/>
+        </w:rPr>
         <w:t xml:space="preserve"> Y </w:t>
       </w:r>
       <w:r>
         <w:rPr>
-          <w:rFonts w:hint="eastAsia"/>
+          <w:rFonts w:hint="eastAsia" w:eastAsia="黑体"/>
         </w:rPr>
         <w:t xml:space="preserve">端接进位输出节点</w:t>
       </w:r>
       <w:r>
+        <w:rPr>
+          <w:rFonts w:eastAsia="黑体"/>
+        </w:rPr>
         <w:t xml:space="preserve"> </w:t>
       </w:r>
       <m:oMath>
@@ -1321,20 +1571,26 @@
       </m:oMath>
       <w:r>
         <w:rPr>
-          <w:rFonts w:hint="eastAsia"/>
+          <w:rFonts w:hint="eastAsia" w:eastAsia="黑体"/>
         </w:rPr>
         <w:t xml:space="preserve">。各门正电源脚</w:t>
       </w:r>
       <w:r>
+        <w:rPr>
+          <w:rFonts w:eastAsia="黑体"/>
+        </w:rPr>
         <w:t xml:space="preserve"> VDD </w:t>
       </w:r>
       <w:r>
         <w:rPr>
-          <w:rFonts w:hint="eastAsia"/>
+          <w:rFonts w:hint="eastAsia" w:eastAsia="黑体"/>
         </w:rPr>
         <w:t xml:space="preserve">接</w:t>
       </w:r>
       <w:r>
+        <w:rPr>
+          <w:rFonts w:eastAsia="黑体"/>
+        </w:rPr>
         <w:t xml:space="preserve"> </w:t>
       </w:r>
       <m:oMath>
@@ -1362,20 +1618,26 @@
       </m:oMath>
       <w:r>
         <w:rPr>
-          <w:rFonts w:hint="eastAsia"/>
+          <w:rFonts w:hint="eastAsia" w:eastAsia="黑体"/>
         </w:rPr>
         <w:t xml:space="preserve">、接地脚</w:t>
       </w:r>
       <w:r>
+        <w:rPr>
+          <w:rFonts w:eastAsia="黑体"/>
+        </w:rPr>
         <w:t xml:space="preserve"> GND </w:t>
       </w:r>
       <w:r>
         <w:rPr>
-          <w:rFonts w:hint="eastAsia"/>
+          <w:rFonts w:hint="eastAsia" w:eastAsia="黑体"/>
         </w:rPr>
         <w:t xml:space="preserve">接</w:t>
       </w:r>
       <w:r>
+        <w:rPr>
+          <w:rFonts w:eastAsia="黑体"/>
+        </w:rPr>
         <w:t xml:space="preserve"> GND。</w:t>
       </w:r>
     </w:p>
@@ -1383,20 +1645,26 @@
       <w:pPr/>
       <w:r>
         <w:rPr>
-          <w:rFonts w:hint="eastAsia"/>
+          <w:rFonts w:hint="eastAsia" w:eastAsia="黑体"/>
         </w:rPr>
         <w:t xml:space="preserve">由此构成”半加器</w:t>
       </w:r>
       <w:r>
+        <w:rPr>
+          <w:rFonts w:eastAsia="黑体"/>
+        </w:rPr>
         <w:t xml:space="preserve"> 1 </w:t>
       </w:r>
       <w:r>
         <w:rPr>
-          <w:rFonts w:hint="eastAsia"/>
+          <w:rFonts w:hint="eastAsia" w:eastAsia="黑体"/>
         </w:rPr>
         <w:t xml:space="preserve">先得</w:t>
       </w:r>
       <w:r>
+        <w:rPr>
+          <w:rFonts w:eastAsia="黑体"/>
+        </w:rPr>
         <w:t xml:space="preserve"> </w:t>
       </w:r>
       <m:oMath>
@@ -1414,15 +1682,21 @@
         </m:r>
       </m:oMath>
       <w:r>
+        <w:rPr>
+          <w:rFonts w:eastAsia="黑体"/>
+        </w:rPr>
         <w:t xml:space="preserve"> </w:t>
       </w:r>
       <w:r>
         <w:rPr>
-          <w:rFonts w:hint="eastAsia"/>
+          <w:rFonts w:hint="eastAsia" w:eastAsia="黑体"/>
         </w:rPr>
         <w:t xml:space="preserve">与</w:t>
       </w:r>
       <w:r>
+        <w:rPr>
+          <w:rFonts w:eastAsia="黑体"/>
+        </w:rPr>
         <w:t xml:space="preserve"> </w:t>
       </w:r>
       <m:oMath>
@@ -1441,11 +1715,14 @@
       </m:oMath>
       <w:r>
         <w:rPr>
-          <w:rFonts w:hint="eastAsia"/>
+          <w:rFonts w:hint="eastAsia" w:eastAsia="黑体"/>
         </w:rPr>
         <w:t xml:space="preserve">，再与</w:t>
       </w:r>
       <w:r>
+        <w:rPr>
+          <w:rFonts w:eastAsia="黑体"/>
+        </w:rPr>
         <w:t xml:space="preserve"> </w:t>
       </w:r>
       <m:oMath>
@@ -1466,24 +1743,33 @@
         </m:sSub>
       </m:oMath>
       <w:r>
+        <w:rPr>
+          <w:rFonts w:eastAsia="黑体"/>
+        </w:rPr>
         <w:t xml:space="preserve"> </w:t>
       </w:r>
       <w:r>
         <w:rPr>
-          <w:rFonts w:hint="eastAsia"/>
+          <w:rFonts w:hint="eastAsia" w:eastAsia="黑体"/>
         </w:rPr>
         <w:t xml:space="preserve">经半加器</w:t>
       </w:r>
       <w:r>
+        <w:rPr>
+          <w:rFonts w:eastAsia="黑体"/>
+        </w:rPr>
         <w:t xml:space="preserve"> 2 </w:t>
       </w:r>
       <w:r>
         <w:rPr>
-          <w:rFonts w:hint="eastAsia"/>
+          <w:rFonts w:hint="eastAsia" w:eastAsia="黑体"/>
         </w:rPr>
         <w:t xml:space="preserve">求和、两个进位相或”的全加器组态，输出</w:t>
       </w:r>
       <w:r>
+        <w:rPr>
+          <w:rFonts w:eastAsia="黑体"/>
+        </w:rPr>
         <w:t xml:space="preserve"> </w:t>
       </w:r>
       <m:oMath>
@@ -1531,6 +1817,9 @@
         </m:sSub>
       </m:oMath>
       <w:r>
+        <w:rPr>
+          <w:rFonts w:eastAsia="黑体"/>
+        </w:rPr>
         <w:t xml:space="preserve">、</w:t>
       </w:r>
       <m:oMath>
@@ -1672,7 +1961,7 @@
       </m:oMath>
       <w:r>
         <w:rPr>
-          <w:rFonts w:hint="eastAsia"/>
+          <w:rFonts w:hint="eastAsia" w:eastAsia="黑体"/>
         </w:rPr>
         <w:t xml:space="preserve">；它同时考虑本位与低位进位，故可级联完成多位数加法，是串行/行波进位多位加法器的核心单元。</w:t>
       </w:r>
@@ -1685,7 +1974,7 @@
       </w:pPr>
       <w:r>
         <w:rPr>
-          <w:rFonts w:hint="eastAsia"/>
+          <w:rFonts w:hint="eastAsia" w:eastAsia="黑体"/>
         </w:rPr>
         <w:t xml:space="preserve">工作原理</w:t>
       </w:r>
@@ -1696,20 +1985,26 @@
       </w:pPr>
       <w:r>
         <w:rPr>
-          <w:rFonts w:hint="eastAsia"/>
+          <w:rFonts w:hint="eastAsia" w:eastAsia="黑体"/>
         </w:rPr>
         <w:t xml:space="preserve">先对</w:t>
       </w:r>
       <w:r>
+        <w:rPr>
+          <w:rFonts w:eastAsia="黑体"/>
+        </w:rPr>
         <w:t xml:space="preserve"> A、B </w:t>
       </w:r>
       <w:r>
         <w:rPr>
-          <w:rFonts w:hint="eastAsia"/>
+          <w:rFonts w:hint="eastAsia" w:eastAsia="黑体"/>
         </w:rPr>
         <w:t xml:space="preserve">求半加，得到的中间和再与进位输入</w:t>
       </w:r>
       <w:r>
+        <w:rPr>
+          <w:rFonts w:eastAsia="黑体"/>
+        </w:rPr>
         <w:t xml:space="preserve"> </w:t>
       </w:r>
       <m:oMath>
@@ -1730,38 +2025,50 @@
         </m:sSub>
       </m:oMath>
       <w:r>
+        <w:rPr>
+          <w:rFonts w:eastAsia="黑体"/>
+        </w:rPr>
         <w:t xml:space="preserve"> </w:t>
       </w:r>
       <w:r>
         <w:rPr>
-          <w:rFonts w:hint="eastAsia"/>
+          <w:rFonts w:hint="eastAsia" w:eastAsia="黑体"/>
         </w:rPr>
         <w:t xml:space="preserve">相加得到最终和</w:t>
       </w:r>
       <w:r>
+        <w:rPr>
+          <w:rFonts w:eastAsia="黑体"/>
+        </w:rPr>
         <w:t xml:space="preserve"> </w:t>
       </w:r>
       <w:r>
         <w:rPr>
-          <w:rFonts w:hint="eastAsia"/>
+          <w:rFonts w:hint="eastAsia" w:eastAsia="黑体"/>
         </w:rPr>
         <w:t xml:space="preserve">S；进位则来自任意两路输入同时为</w:t>
       </w:r>
       <w:r>
+        <w:rPr>
+          <w:rFonts w:eastAsia="黑体"/>
+        </w:rPr>
         <w:t xml:space="preserve"> </w:t>
       </w:r>
       <w:r>
         <w:rPr>
-          <w:rFonts w:hint="eastAsia"/>
+          <w:rFonts w:hint="eastAsia" w:eastAsia="黑体"/>
         </w:rPr>
         <w:t xml:space="preserve">1（A·B）或某一路与进位同时为</w:t>
       </w:r>
       <w:r>
+        <w:rPr>
+          <w:rFonts w:eastAsia="黑体"/>
+        </w:rPr>
         <w:t xml:space="preserve"> </w:t>
       </w:r>
       <w:r>
         <w:rPr>
-          <w:rFonts w:hint="eastAsia"/>
+          <w:rFonts w:hint="eastAsia" w:eastAsia="黑体"/>
         </w:rPr>
         <w:t xml:space="preserve">1。全加器同时考虑了本位与低位进位，故可级联完成多位数加法。</w:t>
       </w:r>
@@ -1774,7 +2081,7 @@
       </w:pPr>
       <w:r>
         <w:rPr>
-          <w:rFonts w:hint="eastAsia"/>
+          <w:rFonts w:hint="eastAsia" w:eastAsia="黑体"/>
         </w:rPr>
         <w:t xml:space="preserve">关键计算公式</w:t>
       </w:r>
@@ -1788,7 +2095,7 @@
       </w:pPr>
       <w:r>
         <w:rPr>
-          <w:rFonts w:hint="eastAsia"/>
+          <w:rFonts w:hint="eastAsia" w:eastAsia="黑体"/>
         </w:rPr>
         <w:t xml:space="preserve">本位和：</w:t>
       </w:r>
@@ -1857,7 +2164,7 @@
       </w:pPr>
       <w:r>
         <w:rPr>
-          <w:rFonts w:hint="eastAsia"/>
+          <w:rFonts w:hint="eastAsia" w:eastAsia="黑体"/>
         </w:rPr>
         <w:t xml:space="preserve">进位输出：</w:t>
       </w:r>
@@ -2022,7 +2329,7 @@
       </w:pPr>
       <w:r>
         <w:rPr>
-          <w:rFonts w:hint="eastAsia"/>
+          <w:rFonts w:hint="eastAsia" w:eastAsia="黑体"/>
         </w:rPr>
         <w:t xml:space="preserve">由半加器和与或门组成（两个半加器的和与进位）：</w:t>
       </w:r>
@@ -2209,7 +2516,7 @@
             </w:pPr>
             <w:r>
               <w:rPr>
-                <w:rFonts w:hint="eastAsia"/>
+                <w:rFonts w:hint="eastAsia" w:eastAsia="黑体"/>
               </w:rPr>
               <w:t xml:space="preserve">符号</w:t>
             </w:r>
@@ -2223,7 +2530,7 @@
             </w:pPr>
             <w:r>
               <w:rPr>
-                <w:rFonts w:hint="eastAsia"/>
+                <w:rFonts w:hint="eastAsia" w:eastAsia="黑体"/>
               </w:rPr>
               <w:t xml:space="preserve">含义</w:t>
             </w:r>
@@ -2237,7 +2544,7 @@
             </w:pPr>
             <w:r>
               <w:rPr>
-                <w:rFonts w:hint="eastAsia"/>
+                <w:rFonts w:hint="eastAsia" w:eastAsia="黑体"/>
               </w:rPr>
               <w:t xml:space="preserve">单位</w:t>
             </w:r>
@@ -2266,6 +2573,9 @@
               </m:r>
             </m:oMath>
             <w:r>
+              <w:rPr>
+                <w:rFonts w:eastAsia="黑体"/>
+              </w:rPr>
               <w:t xml:space="preserve">​</w:t>
             </w:r>
           </w:p>
@@ -2278,7 +2588,7 @@
             </w:pPr>
             <w:r>
               <w:rPr>
-                <w:rFonts w:hint="eastAsia"/>
+                <w:rFonts w:hint="eastAsia" w:eastAsia="黑体"/>
               </w:rPr>
               <w:t xml:space="preserve">被加数、加数位</w:t>
             </w:r>
@@ -2291,6 +2601,9 @@
               <w:pStyle w:val="Compact"/>
             </w:pPr>
             <w:r>
+              <w:rPr>
+                <w:rFonts w:eastAsia="黑体"/>
+              </w:rPr>
               <w:t xml:space="preserve">—</w:t>
             </w:r>
           </w:p>
@@ -2321,6 +2634,9 @@
               </m:sSub>
             </m:oMath>
             <w:r>
+              <w:rPr>
+                <w:rFonts w:eastAsia="黑体"/>
+              </w:rPr>
               <w:t xml:space="preserve">​</w:t>
             </w:r>
           </w:p>
@@ -2333,7 +2649,7 @@
             </w:pPr>
             <w:r>
               <w:rPr>
-                <w:rFonts w:hint="eastAsia"/>
+                <w:rFonts w:hint="eastAsia" w:eastAsia="黑体"/>
               </w:rPr>
               <w:t xml:space="preserve">低位进位输入</w:t>
             </w:r>
@@ -2346,6 +2662,9 @@
               <w:pStyle w:val="Compact"/>
             </w:pPr>
             <w:r>
+              <w:rPr>
+                <w:rFonts w:eastAsia="黑体"/>
+              </w:rPr>
               <w:t xml:space="preserve">—</w:t>
             </w:r>
           </w:p>
@@ -2364,6 +2683,9 @@
               </m:r>
             </m:oMath>
             <w:r>
+              <w:rPr>
+                <w:rFonts w:eastAsia="黑体"/>
+              </w:rPr>
               <w:t xml:space="preserve">​</w:t>
             </w:r>
           </w:p>
@@ -2376,7 +2698,7 @@
             </w:pPr>
             <w:r>
               <w:rPr>
-                <w:rFonts w:hint="eastAsia"/>
+                <w:rFonts w:hint="eastAsia" w:eastAsia="黑体"/>
               </w:rPr>
               <w:t xml:space="preserve">本位和</w:t>
             </w:r>
@@ -2389,6 +2711,9 @@
               <w:pStyle w:val="Compact"/>
             </w:pPr>
             <w:r>
+              <w:rPr>
+                <w:rFonts w:eastAsia="黑体"/>
+              </w:rPr>
               <w:t xml:space="preserve">—</w:t>
             </w:r>
           </w:p>
@@ -2422,6 +2747,9 @@
               </m:sSub>
             </m:oMath>
             <w:r>
+              <w:rPr>
+                <w:rFonts w:eastAsia="黑体"/>
+              </w:rPr>
               <w:t xml:space="preserve">​</w:t>
             </w:r>
           </w:p>
@@ -2434,7 +2762,7 @@
             </w:pPr>
             <w:r>
               <w:rPr>
-                <w:rFonts w:hint="eastAsia"/>
+                <w:rFonts w:hint="eastAsia" w:eastAsia="黑体"/>
               </w:rPr>
               <w:t xml:space="preserve">进位输出</w:t>
             </w:r>
@@ -2447,6 +2775,9 @@
               <w:pStyle w:val="Compact"/>
             </w:pPr>
             <w:r>
+              <w:rPr>
+                <w:rFonts w:eastAsia="黑体"/>
+              </w:rPr>
               <w:t xml:space="preserve">—</w:t>
             </w:r>
           </w:p>
@@ -2461,7 +2792,7 @@
       </w:pPr>
       <w:r>
         <w:rPr>
-          <w:rFonts w:hint="eastAsia"/>
+          <w:rFonts w:hint="eastAsia" w:eastAsia="黑体"/>
         </w:rPr>
         <w:t xml:space="preserve">元件调整影响</w:t>
       </w:r>
@@ -2476,7 +2807,7 @@
       </w:pPr>
       <w:r>
         <w:rPr>
-          <w:rFonts w:hint="eastAsia"/>
+          <w:rFonts w:hint="eastAsia" w:eastAsia="黑体"/>
         </w:rPr>
         <w:t xml:space="preserve">全加器为纯组合逻辑，无模拟调整参数；门级实现方式影响延迟与面积。</w:t>
       </w:r>
@@ -2491,7 +2822,7 @@
       </w:pPr>
       <w:r>
         <w:rPr>
-          <w:rFonts w:hint="eastAsia"/>
+          <w:rFonts w:hint="eastAsia" w:eastAsia="黑体"/>
         </w:rPr>
         <w:t xml:space="preserve">级联多个全加器构成行波进位加法器时，进位逐级传递，字长越大延迟越高。</w:t>
       </w:r>
@@ -2506,7 +2837,7 @@
       </w:pPr>
       <w:r>
         <w:rPr>
-          <w:rFonts w:hint="eastAsia"/>
+          <w:rFonts w:hint="eastAsia" w:eastAsia="黑体"/>
         </w:rPr>
         <w:t xml:space="preserve">需更快时改用超前进位或分组进位结构，以额外逻辑换取速度。</w:t>
       </w:r>
@@ -2519,7 +2850,7 @@
       </w:pPr>
       <w:r>
         <w:rPr>
-          <w:rFonts w:hint="eastAsia"/>
+          <w:rFonts w:hint="eastAsia" w:eastAsia="黑体"/>
         </w:rPr>
         <w:t xml:space="preserve">典型参数示例</w:t>
       </w:r>
@@ -2534,11 +2865,14 @@
       </w:pPr>
       <w:r>
         <w:rPr>
-          <w:rFonts w:hint="eastAsia"/>
+          <w:rFonts w:hint="eastAsia" w:eastAsia="黑体"/>
         </w:rPr>
         <w:t xml:space="preserve">输入</w:t>
       </w:r>
       <w:r>
+        <w:rPr>
+          <w:rFonts w:eastAsia="黑体"/>
+        </w:rPr>
         <w:t xml:space="preserve"> </w:t>
       </w:r>
       <m:oMath>
@@ -2605,7 +2939,7 @@
       </m:oMath>
       <w:r>
         <w:rPr>
-          <w:rFonts w:hint="eastAsia"/>
+          <w:rFonts w:hint="eastAsia" w:eastAsia="黑体"/>
         </w:rPr>
         <w:t xml:space="preserve">：</w:t>
       </w:r>
@@ -2652,7 +2986,7 @@
       </m:oMath>
       <w:r>
         <w:rPr>
-          <w:rFonts w:hint="eastAsia"/>
+          <w:rFonts w:hint="eastAsia" w:eastAsia="黑体"/>
         </w:rPr>
         <w:t xml:space="preserve">，</w:t>
       </w:r>
@@ -2741,34 +3075,43 @@
       </m:oMath>
       <w:r>
         <w:rPr>
-          <w:rFonts w:hint="eastAsia"/>
+          <w:rFonts w:hint="eastAsia" w:eastAsia="黑体"/>
         </w:rPr>
         <w:t xml:space="preserve">，即</w:t>
       </w:r>
       <w:r>
+        <w:rPr>
+          <w:rFonts w:eastAsia="黑体"/>
+        </w:rPr>
         <w:t xml:space="preserve"> </w:t>
       </w:r>
       <w:r>
         <w:rPr>
-          <w:rFonts w:hint="eastAsia"/>
+          <w:rFonts w:hint="eastAsia" w:eastAsia="黑体"/>
         </w:rPr>
         <w:t xml:space="preserve">1+1+1=11₂（和</w:t>
       </w:r>
       <w:r>
+        <w:rPr>
+          <w:rFonts w:eastAsia="黑体"/>
+        </w:rPr>
         <w:t xml:space="preserve"> </w:t>
       </w:r>
       <w:r>
         <w:rPr>
-          <w:rFonts w:hint="eastAsia"/>
+          <w:rFonts w:hint="eastAsia" w:eastAsia="黑体"/>
         </w:rPr>
         <w:t xml:space="preserve">1、进位</w:t>
       </w:r>
       <w:r>
+        <w:rPr>
+          <w:rFonts w:eastAsia="黑体"/>
+        </w:rPr>
         <w:t xml:space="preserve"> </w:t>
       </w:r>
       <w:r>
         <w:rPr>
-          <w:rFonts w:hint="eastAsia"/>
+          <w:rFonts w:hint="eastAsia" w:eastAsia="黑体"/>
         </w:rPr>
         <w:t xml:space="preserve">1）。</w:t>
       </w:r>
@@ -2783,11 +3126,14 @@
       </w:pPr>
       <w:r>
         <w:rPr>
-          <w:rFonts w:hint="eastAsia"/>
+          <w:rFonts w:hint="eastAsia" w:eastAsia="黑体"/>
         </w:rPr>
         <w:t xml:space="preserve">输入</w:t>
       </w:r>
       <w:r>
+        <w:rPr>
+          <w:rFonts w:eastAsia="黑体"/>
+        </w:rPr>
         <w:t xml:space="preserve"> </w:t>
       </w:r>
       <m:oMath>
@@ -2854,7 +3200,7 @@
       </m:oMath>
       <w:r>
         <w:rPr>
-          <w:rFonts w:hint="eastAsia"/>
+          <w:rFonts w:hint="eastAsia" w:eastAsia="黑体"/>
         </w:rPr>
         <w:t xml:space="preserve">：</w:t>
       </w:r>
@@ -2874,7 +3220,7 @@
       </m:oMath>
       <w:r>
         <w:rPr>
-          <w:rFonts w:hint="eastAsia"/>
+          <w:rFonts w:hint="eastAsia" w:eastAsia="黑体"/>
         </w:rPr>
         <w:t xml:space="preserve">，</w:t>
       </w:r>
@@ -2908,6 +3254,9 @@
         </m:r>
       </m:oMath>
       <w:r>
+        <w:rPr>
+          <w:rFonts w:eastAsia="黑体"/>
+        </w:rPr>
         <w:t xml:space="preserve">。</w:t>
       </w:r>
     </w:p>
@@ -2919,7 +3268,7 @@
       </w:pPr>
       <w:r>
         <w:rPr>
-          <w:rFonts w:hint="eastAsia"/>
+          <w:rFonts w:hint="eastAsia" w:eastAsia="黑体"/>
         </w:rPr>
         <w:t xml:space="preserve">常见器件型号</w:t>
       </w:r>
@@ -2934,7 +3283,7 @@
       </w:pPr>
       <w:r>
         <w:rPr>
-          <w:rFonts w:hint="eastAsia"/>
+          <w:rFonts w:hint="eastAsia" w:eastAsia="黑体"/>
         </w:rPr>
         <w:t xml:space="preserve">74HC183（双全加器，含进位相关）、74LS183。</w:t>
       </w:r>
@@ -2949,16 +3298,19 @@
       </w:pPr>
       <w:r>
         <w:rPr>
-          <w:rFonts w:hint="eastAsia"/>
+          <w:rFonts w:hint="eastAsia" w:eastAsia="黑体"/>
         </w:rPr>
         <w:t xml:space="preserve">74HC283（4</w:t>
       </w:r>
       <w:r>
+        <w:rPr>
+          <w:rFonts w:eastAsia="黑体"/>
+        </w:rPr>
         <w:t xml:space="preserve"> </w:t>
       </w:r>
       <w:r>
         <w:rPr>
-          <w:rFonts w:hint="eastAsia"/>
+          <w:rFonts w:hint="eastAsia" w:eastAsia="黑体"/>
         </w:rPr>
         <w:t xml:space="preserve">位二进制全加器，内部由全加器构成）。</w:t>
       </w:r>
@@ -2973,16 +3325,19 @@
       </w:pPr>
       <w:r>
         <w:rPr>
-          <w:rFonts w:hint="eastAsia"/>
+          <w:rFonts w:hint="eastAsia" w:eastAsia="黑体"/>
         </w:rPr>
         <w:t xml:space="preserve">或由</w:t>
       </w:r>
       <w:r>
+        <w:rPr>
+          <w:rFonts w:eastAsia="黑体"/>
+        </w:rPr>
         <w:t xml:space="preserve"> 74HC86 + 74HC08 + 74HC32 </w:t>
       </w:r>
       <w:r>
         <w:rPr>
-          <w:rFonts w:hint="eastAsia"/>
+          <w:rFonts w:hint="eastAsia" w:eastAsia="黑体"/>
         </w:rPr>
         <w:t xml:space="preserve">分立搭建。</w:t>
       </w:r>
@@ -2995,7 +3350,7 @@
       </w:pPr>
       <w:r>
         <w:rPr>
-          <w:rFonts w:hint="eastAsia"/>
+          <w:rFonts w:hint="eastAsia" w:eastAsia="黑体"/>
         </w:rPr>
         <w:t xml:space="preserve">注意事项</w:t>
       </w:r>
@@ -3010,7 +3365,7 @@
       </w:pPr>
       <w:r>
         <w:rPr>
-          <w:rFonts w:hint="eastAsia"/>
+          <w:rFonts w:hint="eastAsia" w:eastAsia="黑体"/>
         </w:rPr>
         <w:t xml:space="preserve">多位级联时注意进位链延迟，高速应用宜用超前进位。</w:t>
       </w:r>
@@ -3025,7 +3380,7 @@
       </w:pPr>
       <w:r>
         <w:rPr>
-          <w:rFonts w:hint="eastAsia"/>
+          <w:rFonts w:hint="eastAsia" w:eastAsia="黑体"/>
         </w:rPr>
         <w:t xml:space="preserve">竞争冒险可能出现在进位路径，必要时插入寄存或加超前进位。</w:t>
       </w:r>
@@ -3040,7 +3395,7 @@
       </w:pPr>
       <w:r>
         <w:rPr>
-          <w:rFonts w:hint="eastAsia"/>
+          <w:rFonts w:hint="eastAsia" w:eastAsia="黑体"/>
         </w:rPr>
         <w:t xml:space="preserve">逻辑系列（TTL/CMOS）电平与扇出需匹配。</w:t>
       </w:r>
@@ -3053,7 +3408,7 @@
       </w:pPr>
       <w:r>
         <w:rPr>
-          <w:rFonts w:hint="eastAsia"/>
+          <w:rFonts w:hint="eastAsia" w:eastAsia="黑体"/>
         </w:rPr>
         <w:t xml:space="preserve">参考资料</w:t>
       </w:r>
@@ -3067,6 +3422,9 @@
         </w:numPr>
       </w:pPr>
       <w:r>
+        <w:rPr>
+          <w:rFonts w:eastAsia="黑体"/>
+        </w:rPr>
         <w:t xml:space="preserve">Wikipedia: Adder (electronics)。</w:t>
       </w:r>
     </w:p>
@@ -3080,7 +3438,7 @@
       </w:pPr>
       <w:r>
         <w:rPr>
-          <w:rFonts w:hint="eastAsia"/>
+          <w:rFonts w:hint="eastAsia" w:eastAsia="黑体"/>
         </w:rPr>
         <w:t xml:space="preserve">《数字电子技术基础》（阎石）。</w:t>
       </w:r>
@@ -3094,11 +3452,14 @@
         </w:numPr>
       </w:pPr>
       <w:r>
+        <w:rPr>
+          <w:rFonts w:eastAsia="黑体"/>
+        </w:rPr>
         <w:t xml:space="preserve">74HC283 / 74LS183 </w:t>
       </w:r>
       <w:r>
         <w:rPr>
-          <w:rFonts w:hint="eastAsia"/>
+          <w:rFonts w:hint="eastAsia" w:eastAsia="黑体"/>
         </w:rPr>
         <w:t xml:space="preserve">数据手册。</w:t>
       </w:r>
@@ -3112,11 +3473,11 @@
       </w:pPr>
       <w:r>
         <w:rPr>
-          <w:rFonts w:ascii="Times New Roman" w:hAnsi="Times New Roman"/>
+          <w:rFonts w:ascii="Times New Roman" w:hAnsi="Times New Roman" w:eastAsia="黑体"/>
           <w:color w:val="555555"/>
           <w:sz w:val="21"/>
         </w:rPr>
-        <w:t>材料收集者：杜文杰</w:t>
+        <w:t>材料收集者：杜文杰，WX手机：19519196569，QQ:3478827729</w:t>
       </w:r>
     </w:p>
     <w:sectPr>
@@ -3136,7 +3497,7 @@
 </file>
 
 <file path=word/footer1.xml><?xml version="1.0" encoding="utf-8"?>
-<w:ftr xmlns:m="http://schemas.openxmlformats.org/officeDocument/2006/math" xmlns:mc="http://schemas.openxmlformats.org/markup-compatibility/2006" xmlns:mo="http://schemas.microsoft.com/office/mac/office/2008/main" xmlns:mv="urn:schemas-microsoft-com:mac:vml" xmlns:o="urn:schemas-microsoft-com:office:office" xmlns:r="http://schemas.openxmlformats.org/officeDocument/2006/relationships" xmlns:v="urn:schemas-microsoft-com:vml" xmlns:w10="urn:schemas-microsoft-com:office:word" xmlns:w14="http://schemas.microsoft.com/office/word/2010/wordml" xmlns:w="http://schemas.openxmlformats.org/wordprocessingml/2006/main" xmlns:wne="http://schemas.microsoft.com/office/word/2006/wordml" xmlns:wp14="http://schemas.microsoft.com/office/word/2010/wordprocessingDrawing" xmlns:wp="http://schemas.openxmlformats.org/drawingml/2006/wordprocessingDrawing" xmlns:wpc="http://schemas.microsoft.com/office/word/2010/wordprocessingCanvas" xmlns:wpg="http://schemas.microsoft.com/office/word/2010/wordprocessingGroup" xmlns:wpi="http://schemas.microsoft.com/office/word/2010/wordprocessingInk" xmlns:wps="http://schemas.microsoft.com/office/word/2010/wordprocessingShape" mc:Ignorable="w14 wp14">
+<w:ftr xmlns:mc="http://schemas.openxmlformats.org/markup-compatibility/2006" xmlns:w="http://schemas.openxmlformats.org/wordprocessingml/2006/main" xmlns:m="http://schemas.openxmlformats.org/officeDocument/2006/math" xmlns:mo="http://schemas.microsoft.com/office/mac/office/2008/main" xmlns:mv="urn:schemas-microsoft-com:mac:vml" xmlns:o="urn:schemas-microsoft-com:office:office" xmlns:r="http://schemas.openxmlformats.org/officeDocument/2006/relationships" xmlns:v="urn:schemas-microsoft-com:vml" xmlns:w10="urn:schemas-microsoft-com:office:word" xmlns:w14="http://schemas.microsoft.com/office/word/2010/wordml" xmlns:wne="http://schemas.microsoft.com/office/word/2006/wordml" xmlns:wp14="http://schemas.microsoft.com/office/word/2010/wordprocessingDrawing" xmlns:wp="http://schemas.openxmlformats.org/drawingml/2006/wordprocessingDrawing" xmlns:wpc="http://schemas.microsoft.com/office/word/2010/wordprocessingCanvas" xmlns:wpg="http://schemas.microsoft.com/office/word/2010/wordprocessingGroup" xmlns:wpi="http://schemas.microsoft.com/office/word/2010/wordprocessingInk" xmlns:wps="http://schemas.microsoft.com/office/word/2010/wordprocessingShape" mc:Ignorable="w14 wp14">
   <w:p>
     <w:pPr>
       <w:pStyle w:val="Footer"/>
@@ -3144,12 +3505,14 @@
     </w:pPr>
     <w:r>
       <w:rPr>
+        <w:rFonts w:eastAsia="黑体"/>
         <w:sz w:val="18"/>
       </w:rPr>
       <w:t xml:space="preserve">第 </w:t>
     </w:r>
     <w:r>
       <w:rPr>
+        <w:rFonts w:eastAsia="黑体"/>
         <w:sz w:val="18"/>
       </w:rPr>
       <w:fldChar w:fldCharType="begin"/>
@@ -3158,6 +3521,7 @@
     </w:r>
     <w:r>
       <w:rPr>
+        <w:rFonts w:eastAsia="黑体"/>
         <w:sz w:val="18"/>
       </w:rPr>
       <w:t xml:space="preserve"> 页</w:t>
@@ -3171,6 +3535,9 @@
   <w:footnote w:type="continuationSeparator" w:id="0">
     <w:p>
       <w:r>
+        <w:rPr>
+          <w:rFonts w:eastAsia="黑体"/>
+        </w:rPr>
         <w:continuationSeparator/>
       </w:r>
     </w:p>
@@ -3178,6 +3545,9 @@
   <w:footnote w:type="separator" w:id="-1">
     <w:p>
       <w:r>
+        <w:rPr>
+          <w:rFonts w:eastAsia="黑体"/>
+        </w:rPr>
         <w:separator/>
       </w:r>
     </w:p>
@@ -3186,7 +3556,7 @@
 </file>
 
 <file path=word/header1.xml><?xml version="1.0" encoding="utf-8"?>
-<w:hdr xmlns:m="http://schemas.openxmlformats.org/officeDocument/2006/math" xmlns:mc="http://schemas.openxmlformats.org/markup-compatibility/2006" xmlns:mo="http://schemas.microsoft.com/office/mac/office/2008/main" xmlns:mv="urn:schemas-microsoft-com:mac:vml" xmlns:o="urn:schemas-microsoft-com:office:office" xmlns:r="http://schemas.openxmlformats.org/officeDocument/2006/relationships" xmlns:v="urn:schemas-microsoft-com:vml" xmlns:w10="urn:schemas-microsoft-com:office:word" xmlns:w14="http://schemas.microsoft.com/office/word/2010/wordml" xmlns:w="http://schemas.openxmlformats.org/wordprocessingml/2006/main" xmlns:wne="http://schemas.microsoft.com/office/word/2006/wordml" xmlns:wp14="http://schemas.microsoft.com/office/word/2010/wordprocessingDrawing" xmlns:wp="http://schemas.openxmlformats.org/drawingml/2006/wordprocessingDrawing" xmlns:wpc="http://schemas.microsoft.com/office/word/2010/wordprocessingCanvas" xmlns:wpg="http://schemas.microsoft.com/office/word/2010/wordprocessingGroup" xmlns:wpi="http://schemas.microsoft.com/office/word/2010/wordprocessingInk" xmlns:wps="http://schemas.microsoft.com/office/word/2010/wordprocessingShape" mc:Ignorable="w14 wp14">
+<w:hdr xmlns:mc="http://schemas.openxmlformats.org/markup-compatibility/2006" xmlns:w="http://schemas.openxmlformats.org/wordprocessingml/2006/main" xmlns:m="http://schemas.openxmlformats.org/officeDocument/2006/math" xmlns:mo="http://schemas.microsoft.com/office/mac/office/2008/main" xmlns:mv="urn:schemas-microsoft-com:mac:vml" xmlns:o="urn:schemas-microsoft-com:office:office" xmlns:r="http://schemas.openxmlformats.org/officeDocument/2006/relationships" xmlns:v="urn:schemas-microsoft-com:vml" xmlns:w10="urn:schemas-microsoft-com:office:word" xmlns:w14="http://schemas.microsoft.com/office/word/2010/wordml" xmlns:wne="http://schemas.microsoft.com/office/word/2006/wordml" xmlns:wp14="http://schemas.microsoft.com/office/word/2010/wordprocessingDrawing" xmlns:wp="http://schemas.openxmlformats.org/drawingml/2006/wordprocessingDrawing" xmlns:wpc="http://schemas.microsoft.com/office/word/2010/wordprocessingCanvas" xmlns:wpg="http://schemas.microsoft.com/office/word/2010/wordprocessingGroup" xmlns:wpi="http://schemas.microsoft.com/office/word/2010/wordprocessingInk" xmlns:wps="http://schemas.microsoft.com/office/word/2010/wordprocessingShape" mc:Ignorable="w14 wp14">
   <w:p>
     <w:pPr>
       <w:pStyle w:val="Header"/>
@@ -3194,7 +3564,7 @@
     </w:pPr>
     <w:r>
       <w:rPr>
-        <w:rFonts w:ascii="Times New Roman" w:hAnsi="Times New Roman"/>
+        <w:rFonts w:ascii="Times New Roman" w:hAnsi="Times New Roman" w:eastAsia="黑体"/>
         <w:sz w:val="18"/>
         <w:rFonts w:eastAsia="黑体"/>
         <w:rFonts w:eastAsia="黑体"/>
@@ -3206,7 +3576,7 @@
 </file>
 
 <file path=word/numbering.xml><?xml version="1.0" encoding="utf-8"?>
-<w:numbering xmlns:m="http://schemas.openxmlformats.org/officeDocument/2006/math" xmlns:mc="http://schemas.openxmlformats.org/markup-compatibility/2006" xmlns:mo="http://schemas.microsoft.com/office/mac/office/2008/main" xmlns:mv="urn:schemas-microsoft-com:mac:vml" xmlns:o="urn:schemas-microsoft-com:office:office" xmlns:r="http://schemas.openxmlformats.org/officeDocument/2006/relationships" xmlns:v="urn:schemas-microsoft-com:vml" xmlns:w="http://schemas.openxmlformats.org/wordprocessingml/2006/main" xmlns:w10="urn:schemas-microsoft-com:office:word" xmlns:w14="http://schemas.microsoft.com/office/word/2010/wordml" xmlns:wne="http://schemas.microsoft.com/office/word/2006/wordml" xmlns:wp="http://schemas.openxmlformats.org/drawingml/2006/wordprocessingDrawing" xmlns:wp14="http://schemas.microsoft.com/office/word/2010/wordprocessingDrawing" xmlns:wpc="http://schemas.microsoft.com/office/word/2010/wordprocessingCanvas" xmlns:wpg="http://schemas.microsoft.com/office/word/2010/wordprocessingGroup" xmlns:wpi="http://schemas.microsoft.com/office/word/2010/wordprocessingInk" xmlns:wps="http://schemas.microsoft.com/office/word/2010/wordprocessingShape" mc:Ignorable="w14 wp14">
+<w:numbering xmlns:mc="http://schemas.openxmlformats.org/markup-compatibility/2006" xmlns:w="http://schemas.openxmlformats.org/wordprocessingml/2006/main" xmlns:m="http://schemas.openxmlformats.org/officeDocument/2006/math" xmlns:mo="http://schemas.microsoft.com/office/mac/office/2008/main" xmlns:mv="urn:schemas-microsoft-com:mac:vml" xmlns:o="urn:schemas-microsoft-com:office:office" xmlns:r="http://schemas.openxmlformats.org/officeDocument/2006/relationships" xmlns:v="urn:schemas-microsoft-com:vml" xmlns:w10="urn:schemas-microsoft-com:office:word" xmlns:w14="http://schemas.microsoft.com/office/word/2010/wordml" xmlns:wne="http://schemas.microsoft.com/office/word/2006/wordml" xmlns:wp="http://schemas.openxmlformats.org/drawingml/2006/wordprocessingDrawing" xmlns:wp14="http://schemas.microsoft.com/office/word/2010/wordprocessingDrawing" xmlns:wpc="http://schemas.microsoft.com/office/word/2010/wordprocessingCanvas" xmlns:wpg="http://schemas.microsoft.com/office/word/2010/wordprocessingGroup" xmlns:wpi="http://schemas.microsoft.com/office/word/2010/wordprocessingInk" xmlns:wps="http://schemas.microsoft.com/office/word/2010/wordprocessingShape" mc:Ignorable="w14 wp14">
   <w:abstractNum w:abstractNumId="0">
     <w:nsid w:val="FFFFFF7C"/>
     <w:multiLevelType w:val="singleLevel"/>
@@ -3293,7 +3663,7 @@
         <w:ind w:hanging="360" w:left="1440"/>
       </w:pPr>
       <w:rPr>
-        <w:rFonts w:ascii="Symbol" w:hAnsi="Symbol" w:hint="default"/>
+        <w:rFonts w:ascii="Symbol" w:hAnsi="Symbol" w:hint="default" w:eastAsia="黑体"/>
       </w:rPr>
     </w:lvl>
   </w:abstractNum>
@@ -3314,7 +3684,7 @@
         <w:ind w:hanging="360" w:left="1080"/>
       </w:pPr>
       <w:rPr>
-        <w:rFonts w:ascii="Symbol" w:hAnsi="Symbol" w:hint="default"/>
+        <w:rFonts w:ascii="Symbol" w:hAnsi="Symbol" w:hint="default" w:eastAsia="黑体"/>
       </w:rPr>
     </w:lvl>
   </w:abstractNum>
@@ -3335,7 +3705,7 @@
         <w:ind w:hanging="360" w:left="720"/>
       </w:pPr>
       <w:rPr>
-        <w:rFonts w:ascii="Symbol" w:hAnsi="Symbol" w:hint="default"/>
+        <w:rFonts w:ascii="Symbol" w:hAnsi="Symbol" w:hint="default" w:eastAsia="黑体"/>
       </w:rPr>
     </w:lvl>
   </w:abstractNum>
@@ -3374,7 +3744,7 @@
         <w:ind w:hanging="360" w:left="360"/>
       </w:pPr>
       <w:rPr>
-        <w:rFonts w:ascii="Symbol" w:hAnsi="Symbol" w:hint="default"/>
+        <w:rFonts w:ascii="Symbol" w:hAnsi="Symbol" w:hint="default" w:eastAsia="黑体"/>
       </w:rPr>
     </w:lvl>
   </w:abstractNum>
@@ -3465,7 +3835,7 @@
         <w:ind w:left="720" w:hanging="360"/>
       </w:pPr>
       <w:rPr>
-        <w:rFonts w:ascii="Symbol" w:hAnsi="Symbol" w:cs="Symbol" w:hint="default"/>
+        <w:rFonts w:ascii="Symbol" w:hAnsi="Symbol" w:cs="Symbol" w:hint="default" w:eastAsia="黑体"/>
       </w:rPr>
     </w:lvl>
     <w:lvl w:ilvl="1">
@@ -3476,7 +3846,7 @@
         <w:ind w:left="1440" w:hanging="360"/>
       </w:pPr>
       <w:rPr>
-        <w:rFonts w:ascii="Courier New" w:hAnsi="Courier New" w:cs="Courier New" w:hint="default"/>
+        <w:rFonts w:ascii="Courier New" w:hAnsi="Courier New" w:cs="Courier New" w:hint="default" w:eastAsia="黑体"/>
       </w:rPr>
     </w:lvl>
     <w:lvl w:ilvl="2">
@@ -3487,7 +3857,7 @@
         <w:ind w:left="2160" w:hanging="360"/>
       </w:pPr>
       <w:rPr>
-        <w:rFonts w:ascii="Wingdings" w:hAnsi="Wingdings" w:cs="Wingdings" w:hint="default"/>
+        <w:rFonts w:ascii="Wingdings" w:hAnsi="Wingdings" w:cs="Wingdings" w:hint="default" w:eastAsia="黑体"/>
       </w:rPr>
     </w:lvl>
     <w:lvl w:ilvl="3">
@@ -3498,7 +3868,7 @@
         <w:ind w:left="2880" w:hanging="360"/>
       </w:pPr>
       <w:rPr>
-        <w:rFonts w:ascii="Symbol" w:hAnsi="Symbol" w:cs="Symbol" w:hint="default"/>
+        <w:rFonts w:ascii="Symbol" w:hAnsi="Symbol" w:cs="Symbol" w:hint="default" w:eastAsia="黑体"/>
       </w:rPr>
     </w:lvl>
     <w:lvl w:ilvl="4">
@@ -3509,7 +3879,7 @@
         <w:ind w:left="3600" w:hanging="360"/>
       </w:pPr>
       <w:rPr>
-        <w:rFonts w:ascii="Courier New" w:hAnsi="Courier New" w:cs="Courier New" w:hint="default"/>
+        <w:rFonts w:ascii="Courier New" w:hAnsi="Courier New" w:cs="Courier New" w:hint="default" w:eastAsia="黑体"/>
       </w:rPr>
     </w:lvl>
     <w:lvl w:ilvl="5">
@@ -3520,7 +3890,7 @@
         <w:ind w:left="4320" w:hanging="360"/>
       </w:pPr>
       <w:rPr>
-        <w:rFonts w:ascii="Wingdings" w:hAnsi="Wingdings" w:cs="Wingdings" w:hint="default"/>
+        <w:rFonts w:ascii="Wingdings" w:hAnsi="Wingdings" w:cs="Wingdings" w:hint="default" w:eastAsia="黑体"/>
       </w:rPr>
     </w:lvl>
     <w:lvl w:ilvl="6">
@@ -3531,7 +3901,7 @@
         <w:ind w:left="5040" w:hanging="360"/>
       </w:pPr>
       <w:rPr>
-        <w:rFonts w:ascii="Symbol" w:hAnsi="Symbol" w:cs="Symbol" w:hint="default"/>
+        <w:rFonts w:ascii="Symbol" w:hAnsi="Symbol" w:cs="Symbol" w:hint="default" w:eastAsia="黑体"/>
       </w:rPr>
     </w:lvl>
     <w:lvl w:ilvl="7">
@@ -3542,7 +3912,7 @@
         <w:ind w:left="5760" w:hanging="360"/>
       </w:pPr>
       <w:rPr>
-        <w:rFonts w:ascii="Courier New" w:hAnsi="Courier New" w:cs="Courier New" w:hint="default"/>
+        <w:rFonts w:ascii="Courier New" w:hAnsi="Courier New" w:cs="Courier New" w:hint="default" w:eastAsia="黑体"/>
       </w:rPr>
     </w:lvl>
     <w:lvl w:ilvl="8">
@@ -3553,7 +3923,7 @@
         <w:ind w:left="6480" w:hanging="360"/>
       </w:pPr>
       <w:rPr>
-        <w:rFonts w:ascii="Wingdings" w:hAnsi="Wingdings" w:cs="Wingdings" w:hint="default"/>
+        <w:rFonts w:ascii="Wingdings" w:hAnsi="Wingdings" w:cs="Wingdings" w:hint="default" w:eastAsia="黑体"/>
       </w:rPr>
     </w:lvl>
   </w:abstractNum>
@@ -3609,11 +3979,11 @@
 </file>
 
 <file path=word/styles.xml><?xml version="1.0" encoding="utf-8"?>
-<w:styles xmlns:mc="http://schemas.openxmlformats.org/markup-compatibility/2006" xmlns:r="http://schemas.openxmlformats.org/officeDocument/2006/relationships" xmlns:w="http://schemas.openxmlformats.org/wordprocessingml/2006/main" xmlns:w14="http://schemas.microsoft.com/office/word/2010/wordml" mc:Ignorable="w14">
+<w:styles xmlns:mc="http://schemas.openxmlformats.org/markup-compatibility/2006" xmlns:w="http://schemas.openxmlformats.org/wordprocessingml/2006/main" xmlns:r="http://schemas.openxmlformats.org/officeDocument/2006/relationships" xmlns:w14="http://schemas.microsoft.com/office/word/2010/wordml" mc:Ignorable="w14">
   <w:docDefaults>
     <w:rPrDefault>
       <w:rPr>
-        <w:rFonts w:asciiTheme="minorHAnsi" w:cstheme="minorBidi" w:eastAsiaTheme="minorEastAsia" w:hAnsiTheme="minorHAnsi"/>
+        <w:rFonts w:asciiTheme="minorHAnsi" w:cstheme="minorBidi" w:hAnsiTheme="minorHAnsi" w:eastAsia="黑体"/>
         <w:sz w:val="22"/>
         <w:szCs w:val="22"/>
         <w:lang w:bidi="ar-SA" w:eastAsia="en-US" w:val="en-US"/>
@@ -3835,7 +4205,7 @@
       <w:outlineLvl w:val="0"/>
     </w:pPr>
     <w:rPr>
-      <w:rFonts w:ascii="Times New Roman" w:asciiTheme="majorHAnsi" w:cstheme="majorBidi" w:eastAsia="黑体" w:eastAsiaTheme="majorEastAsia" w:hAnsi="Times New Roman" w:hAnsiTheme="majorHAnsi"/>
+      <w:rFonts w:ascii="Times New Roman" w:asciiTheme="majorHAnsi" w:cstheme="majorBidi" w:eastAsia="黑体" w:hAnsi="Times New Roman" w:hAnsiTheme="majorHAnsi"/>
       <w:b/>
       <w:bCs/>
       <w:color w:val="1F3864"/>
@@ -3859,7 +4229,7 @@
       <w:outlineLvl w:val="1"/>
     </w:pPr>
     <w:rPr>
-      <w:rFonts w:ascii="Times New Roman" w:asciiTheme="majorHAnsi" w:cstheme="majorBidi" w:eastAsia="黑体" w:eastAsiaTheme="majorEastAsia" w:hAnsi="Times New Roman" w:hAnsiTheme="majorHAnsi"/>
+      <w:rFonts w:ascii="Times New Roman" w:asciiTheme="majorHAnsi" w:cstheme="majorBidi" w:eastAsia="黑体" w:hAnsi="Times New Roman" w:hAnsiTheme="majorHAnsi"/>
       <w:b/>
       <w:bCs/>
       <w:color w:val="2E4E7E"/>
@@ -3883,7 +4253,7 @@
       <w:outlineLvl w:val="2"/>
     </w:pPr>
     <w:rPr>
-      <w:rFonts w:ascii="Times New Roman" w:asciiTheme="majorHAnsi" w:cstheme="majorBidi" w:eastAsia="黑体" w:eastAsiaTheme="majorEastAsia" w:hAnsi="Times New Roman" w:hAnsiTheme="majorHAnsi"/>
+      <w:rFonts w:ascii="Times New Roman" w:asciiTheme="majorHAnsi" w:cstheme="majorBidi" w:eastAsia="黑体" w:hAnsi="Times New Roman" w:hAnsiTheme="majorHAnsi"/>
       <w:b/>
       <w:bCs/>
       <w:color w:val="2E4E7E"/>
@@ -3907,7 +4277,7 @@
       <w:outlineLvl w:val="3"/>
     </w:pPr>
     <w:rPr>
-      <w:rFonts w:ascii="Times New Roman" w:asciiTheme="majorHAnsi" w:cstheme="majorBidi" w:eastAsia="黑体" w:eastAsiaTheme="majorEastAsia" w:hAnsi="Times New Roman" w:hAnsiTheme="majorHAnsi"/>
+      <w:rFonts w:ascii="Times New Roman" w:asciiTheme="majorHAnsi" w:cstheme="majorBidi" w:eastAsia="黑体" w:hAnsi="Times New Roman" w:hAnsiTheme="majorHAnsi"/>
       <w:b/>
       <w:bCs/>
       <w:i/>
@@ -3933,7 +4303,7 @@
       <w:outlineLvl w:val="4"/>
     </w:pPr>
     <w:rPr>
-      <w:rFonts w:ascii="Times New Roman" w:asciiTheme="majorHAnsi" w:cstheme="majorBidi" w:eastAsia="黑体" w:eastAsiaTheme="majorEastAsia" w:hAnsi="Times New Roman" w:hAnsiTheme="majorHAnsi"/>
+      <w:rFonts w:ascii="Times New Roman" w:asciiTheme="majorHAnsi" w:cstheme="majorBidi" w:eastAsia="黑体" w:hAnsi="Times New Roman" w:hAnsiTheme="majorHAnsi"/>
       <w:b/>
       <w:color w:val="333333"/>
       <w:sz w:val="22"/>
@@ -3956,7 +4326,7 @@
       <w:outlineLvl w:val="5"/>
     </w:pPr>
     <w:rPr>
-      <w:rFonts w:asciiTheme="majorHAnsi" w:cstheme="majorBidi" w:eastAsiaTheme="majorEastAsia" w:hAnsiTheme="majorHAnsi"/>
+      <w:rFonts w:asciiTheme="majorHAnsi" w:cstheme="majorBidi" w:hAnsiTheme="majorHAnsi" w:eastAsia="黑体"/>
       <w:i/>
       <w:iCs/>
       <w:color w:themeColor="accent1" w:themeShade="7F" w:val="243F60"/>
@@ -3979,7 +4349,7 @@
       <w:outlineLvl w:val="6"/>
     </w:pPr>
     <w:rPr>
-      <w:rFonts w:asciiTheme="majorHAnsi" w:cstheme="majorBidi" w:eastAsiaTheme="majorEastAsia" w:hAnsiTheme="majorHAnsi"/>
+      <w:rFonts w:asciiTheme="majorHAnsi" w:cstheme="majorBidi" w:hAnsiTheme="majorHAnsi" w:eastAsia="黑体"/>
       <w:i/>
       <w:iCs/>
       <w:color w:themeColor="text1" w:themeTint="BF" w:val="404040"/>
@@ -4002,7 +4372,7 @@
       <w:outlineLvl w:val="7"/>
     </w:pPr>
     <w:rPr>
-      <w:rFonts w:asciiTheme="majorHAnsi" w:cstheme="majorBidi" w:eastAsiaTheme="majorEastAsia" w:hAnsiTheme="majorHAnsi"/>
+      <w:rFonts w:asciiTheme="majorHAnsi" w:cstheme="majorBidi" w:hAnsiTheme="majorHAnsi" w:eastAsia="黑体"/>
       <w:color w:themeColor="accent1" w:val="4F81BD"/>
       <w:sz w:val="20"/>
       <w:szCs w:val="20"/>
@@ -4025,7 +4395,7 @@
       <w:outlineLvl w:val="8"/>
     </w:pPr>
     <w:rPr>
-      <w:rFonts w:asciiTheme="majorHAnsi" w:cstheme="majorBidi" w:eastAsiaTheme="majorEastAsia" w:hAnsiTheme="majorHAnsi"/>
+      <w:rFonts w:asciiTheme="majorHAnsi" w:cstheme="majorBidi" w:hAnsiTheme="majorHAnsi" w:eastAsia="黑体"/>
       <w:i/>
       <w:iCs/>
       <w:color w:themeColor="text1" w:themeTint="BF" w:val="404040"/>
@@ -4076,7 +4446,7 @@
     <w:uiPriority w:val="9"/>
     <w:rsid w:val="00FC693F"/>
     <w:rPr>
-      <w:rFonts w:asciiTheme="majorHAnsi" w:cstheme="majorBidi" w:eastAsiaTheme="majorEastAsia" w:hAnsiTheme="majorHAnsi"/>
+      <w:rFonts w:asciiTheme="majorHAnsi" w:cstheme="majorBidi" w:hAnsiTheme="majorHAnsi" w:eastAsia="黑体"/>
       <w:b/>
       <w:bCs/>
       <w:color w:themeColor="accent1" w:themeShade="BF" w:val="365F91"/>
@@ -4091,7 +4461,7 @@
     <w:uiPriority w:val="9"/>
     <w:rsid w:val="00FC693F"/>
     <w:rPr>
-      <w:rFonts w:asciiTheme="majorHAnsi" w:cstheme="majorBidi" w:eastAsiaTheme="majorEastAsia" w:hAnsiTheme="majorHAnsi"/>
+      <w:rFonts w:asciiTheme="majorHAnsi" w:cstheme="majorBidi" w:hAnsiTheme="majorHAnsi" w:eastAsia="黑体"/>
       <w:b/>
       <w:bCs/>
       <w:color w:themeColor="accent1" w:val="4F81BD"/>
@@ -4106,7 +4476,7 @@
     <w:uiPriority w:val="9"/>
     <w:rsid w:val="00FC693F"/>
     <w:rPr>
-      <w:rFonts w:asciiTheme="majorHAnsi" w:cstheme="majorBidi" w:eastAsiaTheme="majorEastAsia" w:hAnsiTheme="majorHAnsi"/>
+      <w:rFonts w:asciiTheme="majorHAnsi" w:cstheme="majorBidi" w:hAnsiTheme="majorHAnsi" w:eastAsia="黑体"/>
       <w:b/>
       <w:bCs/>
       <w:color w:themeColor="accent1" w:val="4F81BD"/>
@@ -4129,7 +4499,7 @@
       <w:contextualSpacing/>
     </w:pPr>
     <w:rPr>
-      <w:rFonts w:ascii="Times New Roman" w:asciiTheme="majorHAnsi" w:cstheme="majorBidi" w:eastAsia="黑体" w:eastAsiaTheme="majorEastAsia" w:hAnsi="Times New Roman" w:hAnsiTheme="majorHAnsi"/>
+      <w:rFonts w:ascii="Times New Roman" w:asciiTheme="majorHAnsi" w:cstheme="majorBidi" w:eastAsia="黑体" w:hAnsi="Times New Roman" w:hAnsiTheme="majorHAnsi"/>
       <w:b/>
       <w:color w:val="1F3864"/>
       <w:spacing w:val="5"/>
@@ -4145,7 +4515,7 @@
     <w:uiPriority w:val="10"/>
     <w:rsid w:val="00FC693F"/>
     <w:rPr>
-      <w:rFonts w:asciiTheme="majorHAnsi" w:cstheme="majorBidi" w:eastAsiaTheme="majorEastAsia" w:hAnsiTheme="majorHAnsi"/>
+      <w:rFonts w:asciiTheme="majorHAnsi" w:cstheme="majorBidi" w:hAnsiTheme="majorHAnsi" w:eastAsia="黑体"/>
       <w:color w:themeColor="text2" w:themeShade="BF" w:val="17365D"/>
       <w:spacing w:val="5"/>
       <w:kern w:val="28"/>
@@ -4167,7 +4537,7 @@
       </w:numPr>
     </w:pPr>
     <w:rPr>
-      <w:rFonts w:asciiTheme="majorHAnsi" w:cstheme="majorBidi" w:eastAsiaTheme="majorEastAsia" w:hAnsiTheme="majorHAnsi"/>
+      <w:rFonts w:asciiTheme="majorHAnsi" w:cstheme="majorBidi" w:hAnsiTheme="majorHAnsi" w:eastAsia="黑体"/>
       <w:i/>
       <w:iCs/>
       <w:color w:themeColor="accent1" w:val="4F81BD"/>
@@ -4183,7 +4553,7 @@
     <w:uiPriority w:val="11"/>
     <w:rsid w:val="00FC693F"/>
     <w:rPr>
-      <w:rFonts w:asciiTheme="majorHAnsi" w:cstheme="majorBidi" w:eastAsiaTheme="majorEastAsia" w:hAnsiTheme="majorHAnsi"/>
+      <w:rFonts w:asciiTheme="majorHAnsi" w:cstheme="majorBidi" w:hAnsiTheme="majorHAnsi" w:eastAsia="黑体"/>
       <w:i/>
       <w:iCs/>
       <w:color w:themeColor="accent1" w:val="4F81BD"/>
@@ -4250,6 +4620,7 @@
       <w:spacing w:after="120"/>
     </w:pPr>
     <w:rPr>
+      <w:rFonts w:eastAsia="黑体"/>
       <w:sz w:val="16"/>
       <w:szCs w:val="16"/>
     </w:rPr>
@@ -4261,6 +4632,7 @@
     <w:uiPriority w:val="99"/>
     <w:rsid w:val="00AA1D8D"/>
     <w:rPr>
+      <w:rFonts w:eastAsia="黑体"/>
       <w:sz w:val="16"/>
       <w:szCs w:val="16"/>
     </w:rPr>
@@ -4430,7 +4802,7 @@
       </w:tabs>
     </w:pPr>
     <w:rPr>
-      <w:rFonts w:ascii="Courier" w:hAnsi="Courier"/>
+      <w:rFonts w:ascii="Courier" w:hAnsi="Courier" w:eastAsia="黑体"/>
       <w:sz w:val="20"/>
       <w:szCs w:val="20"/>
     </w:rPr>
@@ -4442,7 +4814,7 @@
     <w:uiPriority w:val="99"/>
     <w:rsid w:val="0029639D"/>
     <w:rPr>
-      <w:rFonts w:ascii="Courier" w:hAnsi="Courier"/>
+      <w:rFonts w:ascii="Courier" w:hAnsi="Courier" w:eastAsia="黑体"/>
       <w:sz w:val="20"/>
       <w:szCs w:val="20"/>
     </w:rPr>
@@ -4478,6 +4850,7 @@
     <w:uiPriority w:val="29"/>
     <w:rsid w:val="00FC693F"/>
     <w:rPr>
+      <w:rFonts w:eastAsia="黑体"/>
       <w:i/>
       <w:iCs/>
       <w:color w:themeColor="text1" w:val="000000"/>
@@ -4491,7 +4864,7 @@
     <w:semiHidden/>
     <w:rsid w:val="00FC693F"/>
     <w:rPr>
-      <w:rFonts w:asciiTheme="majorHAnsi" w:cstheme="majorBidi" w:eastAsiaTheme="majorEastAsia" w:hAnsiTheme="majorHAnsi"/>
+      <w:rFonts w:asciiTheme="majorHAnsi" w:cstheme="majorBidi" w:hAnsiTheme="majorHAnsi" w:eastAsia="黑体"/>
       <w:b/>
       <w:bCs/>
       <w:i/>
@@ -4507,7 +4880,7 @@
     <w:semiHidden/>
     <w:rsid w:val="00FC693F"/>
     <w:rPr>
-      <w:rFonts w:asciiTheme="majorHAnsi" w:cstheme="majorBidi" w:eastAsiaTheme="majorEastAsia" w:hAnsiTheme="majorHAnsi"/>
+      <w:rFonts w:asciiTheme="majorHAnsi" w:cstheme="majorBidi" w:hAnsiTheme="majorHAnsi" w:eastAsia="黑体"/>
       <w:color w:themeColor="accent1" w:themeShade="7F" w:val="243F60"/>
     </w:rPr>
   </w:style>
@@ -4519,7 +4892,7 @@
     <w:semiHidden/>
     <w:rsid w:val="00FC693F"/>
     <w:rPr>
-      <w:rFonts w:asciiTheme="majorHAnsi" w:cstheme="majorBidi" w:eastAsiaTheme="majorEastAsia" w:hAnsiTheme="majorHAnsi"/>
+      <w:rFonts w:asciiTheme="majorHAnsi" w:cstheme="majorBidi" w:hAnsiTheme="majorHAnsi" w:eastAsia="黑体"/>
       <w:i/>
       <w:iCs/>
       <w:color w:themeColor="accent1" w:themeShade="7F" w:val="243F60"/>
@@ -4533,7 +4906,7 @@
     <w:semiHidden/>
     <w:rsid w:val="00FC693F"/>
     <w:rPr>
-      <w:rFonts w:asciiTheme="majorHAnsi" w:cstheme="majorBidi" w:eastAsiaTheme="majorEastAsia" w:hAnsiTheme="majorHAnsi"/>
+      <w:rFonts w:asciiTheme="majorHAnsi" w:cstheme="majorBidi" w:hAnsiTheme="majorHAnsi" w:eastAsia="黑体"/>
       <w:i/>
       <w:iCs/>
       <w:color w:themeColor="text1" w:themeTint="BF" w:val="404040"/>
@@ -4547,7 +4920,7 @@
     <w:semiHidden/>
     <w:rsid w:val="00FC693F"/>
     <w:rPr>
-      <w:rFonts w:asciiTheme="majorHAnsi" w:cstheme="majorBidi" w:eastAsiaTheme="majorEastAsia" w:hAnsiTheme="majorHAnsi"/>
+      <w:rFonts w:asciiTheme="majorHAnsi" w:cstheme="majorBidi" w:hAnsiTheme="majorHAnsi" w:eastAsia="黑体"/>
       <w:color w:themeColor="accent1" w:val="4F81BD"/>
       <w:sz w:val="20"/>
       <w:szCs w:val="20"/>
@@ -4561,7 +4934,7 @@
     <w:semiHidden/>
     <w:rsid w:val="00FC693F"/>
     <w:rPr>
-      <w:rFonts w:asciiTheme="majorHAnsi" w:cstheme="majorBidi" w:eastAsiaTheme="majorEastAsia" w:hAnsiTheme="majorHAnsi"/>
+      <w:rFonts w:asciiTheme="majorHAnsi" w:cstheme="majorBidi" w:hAnsiTheme="majorHAnsi" w:eastAsia="黑体"/>
       <w:i/>
       <w:iCs/>
       <w:color w:themeColor="text1" w:themeTint="BF" w:val="404040"/>
@@ -4582,6 +4955,7 @@
       <w:spacing w:line="240" w:lineRule="auto"/>
     </w:pPr>
     <w:rPr>
+      <w:rFonts w:eastAsia="黑体"/>
       <w:b/>
       <w:bCs/>
       <w:color w:themeColor="accent1" w:val="4F81BD"/>
@@ -4596,6 +4970,7 @@
     <w:qFormat/>
     <w:rsid w:val="00FC693F"/>
     <w:rPr>
+      <w:rFonts w:eastAsia="黑体"/>
       <w:b/>
       <w:bCs/>
     </w:rPr>
@@ -4607,6 +4982,7 @@
     <w:qFormat/>
     <w:rsid w:val="00FC693F"/>
     <w:rPr>
+      <w:rFonts w:eastAsia="黑体"/>
       <w:i/>
       <w:iCs/>
     </w:rPr>
@@ -4627,6 +5003,7 @@
       <w:ind w:left="936" w:right="936"/>
     </w:pPr>
     <w:rPr>
+      <w:rFonts w:eastAsia="黑体"/>
       <w:b/>
       <w:bCs/>
       <w:i/>
@@ -4641,6 +5018,7 @@
     <w:uiPriority w:val="30"/>
     <w:rsid w:val="00FC693F"/>
     <w:rPr>
+      <w:rFonts w:eastAsia="黑体"/>
       <w:b/>
       <w:bCs/>
       <w:i/>
@@ -4655,6 +5033,7 @@
     <w:qFormat/>
     <w:rsid w:val="00FC693F"/>
     <w:rPr>
+      <w:rFonts w:eastAsia="黑体"/>
       <w:i/>
       <w:iCs/>
       <w:color w:themeColor="text1" w:themeTint="7F" w:val="808080"/>
@@ -4667,6 +5046,7 @@
     <w:qFormat/>
     <w:rsid w:val="00FC693F"/>
     <w:rPr>
+      <w:rFonts w:eastAsia="黑体"/>
       <w:b/>
       <w:bCs/>
       <w:i/>
@@ -4681,6 +5061,7 @@
     <w:qFormat/>
     <w:rsid w:val="00FC693F"/>
     <w:rPr>
+      <w:rFonts w:eastAsia="黑体"/>
       <w:smallCaps/>
       <w:color w:themeColor="accent2" w:val="C0504D"/>
       <w:u w:val="single"/>
@@ -4693,6 +5074,7 @@
     <w:qFormat/>
     <w:rsid w:val="00FC693F"/>
     <w:rPr>
+      <w:rFonts w:eastAsia="黑体"/>
       <w:b/>
       <w:bCs/>
       <w:smallCaps/>
@@ -4708,6 +5090,7 @@
     <w:qFormat/>
     <w:rsid w:val="00FC693F"/>
     <w:rPr>
+      <w:rFonts w:eastAsia="黑体"/>
       <w:b/>
       <w:bCs/>
       <w:smallCaps/>
@@ -4762,6 +5145,7 @@
       <w:spacing w:after="0" w:line="240" w:lineRule="auto"/>
     </w:pPr>
     <w:rPr>
+      <w:rFonts w:eastAsia="黑体"/>
       <w:color w:themeColor="text1" w:themeShade="BF" w:val="000000"/>
     </w:rPr>
     <w:tblPr>
@@ -4784,6 +5168,7 @@
         <w:spacing w:after="0" w:before="0" w:line="240" w:lineRule="auto"/>
       </w:pPr>
       <w:rPr>
+        <w:rFonts w:eastAsia="黑体"/>
         <w:b/>
         <w:bCs/>
       </w:rPr>
@@ -4804,6 +5189,7 @@
         <w:spacing w:after="0" w:before="0" w:line="240" w:lineRule="auto"/>
       </w:pPr>
       <w:rPr>
+        <w:rFonts w:eastAsia="黑体"/>
         <w:b/>
         <w:bCs/>
       </w:rPr>
@@ -4821,12 +5207,14 @@
     </w:tblStylePr>
     <w:tblStylePr w:type="firstCol">
       <w:rPr>
+        <w:rFonts w:eastAsia="黑体"/>
         <w:b/>
         <w:bCs/>
       </w:rPr>
     </w:tblStylePr>
     <w:tblStylePr w:type="lastCol">
       <w:rPr>
+        <w:rFonts w:eastAsia="黑体"/>
         <w:b/>
         <w:bCs/>
       </w:rPr>
@@ -4865,6 +5253,7 @@
       <w:spacing w:after="0" w:line="240" w:lineRule="auto"/>
     </w:pPr>
     <w:rPr>
+      <w:rFonts w:eastAsia="黑体"/>
       <w:color w:themeColor="accent1" w:themeShade="BF" w:val="365F91"/>
     </w:rPr>
     <w:tblPr>
@@ -4887,6 +5276,7 @@
         <w:spacing w:after="0" w:before="0" w:line="240" w:lineRule="auto"/>
       </w:pPr>
       <w:rPr>
+        <w:rFonts w:eastAsia="黑体"/>
         <w:b/>
         <w:bCs/>
       </w:rPr>
@@ -4907,6 +5297,7 @@
         <w:spacing w:after="0" w:before="0" w:line="240" w:lineRule="auto"/>
       </w:pPr>
       <w:rPr>
+        <w:rFonts w:eastAsia="黑体"/>
         <w:b/>
         <w:bCs/>
       </w:rPr>
@@ -4924,12 +5315,14 @@
     </w:tblStylePr>
     <w:tblStylePr w:type="firstCol">
       <w:rPr>
+        <w:rFonts w:eastAsia="黑体"/>
         <w:b/>
         <w:bCs/>
       </w:rPr>
     </w:tblStylePr>
     <w:tblStylePr w:type="lastCol">
       <w:rPr>
+        <w:rFonts w:eastAsia="黑体"/>
         <w:b/>
         <w:bCs/>
       </w:rPr>
@@ -4968,6 +5361,7 @@
       <w:spacing w:after="0" w:line="240" w:lineRule="auto"/>
     </w:pPr>
     <w:rPr>
+      <w:rFonts w:eastAsia="黑体"/>
       <w:color w:themeColor="accent2" w:themeShade="BF" w:val="943634"/>
     </w:rPr>
     <w:tblPr>
@@ -4990,6 +5384,7 @@
         <w:spacing w:after="0" w:before="0" w:line="240" w:lineRule="auto"/>
       </w:pPr>
       <w:rPr>
+        <w:rFonts w:eastAsia="黑体"/>
         <w:b/>
         <w:bCs/>
       </w:rPr>
@@ -5010,6 +5405,7 @@
         <w:spacing w:after="0" w:before="0" w:line="240" w:lineRule="auto"/>
       </w:pPr>
       <w:rPr>
+        <w:rFonts w:eastAsia="黑体"/>
         <w:b/>
         <w:bCs/>
       </w:rPr>
@@ -5027,12 +5423,14 @@
     </w:tblStylePr>
     <w:tblStylePr w:type="firstCol">
       <w:rPr>
+        <w:rFonts w:eastAsia="黑体"/>
         <w:b/>
         <w:bCs/>
       </w:rPr>
     </w:tblStylePr>
     <w:tblStylePr w:type="lastCol">
       <w:rPr>
+        <w:rFonts w:eastAsia="黑体"/>
         <w:b/>
         <w:bCs/>
       </w:rPr>
@@ -5071,6 +5469,7 @@
       <w:spacing w:after="0" w:line="240" w:lineRule="auto"/>
     </w:pPr>
     <w:rPr>
+      <w:rFonts w:eastAsia="黑体"/>
       <w:color w:themeColor="accent3" w:themeShade="BF" w:val="76923C"/>
     </w:rPr>
     <w:tblPr>
@@ -5093,6 +5492,7 @@
         <w:spacing w:after="0" w:before="0" w:line="240" w:lineRule="auto"/>
       </w:pPr>
       <w:rPr>
+        <w:rFonts w:eastAsia="黑体"/>
         <w:b/>
         <w:bCs/>
       </w:rPr>
@@ -5113,6 +5513,7 @@
         <w:spacing w:after="0" w:before="0" w:line="240" w:lineRule="auto"/>
       </w:pPr>
       <w:rPr>
+        <w:rFonts w:eastAsia="黑体"/>
         <w:b/>
         <w:bCs/>
       </w:rPr>
@@ -5130,12 +5531,14 @@
     </w:tblStylePr>
     <w:tblStylePr w:type="firstCol">
       <w:rPr>
+        <w:rFonts w:eastAsia="黑体"/>
         <w:b/>
         <w:bCs/>
       </w:rPr>
     </w:tblStylePr>
     <w:tblStylePr w:type="lastCol">
       <w:rPr>
+        <w:rFonts w:eastAsia="黑体"/>
         <w:b/>
         <w:bCs/>
       </w:rPr>
@@ -5174,6 +5577,7 @@
       <w:spacing w:after="0" w:line="240" w:lineRule="auto"/>
     </w:pPr>
     <w:rPr>
+      <w:rFonts w:eastAsia="黑体"/>
       <w:color w:themeColor="accent4" w:themeShade="BF" w:val="5F497A"/>
     </w:rPr>
     <w:tblPr>
@@ -5196,6 +5600,7 @@
         <w:spacing w:after="0" w:before="0" w:line="240" w:lineRule="auto"/>
       </w:pPr>
       <w:rPr>
+        <w:rFonts w:eastAsia="黑体"/>
         <w:b/>
         <w:bCs/>
       </w:rPr>
@@ -5216,6 +5621,7 @@
         <w:spacing w:after="0" w:before="0" w:line="240" w:lineRule="auto"/>
       </w:pPr>
       <w:rPr>
+        <w:rFonts w:eastAsia="黑体"/>
         <w:b/>
         <w:bCs/>
       </w:rPr>
@@ -5233,12 +5639,14 @@
     </w:tblStylePr>
     <w:tblStylePr w:type="firstCol">
       <w:rPr>
+        <w:rFonts w:eastAsia="黑体"/>
         <w:b/>
         <w:bCs/>
       </w:rPr>
     </w:tblStylePr>
     <w:tblStylePr w:type="lastCol">
       <w:rPr>
+        <w:rFonts w:eastAsia="黑体"/>
         <w:b/>
         <w:bCs/>
       </w:rPr>
@@ -5277,6 +5685,7 @@
       <w:spacing w:after="0" w:line="240" w:lineRule="auto"/>
     </w:pPr>
     <w:rPr>
+      <w:rFonts w:eastAsia="黑体"/>
       <w:color w:themeColor="accent5" w:themeShade="BF" w:val="31849B"/>
     </w:rPr>
     <w:tblPr>
@@ -5299,6 +5708,7 @@
         <w:spacing w:after="0" w:before="0" w:line="240" w:lineRule="auto"/>
       </w:pPr>
       <w:rPr>
+        <w:rFonts w:eastAsia="黑体"/>
         <w:b/>
         <w:bCs/>
       </w:rPr>
@@ -5319,6 +5729,7 @@
         <w:spacing w:after="0" w:before="0" w:line="240" w:lineRule="auto"/>
       </w:pPr>
       <w:rPr>
+        <w:rFonts w:eastAsia="黑体"/>
         <w:b/>
         <w:bCs/>
       </w:rPr>
@@ -5336,12 +5747,14 @@
     </w:tblStylePr>
     <w:tblStylePr w:type="firstCol">
       <w:rPr>
+        <w:rFonts w:eastAsia="黑体"/>
         <w:b/>
         <w:bCs/>
       </w:rPr>
     </w:tblStylePr>
     <w:tblStylePr w:type="lastCol">
       <w:rPr>
+        <w:rFonts w:eastAsia="黑体"/>
         <w:b/>
         <w:bCs/>
       </w:rPr>
@@ -5380,6 +5793,7 @@
       <w:spacing w:after="0" w:line="240" w:lineRule="auto"/>
     </w:pPr>
     <w:rPr>
+      <w:rFonts w:eastAsia="黑体"/>
       <w:color w:themeColor="accent6" w:themeShade="BF" w:val="E36C0A"/>
     </w:rPr>
     <w:tblPr>
@@ -5402,6 +5816,7 @@
         <w:spacing w:after="0" w:before="0" w:line="240" w:lineRule="auto"/>
       </w:pPr>
       <w:rPr>
+        <w:rFonts w:eastAsia="黑体"/>
         <w:b/>
         <w:bCs/>
       </w:rPr>
@@ -5422,6 +5837,7 @@
         <w:spacing w:after="0" w:before="0" w:line="240" w:lineRule="auto"/>
       </w:pPr>
       <w:rPr>
+        <w:rFonts w:eastAsia="黑体"/>
         <w:b/>
         <w:bCs/>
       </w:rPr>
@@ -5439,12 +5855,14 @@
     </w:tblStylePr>
     <w:tblStylePr w:type="firstCol">
       <w:rPr>
+        <w:rFonts w:eastAsia="黑体"/>
         <w:b/>
         <w:bCs/>
       </w:rPr>
     </w:tblStylePr>
     <w:tblStylePr w:type="lastCol">
       <w:rPr>
+        <w:rFonts w:eastAsia="黑体"/>
         <w:b/>
         <w:bCs/>
       </w:rPr>
@@ -5504,6 +5922,7 @@
         <w:spacing w:after="0" w:before="0" w:line="240" w:lineRule="auto"/>
       </w:pPr>
       <w:rPr>
+        <w:rFonts w:eastAsia="黑体"/>
         <w:b/>
         <w:bCs/>
         <w:color w:themeColor="background1" w:val="FFFFFF"/>
@@ -5518,6 +5937,7 @@
         <w:spacing w:after="0" w:before="0" w:line="240" w:lineRule="auto"/>
       </w:pPr>
       <w:rPr>
+        <w:rFonts w:eastAsia="黑体"/>
         <w:b/>
         <w:bCs/>
       </w:rPr>
@@ -5533,12 +5953,14 @@
     </w:tblStylePr>
     <w:tblStylePr w:type="firstCol">
       <w:rPr>
+        <w:rFonts w:eastAsia="黑体"/>
         <w:b/>
         <w:bCs/>
       </w:rPr>
     </w:tblStylePr>
     <w:tblStylePr w:type="lastCol">
       <w:rPr>
+        <w:rFonts w:eastAsia="黑体"/>
         <w:b/>
         <w:bCs/>
       </w:rPr>
@@ -5596,6 +6018,7 @@
         <w:spacing w:after="0" w:before="0" w:line="240" w:lineRule="auto"/>
       </w:pPr>
       <w:rPr>
+        <w:rFonts w:eastAsia="黑体"/>
         <w:b/>
         <w:bCs/>
         <w:color w:themeColor="background1" w:val="FFFFFF"/>
@@ -5610,6 +6033,7 @@
         <w:spacing w:after="0" w:before="0" w:line="240" w:lineRule="auto"/>
       </w:pPr>
       <w:rPr>
+        <w:rFonts w:eastAsia="黑体"/>
         <w:b/>
         <w:bCs/>
       </w:rPr>
@@ -5625,12 +6049,14 @@
     </w:tblStylePr>
     <w:tblStylePr w:type="firstCol">
       <w:rPr>
+        <w:rFonts w:eastAsia="黑体"/>
         <w:b/>
         <w:bCs/>
       </w:rPr>
     </w:tblStylePr>
     <w:tblStylePr w:type="lastCol">
       <w:rPr>
+        <w:rFonts w:eastAsia="黑体"/>
         <w:b/>
         <w:bCs/>
       </w:rPr>
@@ -5688,6 +6114,7 @@
         <w:spacing w:after="0" w:before="0" w:line="240" w:lineRule="auto"/>
       </w:pPr>
       <w:rPr>
+        <w:rFonts w:eastAsia="黑体"/>
         <w:b/>
         <w:bCs/>
         <w:color w:themeColor="background1" w:val="FFFFFF"/>
@@ -5702,6 +6129,7 @@
         <w:spacing w:after="0" w:before="0" w:line="240" w:lineRule="auto"/>
       </w:pPr>
       <w:rPr>
+        <w:rFonts w:eastAsia="黑体"/>
         <w:b/>
         <w:bCs/>
       </w:rPr>
@@ -5717,12 +6145,14 @@
     </w:tblStylePr>
     <w:tblStylePr w:type="firstCol">
       <w:rPr>
+        <w:rFonts w:eastAsia="黑体"/>
         <w:b/>
         <w:bCs/>
       </w:rPr>
     </w:tblStylePr>
     <w:tblStylePr w:type="lastCol">
       <w:rPr>
+        <w:rFonts w:eastAsia="黑体"/>
         <w:b/>
         <w:bCs/>
       </w:rPr>
@@ -5780,6 +6210,7 @@
         <w:spacing w:after="0" w:before="0" w:line="240" w:lineRule="auto"/>
       </w:pPr>
       <w:rPr>
+        <w:rFonts w:eastAsia="黑体"/>
         <w:b/>
         <w:bCs/>
         <w:color w:themeColor="background1" w:val="FFFFFF"/>
@@ -5794,6 +6225,7 @@
         <w:spacing w:after="0" w:before="0" w:line="240" w:lineRule="auto"/>
       </w:pPr>
       <w:rPr>
+        <w:rFonts w:eastAsia="黑体"/>
         <w:b/>
         <w:bCs/>
       </w:rPr>
@@ -5809,12 +6241,14 @@
     </w:tblStylePr>
     <w:tblStylePr w:type="firstCol">
       <w:rPr>
+        <w:rFonts w:eastAsia="黑体"/>
         <w:b/>
         <w:bCs/>
       </w:rPr>
     </w:tblStylePr>
     <w:tblStylePr w:type="lastCol">
       <w:rPr>
+        <w:rFonts w:eastAsia="黑体"/>
         <w:b/>
         <w:bCs/>
       </w:rPr>
@@ -5872,6 +6306,7 @@
         <w:spacing w:after="0" w:before="0" w:line="240" w:lineRule="auto"/>
       </w:pPr>
       <w:rPr>
+        <w:rFonts w:eastAsia="黑体"/>
         <w:b/>
         <w:bCs/>
         <w:color w:themeColor="background1" w:val="FFFFFF"/>
@@ -5886,6 +6321,7 @@
         <w:spacing w:after="0" w:before="0" w:line="240" w:lineRule="auto"/>
       </w:pPr>
       <w:rPr>
+        <w:rFonts w:eastAsia="黑体"/>
         <w:b/>
         <w:bCs/>
       </w:rPr>
@@ -5901,12 +6337,14 @@
     </w:tblStylePr>
     <w:tblStylePr w:type="firstCol">
       <w:rPr>
+        <w:rFonts w:eastAsia="黑体"/>
         <w:b/>
         <w:bCs/>
       </w:rPr>
     </w:tblStylePr>
     <w:tblStylePr w:type="lastCol">
       <w:rPr>
+        <w:rFonts w:eastAsia="黑体"/>
         <w:b/>
         <w:bCs/>
       </w:rPr>
@@ -5964,6 +6402,7 @@
         <w:spacing w:after="0" w:before="0" w:line="240" w:lineRule="auto"/>
       </w:pPr>
       <w:rPr>
+        <w:rFonts w:eastAsia="黑体"/>
         <w:b/>
         <w:bCs/>
         <w:color w:themeColor="background1" w:val="FFFFFF"/>
@@ -5978,6 +6417,7 @@
         <w:spacing w:after="0" w:before="0" w:line="240" w:lineRule="auto"/>
       </w:pPr>
       <w:rPr>
+        <w:rFonts w:eastAsia="黑体"/>
         <w:b/>
         <w:bCs/>
       </w:rPr>
@@ -5993,12 +6433,14 @@
     </w:tblStylePr>
     <w:tblStylePr w:type="firstCol">
       <w:rPr>
+        <w:rFonts w:eastAsia="黑体"/>
         <w:b/>
         <w:bCs/>
       </w:rPr>
     </w:tblStylePr>
     <w:tblStylePr w:type="lastCol">
       <w:rPr>
+        <w:rFonts w:eastAsia="黑体"/>
         <w:b/>
         <w:bCs/>
       </w:rPr>
@@ -6056,6 +6498,7 @@
         <w:spacing w:after="0" w:before="0" w:line="240" w:lineRule="auto"/>
       </w:pPr>
       <w:rPr>
+        <w:rFonts w:eastAsia="黑体"/>
         <w:b/>
         <w:bCs/>
         <w:color w:themeColor="background1" w:val="FFFFFF"/>
@@ -6070,6 +6513,7 @@
         <w:spacing w:after="0" w:before="0" w:line="240" w:lineRule="auto"/>
       </w:pPr>
       <w:rPr>
+        <w:rFonts w:eastAsia="黑体"/>
         <w:b/>
         <w:bCs/>
       </w:rPr>
@@ -6085,12 +6529,14 @@
     </w:tblStylePr>
     <w:tblStylePr w:type="firstCol">
       <w:rPr>
+        <w:rFonts w:eastAsia="黑体"/>
         <w:b/>
         <w:bCs/>
       </w:rPr>
     </w:tblStylePr>
     <w:tblStylePr w:type="lastCol">
       <w:rPr>
+        <w:rFonts w:eastAsia="黑体"/>
         <w:b/>
         <w:bCs/>
       </w:rPr>
@@ -6150,7 +6596,7 @@
         <w:spacing w:after="0" w:before="0" w:line="240" w:lineRule="auto"/>
       </w:pPr>
       <w:rPr>
-        <w:rFonts w:asciiTheme="majorHAnsi" w:cstheme="majorBidi" w:eastAsiaTheme="majorEastAsia" w:hAnsiTheme="majorHAnsi"/>
+        <w:rFonts w:asciiTheme="majorHAnsi" w:cstheme="majorBidi" w:hAnsiTheme="majorHAnsi" w:eastAsia="黑体"/>
         <w:b/>
         <w:bCs/>
       </w:rPr>
@@ -6171,7 +6617,7 @@
         <w:spacing w:after="0" w:before="0" w:line="240" w:lineRule="auto"/>
       </w:pPr>
       <w:rPr>
-        <w:rFonts w:asciiTheme="majorHAnsi" w:cstheme="majorBidi" w:eastAsiaTheme="majorEastAsia" w:hAnsiTheme="majorHAnsi"/>
+        <w:rFonts w:asciiTheme="majorHAnsi" w:cstheme="majorBidi" w:hAnsiTheme="majorHAnsi" w:eastAsia="黑体"/>
         <w:b/>
         <w:bCs/>
       </w:rPr>
@@ -6189,14 +6635,14 @@
     </w:tblStylePr>
     <w:tblStylePr w:type="firstCol">
       <w:rPr>
-        <w:rFonts w:asciiTheme="majorHAnsi" w:cstheme="majorBidi" w:eastAsiaTheme="majorEastAsia" w:hAnsiTheme="majorHAnsi"/>
+        <w:rFonts w:asciiTheme="majorHAnsi" w:cstheme="majorBidi" w:hAnsiTheme="majorHAnsi" w:eastAsia="黑体"/>
         <w:b/>
         <w:bCs/>
       </w:rPr>
     </w:tblStylePr>
     <w:tblStylePr w:type="lastCol">
       <w:rPr>
-        <w:rFonts w:asciiTheme="majorHAnsi" w:cstheme="majorBidi" w:eastAsiaTheme="majorEastAsia" w:hAnsiTheme="majorHAnsi"/>
+        <w:rFonts w:asciiTheme="majorHAnsi" w:cstheme="majorBidi" w:hAnsiTheme="majorHAnsi" w:eastAsia="黑体"/>
         <w:b/>
         <w:bCs/>
       </w:rPr>
@@ -6280,7 +6726,7 @@
         <w:spacing w:after="0" w:before="0" w:line="240" w:lineRule="auto"/>
       </w:pPr>
       <w:rPr>
-        <w:rFonts w:asciiTheme="majorHAnsi" w:cstheme="majorBidi" w:eastAsiaTheme="majorEastAsia" w:hAnsiTheme="majorHAnsi"/>
+        <w:rFonts w:asciiTheme="majorHAnsi" w:cstheme="majorBidi" w:hAnsiTheme="majorHAnsi" w:eastAsia="黑体"/>
         <w:b/>
         <w:bCs/>
       </w:rPr>
@@ -6301,7 +6747,7 @@
         <w:spacing w:after="0" w:before="0" w:line="240" w:lineRule="auto"/>
       </w:pPr>
       <w:rPr>
-        <w:rFonts w:asciiTheme="majorHAnsi" w:cstheme="majorBidi" w:eastAsiaTheme="majorEastAsia" w:hAnsiTheme="majorHAnsi"/>
+        <w:rFonts w:asciiTheme="majorHAnsi" w:cstheme="majorBidi" w:hAnsiTheme="majorHAnsi" w:eastAsia="黑体"/>
         <w:b/>
         <w:bCs/>
       </w:rPr>
@@ -6319,14 +6765,14 @@
     </w:tblStylePr>
     <w:tblStylePr w:type="firstCol">
       <w:rPr>
-        <w:rFonts w:asciiTheme="majorHAnsi" w:cstheme="majorBidi" w:eastAsiaTheme="majorEastAsia" w:hAnsiTheme="majorHAnsi"/>
+        <w:rFonts w:asciiTheme="majorHAnsi" w:cstheme="majorBidi" w:hAnsiTheme="majorHAnsi" w:eastAsia="黑体"/>
         <w:b/>
         <w:bCs/>
       </w:rPr>
     </w:tblStylePr>
     <w:tblStylePr w:type="lastCol">
       <w:rPr>
-        <w:rFonts w:asciiTheme="majorHAnsi" w:cstheme="majorBidi" w:eastAsiaTheme="majorEastAsia" w:hAnsiTheme="majorHAnsi"/>
+        <w:rFonts w:asciiTheme="majorHAnsi" w:cstheme="majorBidi" w:hAnsiTheme="majorHAnsi" w:eastAsia="黑体"/>
         <w:b/>
         <w:bCs/>
       </w:rPr>
@@ -6410,7 +6856,7 @@
         <w:spacing w:after="0" w:before="0" w:line="240" w:lineRule="auto"/>
       </w:pPr>
       <w:rPr>
-        <w:rFonts w:asciiTheme="majorHAnsi" w:cstheme="majorBidi" w:eastAsiaTheme="majorEastAsia" w:hAnsiTheme="majorHAnsi"/>
+        <w:rFonts w:asciiTheme="majorHAnsi" w:cstheme="majorBidi" w:hAnsiTheme="majorHAnsi" w:eastAsia="黑体"/>
         <w:b/>
         <w:bCs/>
       </w:rPr>
@@ -6431,7 +6877,7 @@
         <w:spacing w:after="0" w:before="0" w:line="240" w:lineRule="auto"/>
       </w:pPr>
       <w:rPr>
-        <w:rFonts w:asciiTheme="majorHAnsi" w:cstheme="majorBidi" w:eastAsiaTheme="majorEastAsia" w:hAnsiTheme="majorHAnsi"/>
+        <w:rFonts w:asciiTheme="majorHAnsi" w:cstheme="majorBidi" w:hAnsiTheme="majorHAnsi" w:eastAsia="黑体"/>
         <w:b/>
         <w:bCs/>
       </w:rPr>
@@ -6449,14 +6895,14 @@
     </w:tblStylePr>
     <w:tblStylePr w:type="firstCol">
       <w:rPr>
-        <w:rFonts w:asciiTheme="majorHAnsi" w:cstheme="majorBidi" w:eastAsiaTheme="majorEastAsia" w:hAnsiTheme="majorHAnsi"/>
+        <w:rFonts w:asciiTheme="majorHAnsi" w:cstheme="majorBidi" w:hAnsiTheme="majorHAnsi" w:eastAsia="黑体"/>
         <w:b/>
         <w:bCs/>
       </w:rPr>
     </w:tblStylePr>
     <w:tblStylePr w:type="lastCol">
       <w:rPr>
-        <w:rFonts w:asciiTheme="majorHAnsi" w:cstheme="majorBidi" w:eastAsiaTheme="majorEastAsia" w:hAnsiTheme="majorHAnsi"/>
+        <w:rFonts w:asciiTheme="majorHAnsi" w:cstheme="majorBidi" w:hAnsiTheme="majorHAnsi" w:eastAsia="黑体"/>
         <w:b/>
         <w:bCs/>
       </w:rPr>
@@ -6540,7 +6986,7 @@
         <w:spacing w:after="0" w:before="0" w:line="240" w:lineRule="auto"/>
       </w:pPr>
       <w:rPr>
-        <w:rFonts w:asciiTheme="majorHAnsi" w:cstheme="majorBidi" w:eastAsiaTheme="majorEastAsia" w:hAnsiTheme="majorHAnsi"/>
+        <w:rFonts w:asciiTheme="majorHAnsi" w:cstheme="majorBidi" w:hAnsiTheme="majorHAnsi" w:eastAsia="黑体"/>
         <w:b/>
         <w:bCs/>
       </w:rPr>
@@ -6561,7 +7007,7 @@
         <w:spacing w:after="0" w:before="0" w:line="240" w:lineRule="auto"/>
       </w:pPr>
       <w:rPr>
-        <w:rFonts w:asciiTheme="majorHAnsi" w:cstheme="majorBidi" w:eastAsiaTheme="majorEastAsia" w:hAnsiTheme="majorHAnsi"/>
+        <w:rFonts w:asciiTheme="majorHAnsi" w:cstheme="majorBidi" w:hAnsiTheme="majorHAnsi" w:eastAsia="黑体"/>
         <w:b/>
         <w:bCs/>
       </w:rPr>
@@ -6579,14 +7025,14 @@
     </w:tblStylePr>
     <w:tblStylePr w:type="firstCol">
       <w:rPr>
-        <w:rFonts w:asciiTheme="majorHAnsi" w:cstheme="majorBidi" w:eastAsiaTheme="majorEastAsia" w:hAnsiTheme="majorHAnsi"/>
+        <w:rFonts w:asciiTheme="majorHAnsi" w:cstheme="majorBidi" w:hAnsiTheme="majorHAnsi" w:eastAsia="黑体"/>
         <w:b/>
         <w:bCs/>
       </w:rPr>
     </w:tblStylePr>
     <w:tblStylePr w:type="lastCol">
       <w:rPr>
-        <w:rFonts w:asciiTheme="majorHAnsi" w:cstheme="majorBidi" w:eastAsiaTheme="majorEastAsia" w:hAnsiTheme="majorHAnsi"/>
+        <w:rFonts w:asciiTheme="majorHAnsi" w:cstheme="majorBidi" w:hAnsiTheme="majorHAnsi" w:eastAsia="黑体"/>
         <w:b/>
         <w:bCs/>
       </w:rPr>
@@ -6670,7 +7116,7 @@
         <w:spacing w:after="0" w:before="0" w:line="240" w:lineRule="auto"/>
       </w:pPr>
       <w:rPr>
-        <w:rFonts w:asciiTheme="majorHAnsi" w:cstheme="majorBidi" w:eastAsiaTheme="majorEastAsia" w:hAnsiTheme="majorHAnsi"/>
+        <w:rFonts w:asciiTheme="majorHAnsi" w:cstheme="majorBidi" w:hAnsiTheme="majorHAnsi" w:eastAsia="黑体"/>
         <w:b/>
         <w:bCs/>
       </w:rPr>
@@ -6691,7 +7137,7 @@
         <w:spacing w:after="0" w:before="0" w:line="240" w:lineRule="auto"/>
       </w:pPr>
       <w:rPr>
-        <w:rFonts w:asciiTheme="majorHAnsi" w:cstheme="majorBidi" w:eastAsiaTheme="majorEastAsia" w:hAnsiTheme="majorHAnsi"/>
+        <w:rFonts w:asciiTheme="majorHAnsi" w:cstheme="majorBidi" w:hAnsiTheme="majorHAnsi" w:eastAsia="黑体"/>
         <w:b/>
         <w:bCs/>
       </w:rPr>
@@ -6709,14 +7155,14 @@
     </w:tblStylePr>
     <w:tblStylePr w:type="firstCol">
       <w:rPr>
-        <w:rFonts w:asciiTheme="majorHAnsi" w:cstheme="majorBidi" w:eastAsiaTheme="majorEastAsia" w:hAnsiTheme="majorHAnsi"/>
+        <w:rFonts w:asciiTheme="majorHAnsi" w:cstheme="majorBidi" w:hAnsiTheme="majorHAnsi" w:eastAsia="黑体"/>
         <w:b/>
         <w:bCs/>
       </w:rPr>
     </w:tblStylePr>
     <w:tblStylePr w:type="lastCol">
       <w:rPr>
-        <w:rFonts w:asciiTheme="majorHAnsi" w:cstheme="majorBidi" w:eastAsiaTheme="majorEastAsia" w:hAnsiTheme="majorHAnsi"/>
+        <w:rFonts w:asciiTheme="majorHAnsi" w:cstheme="majorBidi" w:hAnsiTheme="majorHAnsi" w:eastAsia="黑体"/>
         <w:b/>
         <w:bCs/>
       </w:rPr>
@@ -6800,7 +7246,7 @@
         <w:spacing w:after="0" w:before="0" w:line="240" w:lineRule="auto"/>
       </w:pPr>
       <w:rPr>
-        <w:rFonts w:asciiTheme="majorHAnsi" w:cstheme="majorBidi" w:eastAsiaTheme="majorEastAsia" w:hAnsiTheme="majorHAnsi"/>
+        <w:rFonts w:asciiTheme="majorHAnsi" w:cstheme="majorBidi" w:hAnsiTheme="majorHAnsi" w:eastAsia="黑体"/>
         <w:b/>
         <w:bCs/>
       </w:rPr>
@@ -6821,7 +7267,7 @@
         <w:spacing w:after="0" w:before="0" w:line="240" w:lineRule="auto"/>
       </w:pPr>
       <w:rPr>
-        <w:rFonts w:asciiTheme="majorHAnsi" w:cstheme="majorBidi" w:eastAsiaTheme="majorEastAsia" w:hAnsiTheme="majorHAnsi"/>
+        <w:rFonts w:asciiTheme="majorHAnsi" w:cstheme="majorBidi" w:hAnsiTheme="majorHAnsi" w:eastAsia="黑体"/>
         <w:b/>
         <w:bCs/>
       </w:rPr>
@@ -6839,14 +7285,14 @@
     </w:tblStylePr>
     <w:tblStylePr w:type="firstCol">
       <w:rPr>
-        <w:rFonts w:asciiTheme="majorHAnsi" w:cstheme="majorBidi" w:eastAsiaTheme="majorEastAsia" w:hAnsiTheme="majorHAnsi"/>
+        <w:rFonts w:asciiTheme="majorHAnsi" w:cstheme="majorBidi" w:hAnsiTheme="majorHAnsi" w:eastAsia="黑体"/>
         <w:b/>
         <w:bCs/>
       </w:rPr>
     </w:tblStylePr>
     <w:tblStylePr w:type="lastCol">
       <w:rPr>
-        <w:rFonts w:asciiTheme="majorHAnsi" w:cstheme="majorBidi" w:eastAsiaTheme="majorEastAsia" w:hAnsiTheme="majorHAnsi"/>
+        <w:rFonts w:asciiTheme="majorHAnsi" w:cstheme="majorBidi" w:hAnsiTheme="majorHAnsi" w:eastAsia="黑体"/>
         <w:b/>
         <w:bCs/>
       </w:rPr>
@@ -6930,7 +7376,7 @@
         <w:spacing w:after="0" w:before="0" w:line="240" w:lineRule="auto"/>
       </w:pPr>
       <w:rPr>
-        <w:rFonts w:asciiTheme="majorHAnsi" w:cstheme="majorBidi" w:eastAsiaTheme="majorEastAsia" w:hAnsiTheme="majorHAnsi"/>
+        <w:rFonts w:asciiTheme="majorHAnsi" w:cstheme="majorBidi" w:hAnsiTheme="majorHAnsi" w:eastAsia="黑体"/>
         <w:b/>
         <w:bCs/>
       </w:rPr>
@@ -6951,7 +7397,7 @@
         <w:spacing w:after="0" w:before="0" w:line="240" w:lineRule="auto"/>
       </w:pPr>
       <w:rPr>
-        <w:rFonts w:asciiTheme="majorHAnsi" w:cstheme="majorBidi" w:eastAsiaTheme="majorEastAsia" w:hAnsiTheme="majorHAnsi"/>
+        <w:rFonts w:asciiTheme="majorHAnsi" w:cstheme="majorBidi" w:hAnsiTheme="majorHAnsi" w:eastAsia="黑体"/>
         <w:b/>
         <w:bCs/>
       </w:rPr>
@@ -6969,14 +7415,14 @@
     </w:tblStylePr>
     <w:tblStylePr w:type="firstCol">
       <w:rPr>
-        <w:rFonts w:asciiTheme="majorHAnsi" w:cstheme="majorBidi" w:eastAsiaTheme="majorEastAsia" w:hAnsiTheme="majorHAnsi"/>
+        <w:rFonts w:asciiTheme="majorHAnsi" w:cstheme="majorBidi" w:hAnsiTheme="majorHAnsi" w:eastAsia="黑体"/>
         <w:b/>
         <w:bCs/>
       </w:rPr>
     </w:tblStylePr>
     <w:tblStylePr w:type="lastCol">
       <w:rPr>
-        <w:rFonts w:asciiTheme="majorHAnsi" w:cstheme="majorBidi" w:eastAsiaTheme="majorEastAsia" w:hAnsiTheme="majorHAnsi"/>
+        <w:rFonts w:asciiTheme="majorHAnsi" w:cstheme="majorBidi" w:hAnsiTheme="majorHAnsi" w:eastAsia="黑体"/>
         <w:b/>
         <w:bCs/>
       </w:rPr>
@@ -7059,6 +7505,7 @@
         <w:spacing w:after="0" w:before="0" w:line="240" w:lineRule="auto"/>
       </w:pPr>
       <w:rPr>
+        <w:rFonts w:eastAsia="黑体"/>
         <w:b/>
         <w:bCs/>
         <w:color w:themeColor="background1" w:val="FFFFFF"/>
@@ -7081,6 +7528,7 @@
         <w:spacing w:after="0" w:before="0" w:line="240" w:lineRule="auto"/>
       </w:pPr>
       <w:rPr>
+        <w:rFonts w:eastAsia="黑体"/>
         <w:b/>
         <w:bCs/>
       </w:rPr>
@@ -7098,12 +7546,14 @@
     </w:tblStylePr>
     <w:tblStylePr w:type="firstCol">
       <w:rPr>
+        <w:rFonts w:eastAsia="黑体"/>
         <w:b/>
         <w:bCs/>
       </w:rPr>
     </w:tblStylePr>
     <w:tblStylePr w:type="lastCol">
       <w:rPr>
+        <w:rFonts w:eastAsia="黑体"/>
         <w:b/>
         <w:bCs/>
       </w:rPr>
@@ -7165,6 +7615,7 @@
         <w:spacing w:after="0" w:before="0" w:line="240" w:lineRule="auto"/>
       </w:pPr>
       <w:rPr>
+        <w:rFonts w:eastAsia="黑体"/>
         <w:b/>
         <w:bCs/>
         <w:color w:themeColor="background1" w:val="FFFFFF"/>
@@ -7187,6 +7638,7 @@
         <w:spacing w:after="0" w:before="0" w:line="240" w:lineRule="auto"/>
       </w:pPr>
       <w:rPr>
+        <w:rFonts w:eastAsia="黑体"/>
         <w:b/>
         <w:bCs/>
       </w:rPr>
@@ -7204,12 +7656,14 @@
     </w:tblStylePr>
     <w:tblStylePr w:type="firstCol">
       <w:rPr>
+        <w:rFonts w:eastAsia="黑体"/>
         <w:b/>
         <w:bCs/>
       </w:rPr>
     </w:tblStylePr>
     <w:tblStylePr w:type="lastCol">
       <w:rPr>
+        <w:rFonts w:eastAsia="黑体"/>
         <w:b/>
         <w:bCs/>
       </w:rPr>
@@ -7271,6 +7725,7 @@
         <w:spacing w:after="0" w:before="0" w:line="240" w:lineRule="auto"/>
       </w:pPr>
       <w:rPr>
+        <w:rFonts w:eastAsia="黑体"/>
         <w:b/>
         <w:bCs/>
         <w:color w:themeColor="background1" w:val="FFFFFF"/>
@@ -7293,6 +7748,7 @@
         <w:spacing w:after="0" w:before="0" w:line="240" w:lineRule="auto"/>
       </w:pPr>
       <w:rPr>
+        <w:rFonts w:eastAsia="黑体"/>
         <w:b/>
         <w:bCs/>
       </w:rPr>
@@ -7310,12 +7766,14 @@
     </w:tblStylePr>
     <w:tblStylePr w:type="firstCol">
       <w:rPr>
+        <w:rFonts w:eastAsia="黑体"/>
         <w:b/>
         <w:bCs/>
       </w:rPr>
     </w:tblStylePr>
     <w:tblStylePr w:type="lastCol">
       <w:rPr>
+        <w:rFonts w:eastAsia="黑体"/>
         <w:b/>
         <w:bCs/>
       </w:rPr>
@@ -7377,6 +7835,7 @@
         <w:spacing w:after="0" w:before="0" w:line="240" w:lineRule="auto"/>
       </w:pPr>
       <w:rPr>
+        <w:rFonts w:eastAsia="黑体"/>
         <w:b/>
         <w:bCs/>
         <w:color w:themeColor="background1" w:val="FFFFFF"/>
@@ -7399,6 +7858,7 @@
         <w:spacing w:after="0" w:before="0" w:line="240" w:lineRule="auto"/>
       </w:pPr>
       <w:rPr>
+        <w:rFonts w:eastAsia="黑体"/>
         <w:b/>
         <w:bCs/>
       </w:rPr>
@@ -7416,12 +7876,14 @@
     </w:tblStylePr>
     <w:tblStylePr w:type="firstCol">
       <w:rPr>
+        <w:rFonts w:eastAsia="黑体"/>
         <w:b/>
         <w:bCs/>
       </w:rPr>
     </w:tblStylePr>
     <w:tblStylePr w:type="lastCol">
       <w:rPr>
+        <w:rFonts w:eastAsia="黑体"/>
         <w:b/>
         <w:bCs/>
       </w:rPr>
@@ -7483,6 +7945,7 @@
         <w:spacing w:after="0" w:before="0" w:line="240" w:lineRule="auto"/>
       </w:pPr>
       <w:rPr>
+        <w:rFonts w:eastAsia="黑体"/>
         <w:b/>
         <w:bCs/>
         <w:color w:themeColor="background1" w:val="FFFFFF"/>
@@ -7505,6 +7968,7 @@
         <w:spacing w:after="0" w:before="0" w:line="240" w:lineRule="auto"/>
       </w:pPr>
       <w:rPr>
+        <w:rFonts w:eastAsia="黑体"/>
         <w:b/>
         <w:bCs/>
       </w:rPr>
@@ -7522,12 +7986,14 @@
     </w:tblStylePr>
     <w:tblStylePr w:type="firstCol">
       <w:rPr>
+        <w:rFonts w:eastAsia="黑体"/>
         <w:b/>
         <w:bCs/>
       </w:rPr>
     </w:tblStylePr>
     <w:tblStylePr w:type="lastCol">
       <w:rPr>
+        <w:rFonts w:eastAsia="黑体"/>
         <w:b/>
         <w:bCs/>
       </w:rPr>
@@ -7589,6 +8055,7 @@
         <w:spacing w:after="0" w:before="0" w:line="240" w:lineRule="auto"/>
       </w:pPr>
       <w:rPr>
+        <w:rFonts w:eastAsia="黑体"/>
         <w:b/>
         <w:bCs/>
         <w:color w:themeColor="background1" w:val="FFFFFF"/>
@@ -7611,6 +8078,7 @@
         <w:spacing w:after="0" w:before="0" w:line="240" w:lineRule="auto"/>
       </w:pPr>
       <w:rPr>
+        <w:rFonts w:eastAsia="黑体"/>
         <w:b/>
         <w:bCs/>
       </w:rPr>
@@ -7628,12 +8096,14 @@
     </w:tblStylePr>
     <w:tblStylePr w:type="firstCol">
       <w:rPr>
+        <w:rFonts w:eastAsia="黑体"/>
         <w:b/>
         <w:bCs/>
       </w:rPr>
     </w:tblStylePr>
     <w:tblStylePr w:type="lastCol">
       <w:rPr>
+        <w:rFonts w:eastAsia="黑体"/>
         <w:b/>
         <w:bCs/>
       </w:rPr>
@@ -7695,6 +8165,7 @@
         <w:spacing w:after="0" w:before="0" w:line="240" w:lineRule="auto"/>
       </w:pPr>
       <w:rPr>
+        <w:rFonts w:eastAsia="黑体"/>
         <w:b/>
         <w:bCs/>
         <w:color w:themeColor="background1" w:val="FFFFFF"/>
@@ -7717,6 +8188,7 @@
         <w:spacing w:after="0" w:before="0" w:line="240" w:lineRule="auto"/>
       </w:pPr>
       <w:rPr>
+        <w:rFonts w:eastAsia="黑体"/>
         <w:b/>
         <w:bCs/>
       </w:rPr>
@@ -7734,12 +8206,14 @@
     </w:tblStylePr>
     <w:tblStylePr w:type="firstCol">
       <w:rPr>
+        <w:rFonts w:eastAsia="黑体"/>
         <w:b/>
         <w:bCs/>
       </w:rPr>
     </w:tblStylePr>
     <w:tblStylePr w:type="lastCol">
       <w:rPr>
+        <w:rFonts w:eastAsia="黑体"/>
         <w:b/>
         <w:bCs/>
       </w:rPr>
@@ -7798,6 +8272,7 @@
         <w:spacing w:after="0" w:before="0" w:line="240" w:lineRule="auto"/>
       </w:pPr>
       <w:rPr>
+        <w:rFonts w:eastAsia="黑体"/>
         <w:b/>
         <w:bCs/>
         <w:color w:themeColor="background1" w:val="FFFFFF"/>
@@ -7820,6 +8295,7 @@
         <w:spacing w:after="0" w:before="0" w:line="240" w:lineRule="auto"/>
       </w:pPr>
       <w:rPr>
+        <w:rFonts w:eastAsia="黑体"/>
         <w:color w:val="auto"/>
       </w:rPr>
       <w:tblPr/>
@@ -7837,6 +8313,7 @@
     </w:tblStylePr>
     <w:tblStylePr w:type="firstCol">
       <w:rPr>
+        <w:rFonts w:eastAsia="黑体"/>
         <w:b/>
         <w:bCs/>
         <w:color w:themeColor="background1" w:val="FFFFFF"/>
@@ -7856,6 +8333,7 @@
     </w:tblStylePr>
     <w:tblStylePr w:type="lastCol">
       <w:rPr>
+        <w:rFonts w:eastAsia="黑体"/>
         <w:b/>
         <w:bCs/>
         <w:color w:themeColor="background1" w:val="FFFFFF"/>
@@ -7904,6 +8382,7 @@
     </w:tblStylePr>
     <w:tblStylePr w:type="nwCell">
       <w:rPr>
+        <w:rFonts w:eastAsia="黑体"/>
         <w:color w:themeColor="background1" w:val="FFFFFF"/>
       </w:rPr>
       <w:tblPr/>
@@ -7947,6 +8426,7 @@
         <w:spacing w:after="0" w:before="0" w:line="240" w:lineRule="auto"/>
       </w:pPr>
       <w:rPr>
+        <w:rFonts w:eastAsia="黑体"/>
         <w:b/>
         <w:bCs/>
         <w:color w:themeColor="background1" w:val="FFFFFF"/>
@@ -7969,6 +8449,7 @@
         <w:spacing w:after="0" w:before="0" w:line="240" w:lineRule="auto"/>
       </w:pPr>
       <w:rPr>
+        <w:rFonts w:eastAsia="黑体"/>
         <w:color w:val="auto"/>
       </w:rPr>
       <w:tblPr/>
@@ -7986,6 +8467,7 @@
     </w:tblStylePr>
     <w:tblStylePr w:type="firstCol">
       <w:rPr>
+        <w:rFonts w:eastAsia="黑体"/>
         <w:b/>
         <w:bCs/>
         <w:color w:themeColor="background1" w:val="FFFFFF"/>
@@ -8005,6 +8487,7 @@
     </w:tblStylePr>
     <w:tblStylePr w:type="lastCol">
       <w:rPr>
+        <w:rFonts w:eastAsia="黑体"/>
         <w:b/>
         <w:bCs/>
         <w:color w:themeColor="background1" w:val="FFFFFF"/>
@@ -8053,6 +8536,7 @@
     </w:tblStylePr>
     <w:tblStylePr w:type="nwCell">
       <w:rPr>
+        <w:rFonts w:eastAsia="黑体"/>
         <w:color w:themeColor="background1" w:val="FFFFFF"/>
       </w:rPr>
       <w:tblPr/>
@@ -8096,6 +8580,7 @@
         <w:spacing w:after="0" w:before="0" w:line="240" w:lineRule="auto"/>
       </w:pPr>
       <w:rPr>
+        <w:rFonts w:eastAsia="黑体"/>
         <w:b/>
         <w:bCs/>
         <w:color w:themeColor="background1" w:val="FFFFFF"/>
@@ -8118,6 +8603,7 @@
         <w:spacing w:after="0" w:before="0" w:line="240" w:lineRule="auto"/>
       </w:pPr>
       <w:rPr>
+        <w:rFonts w:eastAsia="黑体"/>
         <w:color w:val="auto"/>
       </w:rPr>
       <w:tblPr/>
@@ -8135,6 +8621,7 @@
     </w:tblStylePr>
     <w:tblStylePr w:type="firstCol">
       <w:rPr>
+        <w:rFonts w:eastAsia="黑体"/>
         <w:b/>
         <w:bCs/>
         <w:color w:themeColor="background1" w:val="FFFFFF"/>
@@ -8154,6 +8641,7 @@
     </w:tblStylePr>
     <w:tblStylePr w:type="lastCol">
       <w:rPr>
+        <w:rFonts w:eastAsia="黑体"/>
         <w:b/>
         <w:bCs/>
         <w:color w:themeColor="background1" w:val="FFFFFF"/>
@@ -8202,6 +8690,7 @@
     </w:tblStylePr>
     <w:tblStylePr w:type="nwCell">
       <w:rPr>
+        <w:rFonts w:eastAsia="黑体"/>
         <w:color w:themeColor="background1" w:val="FFFFFF"/>
       </w:rPr>
       <w:tblPr/>
@@ -8245,6 +8734,7 @@
         <w:spacing w:after="0" w:before="0" w:line="240" w:lineRule="auto"/>
       </w:pPr>
       <w:rPr>
+        <w:rFonts w:eastAsia="黑体"/>
         <w:b/>
         <w:bCs/>
         <w:color w:themeColor="background1" w:val="FFFFFF"/>
@@ -8267,6 +8757,7 @@
         <w:spacing w:after="0" w:before="0" w:line="240" w:lineRule="auto"/>
       </w:pPr>
       <w:rPr>
+        <w:rFonts w:eastAsia="黑体"/>
         <w:color w:val="auto"/>
       </w:rPr>
       <w:tblPr/>
@@ -8284,6 +8775,7 @@
     </w:tblStylePr>
     <w:tblStylePr w:type="firstCol">
       <w:rPr>
+        <w:rFonts w:eastAsia="黑体"/>
         <w:b/>
         <w:bCs/>
         <w:color w:themeColor="background1" w:val="FFFFFF"/>
@@ -8303,6 +8795,7 @@
     </w:tblStylePr>
     <w:tblStylePr w:type="lastCol">
       <w:rPr>
+        <w:rFonts w:eastAsia="黑体"/>
         <w:b/>
         <w:bCs/>
         <w:color w:themeColor="background1" w:val="FFFFFF"/>
@@ -8351,6 +8844,7 @@
     </w:tblStylePr>
     <w:tblStylePr w:type="nwCell">
       <w:rPr>
+        <w:rFonts w:eastAsia="黑体"/>
         <w:color w:themeColor="background1" w:val="FFFFFF"/>
       </w:rPr>
       <w:tblPr/>
@@ -8394,6 +8888,7 @@
         <w:spacing w:after="0" w:before="0" w:line="240" w:lineRule="auto"/>
       </w:pPr>
       <w:rPr>
+        <w:rFonts w:eastAsia="黑体"/>
         <w:b/>
         <w:bCs/>
         <w:color w:themeColor="background1" w:val="FFFFFF"/>
@@ -8416,6 +8911,7 @@
         <w:spacing w:after="0" w:before="0" w:line="240" w:lineRule="auto"/>
       </w:pPr>
       <w:rPr>
+        <w:rFonts w:eastAsia="黑体"/>
         <w:color w:val="auto"/>
       </w:rPr>
       <w:tblPr/>
@@ -8433,6 +8929,7 @@
     </w:tblStylePr>
     <w:tblStylePr w:type="firstCol">
       <w:rPr>
+        <w:rFonts w:eastAsia="黑体"/>
         <w:b/>
         <w:bCs/>
         <w:color w:themeColor="background1" w:val="FFFFFF"/>
@@ -8452,6 +8949,7 @@
     </w:tblStylePr>
     <w:tblStylePr w:type="lastCol">
       <w:rPr>
+        <w:rFonts w:eastAsia="黑体"/>
         <w:b/>
         <w:bCs/>
         <w:color w:themeColor="background1" w:val="FFFFFF"/>
@@ -8500,6 +8998,7 @@
     </w:tblStylePr>
     <w:tblStylePr w:type="nwCell">
       <w:rPr>
+        <w:rFonts w:eastAsia="黑体"/>
         <w:color w:themeColor="background1" w:val="FFFFFF"/>
       </w:rPr>
       <w:tblPr/>
@@ -8543,6 +9042,7 @@
         <w:spacing w:after="0" w:before="0" w:line="240" w:lineRule="auto"/>
       </w:pPr>
       <w:rPr>
+        <w:rFonts w:eastAsia="黑体"/>
         <w:b/>
         <w:bCs/>
         <w:color w:themeColor="background1" w:val="FFFFFF"/>
@@ -8565,6 +9065,7 @@
         <w:spacing w:after="0" w:before="0" w:line="240" w:lineRule="auto"/>
       </w:pPr>
       <w:rPr>
+        <w:rFonts w:eastAsia="黑体"/>
         <w:color w:val="auto"/>
       </w:rPr>
       <w:tblPr/>
@@ -8582,6 +9083,7 @@
     </w:tblStylePr>
     <w:tblStylePr w:type="firstCol">
       <w:rPr>
+        <w:rFonts w:eastAsia="黑体"/>
         <w:b/>
         <w:bCs/>
         <w:color w:themeColor="background1" w:val="FFFFFF"/>
@@ -8601,6 +9103,7 @@
     </w:tblStylePr>
     <w:tblStylePr w:type="lastCol">
       <w:rPr>
+        <w:rFonts w:eastAsia="黑体"/>
         <w:b/>
         <w:bCs/>
         <w:color w:themeColor="background1" w:val="FFFFFF"/>
@@ -8649,6 +9152,7 @@
     </w:tblStylePr>
     <w:tblStylePr w:type="nwCell">
       <w:rPr>
+        <w:rFonts w:eastAsia="黑体"/>
         <w:color w:themeColor="background1" w:val="FFFFFF"/>
       </w:rPr>
       <w:tblPr/>
@@ -8692,6 +9196,7 @@
         <w:spacing w:after="0" w:before="0" w:line="240" w:lineRule="auto"/>
       </w:pPr>
       <w:rPr>
+        <w:rFonts w:eastAsia="黑体"/>
         <w:b/>
         <w:bCs/>
         <w:color w:themeColor="background1" w:val="FFFFFF"/>
@@ -8714,6 +9219,7 @@
         <w:spacing w:after="0" w:before="0" w:line="240" w:lineRule="auto"/>
       </w:pPr>
       <w:rPr>
+        <w:rFonts w:eastAsia="黑体"/>
         <w:color w:val="auto"/>
       </w:rPr>
       <w:tblPr/>
@@ -8731,6 +9237,7 @@
     </w:tblStylePr>
     <w:tblStylePr w:type="firstCol">
       <w:rPr>
+        <w:rFonts w:eastAsia="黑体"/>
         <w:b/>
         <w:bCs/>
         <w:color w:themeColor="background1" w:val="FFFFFF"/>
@@ -8750,6 +9257,7 @@
     </w:tblStylePr>
     <w:tblStylePr w:type="lastCol">
       <w:rPr>
+        <w:rFonts w:eastAsia="黑体"/>
         <w:b/>
         <w:bCs/>
         <w:color w:themeColor="background1" w:val="FFFFFF"/>
@@ -8798,6 +9306,7 @@
     </w:tblStylePr>
     <w:tblStylePr w:type="nwCell">
       <w:rPr>
+        <w:rFonts w:eastAsia="黑体"/>
         <w:color w:themeColor="background1" w:val="FFFFFF"/>
       </w:rPr>
       <w:tblPr/>
@@ -8822,6 +9331,7 @@
       <w:spacing w:after="0" w:line="240" w:lineRule="auto"/>
     </w:pPr>
     <w:rPr>
+      <w:rFonts w:eastAsia="黑体"/>
       <w:color w:themeColor="text1" w:val="000000"/>
     </w:rPr>
     <w:tblPr>
@@ -8841,7 +9351,7 @@
     </w:tblPr>
     <w:tblStylePr w:type="firstRow">
       <w:rPr>
-        <w:rFonts w:asciiTheme="majorHAnsi" w:cstheme="majorBidi" w:eastAsiaTheme="majorEastAsia" w:hAnsiTheme="majorHAnsi"/>
+        <w:rFonts w:asciiTheme="majorHAnsi" w:cstheme="majorBidi" w:hAnsiTheme="majorHAnsi" w:eastAsia="黑体"/>
       </w:rPr>
       <w:tblPr/>
       <w:tcPr>
@@ -8853,6 +9363,7 @@
     </w:tblStylePr>
     <w:tblStylePr w:type="lastRow">
       <w:rPr>
+        <w:rFonts w:eastAsia="黑体"/>
         <w:b/>
         <w:bCs/>
         <w:color w:themeColor="text2" w:val="1F497D"/>
@@ -8867,12 +9378,14 @@
     </w:tblStylePr>
     <w:tblStylePr w:type="firstCol">
       <w:rPr>
+        <w:rFonts w:eastAsia="黑体"/>
         <w:b/>
         <w:bCs/>
       </w:rPr>
     </w:tblStylePr>
     <w:tblStylePr w:type="lastCol">
       <w:rPr>
+        <w:rFonts w:eastAsia="黑体"/>
         <w:b/>
         <w:bCs/>
       </w:rPr>
@@ -8906,6 +9419,7 @@
       <w:spacing w:after="0" w:line="240" w:lineRule="auto"/>
     </w:pPr>
     <w:rPr>
+      <w:rFonts w:eastAsia="黑体"/>
       <w:color w:themeColor="text1" w:val="000000"/>
     </w:rPr>
     <w:tblPr>
@@ -8925,7 +9439,7 @@
     </w:tblPr>
     <w:tblStylePr w:type="firstRow">
       <w:rPr>
-        <w:rFonts w:asciiTheme="majorHAnsi" w:cstheme="majorBidi" w:eastAsiaTheme="majorEastAsia" w:hAnsiTheme="majorHAnsi"/>
+        <w:rFonts w:asciiTheme="majorHAnsi" w:cstheme="majorBidi" w:hAnsiTheme="majorHAnsi" w:eastAsia="黑体"/>
       </w:rPr>
       <w:tblPr/>
       <w:tcPr>
@@ -8937,6 +9451,7 @@
     </w:tblStylePr>
     <w:tblStylePr w:type="lastRow">
       <w:rPr>
+        <w:rFonts w:eastAsia="黑体"/>
         <w:b/>
         <w:bCs/>
         <w:color w:themeColor="text2" w:val="1F497D"/>
@@ -8951,12 +9466,14 @@
     </w:tblStylePr>
     <w:tblStylePr w:type="firstCol">
       <w:rPr>
+        <w:rFonts w:eastAsia="黑体"/>
         <w:b/>
         <w:bCs/>
       </w:rPr>
     </w:tblStylePr>
     <w:tblStylePr w:type="lastCol">
       <w:rPr>
+        <w:rFonts w:eastAsia="黑体"/>
         <w:b/>
         <w:bCs/>
       </w:rPr>
@@ -8990,6 +9507,7 @@
       <w:spacing w:after="0" w:line="240" w:lineRule="auto"/>
     </w:pPr>
     <w:rPr>
+      <w:rFonts w:eastAsia="黑体"/>
       <w:color w:themeColor="text1" w:val="000000"/>
     </w:rPr>
     <w:tblPr>
@@ -9009,7 +9527,7 @@
     </w:tblPr>
     <w:tblStylePr w:type="firstRow">
       <w:rPr>
-        <w:rFonts w:asciiTheme="majorHAnsi" w:cstheme="majorBidi" w:eastAsiaTheme="majorEastAsia" w:hAnsiTheme="majorHAnsi"/>
+        <w:rFonts w:asciiTheme="majorHAnsi" w:cstheme="majorBidi" w:hAnsiTheme="majorHAnsi" w:eastAsia="黑体"/>
       </w:rPr>
       <w:tblPr/>
       <w:tcPr>
@@ -9021,6 +9539,7 @@
     </w:tblStylePr>
     <w:tblStylePr w:type="lastRow">
       <w:rPr>
+        <w:rFonts w:eastAsia="黑体"/>
         <w:b/>
         <w:bCs/>
         <w:color w:themeColor="text2" w:val="1F497D"/>
@@ -9035,12 +9554,14 @@
     </w:tblStylePr>
     <w:tblStylePr w:type="firstCol">
       <w:rPr>
+        <w:rFonts w:eastAsia="黑体"/>
         <w:b/>
         <w:bCs/>
       </w:rPr>
     </w:tblStylePr>
     <w:tblStylePr w:type="lastCol">
       <w:rPr>
+        <w:rFonts w:eastAsia="黑体"/>
         <w:b/>
         <w:bCs/>
       </w:rPr>
@@ -9074,6 +9595,7 @@
       <w:spacing w:after="0" w:line="240" w:lineRule="auto"/>
     </w:pPr>
     <w:rPr>
+      <w:rFonts w:eastAsia="黑体"/>
       <w:color w:themeColor="text1" w:val="000000"/>
     </w:rPr>
     <w:tblPr>
@@ -9093,7 +9615,7 @@
     </w:tblPr>
     <w:tblStylePr w:type="firstRow">
       <w:rPr>
-        <w:rFonts w:asciiTheme="majorHAnsi" w:cstheme="majorBidi" w:eastAsiaTheme="majorEastAsia" w:hAnsiTheme="majorHAnsi"/>
+        <w:rFonts w:asciiTheme="majorHAnsi" w:cstheme="majorBidi" w:hAnsiTheme="majorHAnsi" w:eastAsia="黑体"/>
       </w:rPr>
       <w:tblPr/>
       <w:tcPr>
@@ -9105,6 +9627,7 @@
     </w:tblStylePr>
     <w:tblStylePr w:type="lastRow">
       <w:rPr>
+        <w:rFonts w:eastAsia="黑体"/>
         <w:b/>
         <w:bCs/>
         <w:color w:themeColor="text2" w:val="1F497D"/>
@@ -9119,12 +9642,14 @@
     </w:tblStylePr>
     <w:tblStylePr w:type="firstCol">
       <w:rPr>
+        <w:rFonts w:eastAsia="黑体"/>
         <w:b/>
         <w:bCs/>
       </w:rPr>
     </w:tblStylePr>
     <w:tblStylePr w:type="lastCol">
       <w:rPr>
+        <w:rFonts w:eastAsia="黑体"/>
         <w:b/>
         <w:bCs/>
       </w:rPr>
@@ -9158,6 +9683,7 @@
       <w:spacing w:after="0" w:line="240" w:lineRule="auto"/>
     </w:pPr>
     <w:rPr>
+      <w:rFonts w:eastAsia="黑体"/>
       <w:color w:themeColor="text1" w:val="000000"/>
     </w:rPr>
     <w:tblPr>
@@ -9177,7 +9703,7 @@
     </w:tblPr>
     <w:tblStylePr w:type="firstRow">
       <w:rPr>
-        <w:rFonts w:asciiTheme="majorHAnsi" w:cstheme="majorBidi" w:eastAsiaTheme="majorEastAsia" w:hAnsiTheme="majorHAnsi"/>
+        <w:rFonts w:asciiTheme="majorHAnsi" w:cstheme="majorBidi" w:hAnsiTheme="majorHAnsi" w:eastAsia="黑体"/>
       </w:rPr>
       <w:tblPr/>
       <w:tcPr>
@@ -9189,6 +9715,7 @@
     </w:tblStylePr>
     <w:tblStylePr w:type="lastRow">
       <w:rPr>
+        <w:rFonts w:eastAsia="黑体"/>
         <w:b/>
         <w:bCs/>
         <w:color w:themeColor="text2" w:val="1F497D"/>
@@ -9203,12 +9730,14 @@
     </w:tblStylePr>
     <w:tblStylePr w:type="firstCol">
       <w:rPr>
+        <w:rFonts w:eastAsia="黑体"/>
         <w:b/>
         <w:bCs/>
       </w:rPr>
     </w:tblStylePr>
     <w:tblStylePr w:type="lastCol">
       <w:rPr>
+        <w:rFonts w:eastAsia="黑体"/>
         <w:b/>
         <w:bCs/>
       </w:rPr>
@@ -9242,6 +9771,7 @@
       <w:spacing w:after="0" w:line="240" w:lineRule="auto"/>
     </w:pPr>
     <w:rPr>
+      <w:rFonts w:eastAsia="黑体"/>
       <w:color w:themeColor="text1" w:val="000000"/>
     </w:rPr>
     <w:tblPr>
@@ -9261,7 +9791,7 @@
     </w:tblPr>
     <w:tblStylePr w:type="firstRow">
       <w:rPr>
-        <w:rFonts w:asciiTheme="majorHAnsi" w:cstheme="majorBidi" w:eastAsiaTheme="majorEastAsia" w:hAnsiTheme="majorHAnsi"/>
+        <w:rFonts w:asciiTheme="majorHAnsi" w:cstheme="majorBidi" w:hAnsiTheme="majorHAnsi" w:eastAsia="黑体"/>
       </w:rPr>
       <w:tblPr/>
       <w:tcPr>
@@ -9273,6 +9803,7 @@
     </w:tblStylePr>
     <w:tblStylePr w:type="lastRow">
       <w:rPr>
+        <w:rFonts w:eastAsia="黑体"/>
         <w:b/>
         <w:bCs/>
         <w:color w:themeColor="text2" w:val="1F497D"/>
@@ -9287,12 +9818,14 @@
     </w:tblStylePr>
     <w:tblStylePr w:type="firstCol">
       <w:rPr>
+        <w:rFonts w:eastAsia="黑体"/>
         <w:b/>
         <w:bCs/>
       </w:rPr>
     </w:tblStylePr>
     <w:tblStylePr w:type="lastCol">
       <w:rPr>
+        <w:rFonts w:eastAsia="黑体"/>
         <w:b/>
         <w:bCs/>
       </w:rPr>
@@ -9326,6 +9859,7 @@
       <w:spacing w:after="0" w:line="240" w:lineRule="auto"/>
     </w:pPr>
     <w:rPr>
+      <w:rFonts w:eastAsia="黑体"/>
       <w:color w:themeColor="text1" w:val="000000"/>
     </w:rPr>
     <w:tblPr>
@@ -9345,7 +9879,7 @@
     </w:tblPr>
     <w:tblStylePr w:type="firstRow">
       <w:rPr>
-        <w:rFonts w:asciiTheme="majorHAnsi" w:cstheme="majorBidi" w:eastAsiaTheme="majorEastAsia" w:hAnsiTheme="majorHAnsi"/>
+        <w:rFonts w:asciiTheme="majorHAnsi" w:cstheme="majorBidi" w:hAnsiTheme="majorHAnsi" w:eastAsia="黑体"/>
       </w:rPr>
       <w:tblPr/>
       <w:tcPr>
@@ -9357,6 +9891,7 @@
     </w:tblStylePr>
     <w:tblStylePr w:type="lastRow">
       <w:rPr>
+        <w:rFonts w:eastAsia="黑体"/>
         <w:b/>
         <w:bCs/>
         <w:color w:themeColor="text2" w:val="1F497D"/>
@@ -9371,12 +9906,14 @@
     </w:tblStylePr>
     <w:tblStylePr w:type="firstCol">
       <w:rPr>
+        <w:rFonts w:eastAsia="黑体"/>
         <w:b/>
         <w:bCs/>
       </w:rPr>
     </w:tblStylePr>
     <w:tblStylePr w:type="lastCol">
       <w:rPr>
+        <w:rFonts w:eastAsia="黑体"/>
         <w:b/>
         <w:bCs/>
       </w:rPr>
@@ -9410,7 +9947,7 @@
       <w:spacing w:after="0" w:line="240" w:lineRule="auto"/>
     </w:pPr>
     <w:rPr>
-      <w:rFonts w:asciiTheme="majorHAnsi" w:cstheme="majorBidi" w:eastAsiaTheme="majorEastAsia" w:hAnsiTheme="majorHAnsi"/>
+      <w:rFonts w:asciiTheme="majorHAnsi" w:cstheme="majorBidi" w:hAnsiTheme="majorHAnsi" w:eastAsia="黑体"/>
       <w:color w:themeColor="text1" w:val="000000"/>
     </w:rPr>
     <w:tblPr>
@@ -9432,6 +9969,7 @@
     </w:tblPr>
     <w:tblStylePr w:type="firstRow">
       <w:rPr>
+        <w:rFonts w:eastAsia="黑体"/>
         <w:sz w:val="24"/>
         <w:szCs w:val="24"/>
       </w:rPr>
@@ -9538,7 +10076,7 @@
       <w:spacing w:after="0" w:line="240" w:lineRule="auto"/>
     </w:pPr>
     <w:rPr>
-      <w:rFonts w:asciiTheme="majorHAnsi" w:cstheme="majorBidi" w:eastAsiaTheme="majorEastAsia" w:hAnsiTheme="majorHAnsi"/>
+      <w:rFonts w:asciiTheme="majorHAnsi" w:cstheme="majorBidi" w:hAnsiTheme="majorHAnsi" w:eastAsia="黑体"/>
       <w:color w:themeColor="text1" w:val="000000"/>
     </w:rPr>
     <w:tblPr>
@@ -9560,6 +10098,7 @@
     </w:tblPr>
     <w:tblStylePr w:type="firstRow">
       <w:rPr>
+        <w:rFonts w:eastAsia="黑体"/>
         <w:sz w:val="24"/>
         <w:szCs w:val="24"/>
       </w:rPr>
@@ -9666,7 +10205,7 @@
       <w:spacing w:after="0" w:line="240" w:lineRule="auto"/>
     </w:pPr>
     <w:rPr>
-      <w:rFonts w:asciiTheme="majorHAnsi" w:cstheme="majorBidi" w:eastAsiaTheme="majorEastAsia" w:hAnsiTheme="majorHAnsi"/>
+      <w:rFonts w:asciiTheme="majorHAnsi" w:cstheme="majorBidi" w:hAnsiTheme="majorHAnsi" w:eastAsia="黑体"/>
       <w:color w:themeColor="text1" w:val="000000"/>
     </w:rPr>
     <w:tblPr>
@@ -9688,6 +10227,7 @@
     </w:tblPr>
     <w:tblStylePr w:type="firstRow">
       <w:rPr>
+        <w:rFonts w:eastAsia="黑体"/>
         <w:sz w:val="24"/>
         <w:szCs w:val="24"/>
       </w:rPr>
@@ -9794,7 +10334,7 @@
       <w:spacing w:after="0" w:line="240" w:lineRule="auto"/>
     </w:pPr>
     <w:rPr>
-      <w:rFonts w:asciiTheme="majorHAnsi" w:cstheme="majorBidi" w:eastAsiaTheme="majorEastAsia" w:hAnsiTheme="majorHAnsi"/>
+      <w:rFonts w:asciiTheme="majorHAnsi" w:cstheme="majorBidi" w:hAnsiTheme="majorHAnsi" w:eastAsia="黑体"/>
       <w:color w:themeColor="text1" w:val="000000"/>
     </w:rPr>
     <w:tblPr>
@@ -9816,6 +10356,7 @@
     </w:tblPr>
     <w:tblStylePr w:type="firstRow">
       <w:rPr>
+        <w:rFonts w:eastAsia="黑体"/>
         <w:sz w:val="24"/>
         <w:szCs w:val="24"/>
       </w:rPr>
@@ -9922,7 +10463,7 @@
       <w:spacing w:after="0" w:line="240" w:lineRule="auto"/>
     </w:pPr>
     <w:rPr>
-      <w:rFonts w:asciiTheme="majorHAnsi" w:cstheme="majorBidi" w:eastAsiaTheme="majorEastAsia" w:hAnsiTheme="majorHAnsi"/>
+      <w:rFonts w:asciiTheme="majorHAnsi" w:cstheme="majorBidi" w:hAnsiTheme="majorHAnsi" w:eastAsia="黑体"/>
       <w:color w:themeColor="text1" w:val="000000"/>
     </w:rPr>
     <w:tblPr>
@@ -9944,6 +10485,7 @@
     </w:tblPr>
     <w:tblStylePr w:type="firstRow">
       <w:rPr>
+        <w:rFonts w:eastAsia="黑体"/>
         <w:sz w:val="24"/>
         <w:szCs w:val="24"/>
       </w:rPr>
@@ -10050,7 +10592,7 @@
       <w:spacing w:after="0" w:line="240" w:lineRule="auto"/>
     </w:pPr>
     <w:rPr>
-      <w:rFonts w:asciiTheme="majorHAnsi" w:cstheme="majorBidi" w:eastAsiaTheme="majorEastAsia" w:hAnsiTheme="majorHAnsi"/>
+      <w:rFonts w:asciiTheme="majorHAnsi" w:cstheme="majorBidi" w:hAnsiTheme="majorHAnsi" w:eastAsia="黑体"/>
       <w:color w:themeColor="text1" w:val="000000"/>
     </w:rPr>
     <w:tblPr>
@@ -10072,6 +10614,7 @@
     </w:tblPr>
     <w:tblStylePr w:type="firstRow">
       <w:rPr>
+        <w:rFonts w:eastAsia="黑体"/>
         <w:sz w:val="24"/>
         <w:szCs w:val="24"/>
       </w:rPr>
@@ -10178,7 +10721,7 @@
       <w:spacing w:after="0" w:line="240" w:lineRule="auto"/>
     </w:pPr>
     <w:rPr>
-      <w:rFonts w:asciiTheme="majorHAnsi" w:cstheme="majorBidi" w:eastAsiaTheme="majorEastAsia" w:hAnsiTheme="majorHAnsi"/>
+      <w:rFonts w:asciiTheme="majorHAnsi" w:cstheme="majorBidi" w:hAnsiTheme="majorHAnsi" w:eastAsia="黑体"/>
       <w:color w:themeColor="text1" w:val="000000"/>
     </w:rPr>
     <w:tblPr>
@@ -10200,6 +10743,7 @@
     </w:tblPr>
     <w:tblStylePr w:type="firstRow">
       <w:rPr>
+        <w:rFonts w:eastAsia="黑体"/>
         <w:sz w:val="24"/>
         <w:szCs w:val="24"/>
       </w:rPr>
@@ -10329,12 +10873,14 @@
     </w:tcPr>
     <w:tblStylePr w:type="firstRow">
       <w:rPr>
+        <w:rFonts w:eastAsia="黑体"/>
         <w:b/>
         <w:bCs/>
       </w:rPr>
     </w:tblStylePr>
     <w:tblStylePr w:type="lastRow">
       <w:rPr>
+        <w:rFonts w:eastAsia="黑体"/>
         <w:b/>
         <w:bCs/>
       </w:rPr>
@@ -10347,12 +10893,14 @@
     </w:tblStylePr>
     <w:tblStylePr w:type="firstCol">
       <w:rPr>
+        <w:rFonts w:eastAsia="黑体"/>
         <w:b/>
         <w:bCs/>
       </w:rPr>
     </w:tblStylePr>
     <w:tblStylePr w:type="lastCol">
       <w:rPr>
+        <w:rFonts w:eastAsia="黑体"/>
         <w:b/>
         <w:bCs/>
       </w:rPr>
@@ -10402,12 +10950,14 @@
     </w:tcPr>
     <w:tblStylePr w:type="firstRow">
       <w:rPr>
+        <w:rFonts w:eastAsia="黑体"/>
         <w:b/>
         <w:bCs/>
       </w:rPr>
     </w:tblStylePr>
     <w:tblStylePr w:type="lastRow">
       <w:rPr>
+        <w:rFonts w:eastAsia="黑体"/>
         <w:b/>
         <w:bCs/>
       </w:rPr>
@@ -10420,12 +10970,14 @@
     </w:tblStylePr>
     <w:tblStylePr w:type="firstCol">
       <w:rPr>
+        <w:rFonts w:eastAsia="黑体"/>
         <w:b/>
         <w:bCs/>
       </w:rPr>
     </w:tblStylePr>
     <w:tblStylePr w:type="lastCol">
       <w:rPr>
+        <w:rFonts w:eastAsia="黑体"/>
         <w:b/>
         <w:bCs/>
       </w:rPr>
@@ -10475,12 +11027,14 @@
     </w:tcPr>
     <w:tblStylePr w:type="firstRow">
       <w:rPr>
+        <w:rFonts w:eastAsia="黑体"/>
         <w:b/>
         <w:bCs/>
       </w:rPr>
     </w:tblStylePr>
     <w:tblStylePr w:type="lastRow">
       <w:rPr>
+        <w:rFonts w:eastAsia="黑体"/>
         <w:b/>
         <w:bCs/>
       </w:rPr>
@@ -10493,12 +11047,14 @@
     </w:tblStylePr>
     <w:tblStylePr w:type="firstCol">
       <w:rPr>
+        <w:rFonts w:eastAsia="黑体"/>
         <w:b/>
         <w:bCs/>
       </w:rPr>
     </w:tblStylePr>
     <w:tblStylePr w:type="lastCol">
       <w:rPr>
+        <w:rFonts w:eastAsia="黑体"/>
         <w:b/>
         <w:bCs/>
       </w:rPr>
@@ -10548,12 +11104,14 @@
     </w:tcPr>
     <w:tblStylePr w:type="firstRow">
       <w:rPr>
+        <w:rFonts w:eastAsia="黑体"/>
         <w:b/>
         <w:bCs/>
       </w:rPr>
     </w:tblStylePr>
     <w:tblStylePr w:type="lastRow">
       <w:rPr>
+        <w:rFonts w:eastAsia="黑体"/>
         <w:b/>
         <w:bCs/>
       </w:rPr>
@@ -10566,12 +11124,14 @@
     </w:tblStylePr>
     <w:tblStylePr w:type="firstCol">
       <w:rPr>
+        <w:rFonts w:eastAsia="黑体"/>
         <w:b/>
         <w:bCs/>
       </w:rPr>
     </w:tblStylePr>
     <w:tblStylePr w:type="lastCol">
       <w:rPr>
+        <w:rFonts w:eastAsia="黑体"/>
         <w:b/>
         <w:bCs/>
       </w:rPr>
@@ -10621,12 +11181,14 @@
     </w:tcPr>
     <w:tblStylePr w:type="firstRow">
       <w:rPr>
+        <w:rFonts w:eastAsia="黑体"/>
         <w:b/>
         <w:bCs/>
       </w:rPr>
     </w:tblStylePr>
     <w:tblStylePr w:type="lastRow">
       <w:rPr>
+        <w:rFonts w:eastAsia="黑体"/>
         <w:b/>
         <w:bCs/>
       </w:rPr>
@@ -10639,12 +11201,14 @@
     </w:tblStylePr>
     <w:tblStylePr w:type="firstCol">
       <w:rPr>
+        <w:rFonts w:eastAsia="黑体"/>
         <w:b/>
         <w:bCs/>
       </w:rPr>
     </w:tblStylePr>
     <w:tblStylePr w:type="lastCol">
       <w:rPr>
+        <w:rFonts w:eastAsia="黑体"/>
         <w:b/>
         <w:bCs/>
       </w:rPr>
@@ -10694,12 +11258,14 @@
     </w:tcPr>
     <w:tblStylePr w:type="firstRow">
       <w:rPr>
+        <w:rFonts w:eastAsia="黑体"/>
         <w:b/>
         <w:bCs/>
       </w:rPr>
     </w:tblStylePr>
     <w:tblStylePr w:type="lastRow">
       <w:rPr>
+        <w:rFonts w:eastAsia="黑体"/>
         <w:b/>
         <w:bCs/>
       </w:rPr>
@@ -10712,12 +11278,14 @@
     </w:tblStylePr>
     <w:tblStylePr w:type="firstCol">
       <w:rPr>
+        <w:rFonts w:eastAsia="黑体"/>
         <w:b/>
         <w:bCs/>
       </w:rPr>
     </w:tblStylePr>
     <w:tblStylePr w:type="lastCol">
       <w:rPr>
+        <w:rFonts w:eastAsia="黑体"/>
         <w:b/>
         <w:bCs/>
       </w:rPr>
@@ -10767,12 +11335,14 @@
     </w:tcPr>
     <w:tblStylePr w:type="firstRow">
       <w:rPr>
+        <w:rFonts w:eastAsia="黑体"/>
         <w:b/>
         <w:bCs/>
       </w:rPr>
     </w:tblStylePr>
     <w:tblStylePr w:type="lastRow">
       <w:rPr>
+        <w:rFonts w:eastAsia="黑体"/>
         <w:b/>
         <w:bCs/>
       </w:rPr>
@@ -10785,12 +11355,14 @@
     </w:tblStylePr>
     <w:tblStylePr w:type="firstCol">
       <w:rPr>
+        <w:rFonts w:eastAsia="黑体"/>
         <w:b/>
         <w:bCs/>
       </w:rPr>
     </w:tblStylePr>
     <w:tblStylePr w:type="lastCol">
       <w:rPr>
+        <w:rFonts w:eastAsia="黑体"/>
         <w:b/>
         <w:bCs/>
       </w:rPr>
@@ -10817,7 +11389,7 @@
       <w:spacing w:after="0" w:line="240" w:lineRule="auto"/>
     </w:pPr>
     <w:rPr>
-      <w:rFonts w:asciiTheme="majorHAnsi" w:cstheme="majorBidi" w:eastAsiaTheme="majorEastAsia" w:hAnsiTheme="majorHAnsi"/>
+      <w:rFonts w:asciiTheme="majorHAnsi" w:cstheme="majorBidi" w:hAnsiTheme="majorHAnsi" w:eastAsia="黑体"/>
       <w:color w:themeColor="text1" w:val="000000"/>
     </w:rPr>
     <w:tblPr>
@@ -10844,6 +11416,7 @@
     </w:tcPr>
     <w:tblStylePr w:type="firstRow">
       <w:rPr>
+        <w:rFonts w:eastAsia="黑体"/>
         <w:b/>
         <w:bCs/>
         <w:color w:themeColor="text1" w:val="000000"/>
@@ -10855,6 +11428,7 @@
     </w:tblStylePr>
     <w:tblStylePr w:type="lastRow">
       <w:rPr>
+        <w:rFonts w:eastAsia="黑体"/>
         <w:b/>
         <w:bCs/>
         <w:color w:themeColor="text1" w:val="000000"/>
@@ -10874,6 +11448,7 @@
     </w:tblStylePr>
     <w:tblStylePr w:type="firstCol">
       <w:rPr>
+        <w:rFonts w:eastAsia="黑体"/>
         <w:b/>
         <w:bCs/>
         <w:color w:themeColor="text1" w:val="000000"/>
@@ -10893,6 +11468,7 @@
     </w:tblStylePr>
     <w:tblStylePr w:type="lastCol">
       <w:rPr>
+        <w:rFonts w:eastAsia="黑体"/>
         <w:b w:val="0"/>
         <w:bCs w:val="0"/>
         <w:color w:themeColor="text1" w:val="000000"/>
@@ -10942,7 +11518,7 @@
       <w:spacing w:after="0" w:line="240" w:lineRule="auto"/>
     </w:pPr>
     <w:rPr>
-      <w:rFonts w:asciiTheme="majorHAnsi" w:cstheme="majorBidi" w:eastAsiaTheme="majorEastAsia" w:hAnsiTheme="majorHAnsi"/>
+      <w:rFonts w:asciiTheme="majorHAnsi" w:cstheme="majorBidi" w:hAnsiTheme="majorHAnsi" w:eastAsia="黑体"/>
       <w:color w:themeColor="text1" w:val="000000"/>
     </w:rPr>
     <w:tblPr>
@@ -10969,6 +11545,7 @@
     </w:tcPr>
     <w:tblStylePr w:type="firstRow">
       <w:rPr>
+        <w:rFonts w:eastAsia="黑体"/>
         <w:b/>
         <w:bCs/>
         <w:color w:themeColor="text1" w:val="000000"/>
@@ -10980,6 +11557,7 @@
     </w:tblStylePr>
     <w:tblStylePr w:type="lastRow">
       <w:rPr>
+        <w:rFonts w:eastAsia="黑体"/>
         <w:b/>
         <w:bCs/>
         <w:color w:themeColor="text1" w:val="000000"/>
@@ -10999,6 +11577,7 @@
     </w:tblStylePr>
     <w:tblStylePr w:type="firstCol">
       <w:rPr>
+        <w:rFonts w:eastAsia="黑体"/>
         <w:b/>
         <w:bCs/>
         <w:color w:themeColor="text1" w:val="000000"/>
@@ -11018,6 +11597,7 @@
     </w:tblStylePr>
     <w:tblStylePr w:type="lastCol">
       <w:rPr>
+        <w:rFonts w:eastAsia="黑体"/>
         <w:b w:val="0"/>
         <w:bCs w:val="0"/>
         <w:color w:themeColor="text1" w:val="000000"/>
@@ -11067,7 +11647,7 @@
       <w:spacing w:after="0" w:line="240" w:lineRule="auto"/>
     </w:pPr>
     <w:rPr>
-      <w:rFonts w:asciiTheme="majorHAnsi" w:cstheme="majorBidi" w:eastAsiaTheme="majorEastAsia" w:hAnsiTheme="majorHAnsi"/>
+      <w:rFonts w:asciiTheme="majorHAnsi" w:cstheme="majorBidi" w:hAnsiTheme="majorHAnsi" w:eastAsia="黑体"/>
       <w:color w:themeColor="text1" w:val="000000"/>
     </w:rPr>
     <w:tblPr>
@@ -11094,6 +11674,7 @@
     </w:tcPr>
     <w:tblStylePr w:type="firstRow">
       <w:rPr>
+        <w:rFonts w:eastAsia="黑体"/>
         <w:b/>
         <w:bCs/>
         <w:color w:themeColor="text1" w:val="000000"/>
@@ -11105,6 +11686,7 @@
     </w:tblStylePr>
     <w:tblStylePr w:type="lastRow">
       <w:rPr>
+        <w:rFonts w:eastAsia="黑体"/>
         <w:b/>
         <w:bCs/>
         <w:color w:themeColor="text1" w:val="000000"/>
@@ -11124,6 +11706,7 @@
     </w:tblStylePr>
     <w:tblStylePr w:type="firstCol">
       <w:rPr>
+        <w:rFonts w:eastAsia="黑体"/>
         <w:b/>
         <w:bCs/>
         <w:color w:themeColor="text1" w:val="000000"/>
@@ -11143,6 +11726,7 @@
     </w:tblStylePr>
     <w:tblStylePr w:type="lastCol">
       <w:rPr>
+        <w:rFonts w:eastAsia="黑体"/>
         <w:b w:val="0"/>
         <w:bCs w:val="0"/>
         <w:color w:themeColor="text1" w:val="000000"/>
@@ -11192,7 +11776,7 @@
       <w:spacing w:after="0" w:line="240" w:lineRule="auto"/>
     </w:pPr>
     <w:rPr>
-      <w:rFonts w:asciiTheme="majorHAnsi" w:cstheme="majorBidi" w:eastAsiaTheme="majorEastAsia" w:hAnsiTheme="majorHAnsi"/>
+      <w:rFonts w:asciiTheme="majorHAnsi" w:cstheme="majorBidi" w:hAnsiTheme="majorHAnsi" w:eastAsia="黑体"/>
       <w:color w:themeColor="text1" w:val="000000"/>
     </w:rPr>
     <w:tblPr>
@@ -11219,6 +11803,7 @@
     </w:tcPr>
     <w:tblStylePr w:type="firstRow">
       <w:rPr>
+        <w:rFonts w:eastAsia="黑体"/>
         <w:b/>
         <w:bCs/>
         <w:color w:themeColor="text1" w:val="000000"/>
@@ -11230,6 +11815,7 @@
     </w:tblStylePr>
     <w:tblStylePr w:type="lastRow">
       <w:rPr>
+        <w:rFonts w:eastAsia="黑体"/>
         <w:b/>
         <w:bCs/>
         <w:color w:themeColor="text1" w:val="000000"/>
@@ -11249,6 +11835,7 @@
     </w:tblStylePr>
     <w:tblStylePr w:type="firstCol">
       <w:rPr>
+        <w:rFonts w:eastAsia="黑体"/>
         <w:b/>
         <w:bCs/>
         <w:color w:themeColor="text1" w:val="000000"/>
@@ -11268,6 +11855,7 @@
     </w:tblStylePr>
     <w:tblStylePr w:type="lastCol">
       <w:rPr>
+        <w:rFonts w:eastAsia="黑体"/>
         <w:b w:val="0"/>
         <w:bCs w:val="0"/>
         <w:color w:themeColor="text1" w:val="000000"/>
@@ -11317,7 +11905,7 @@
       <w:spacing w:after="0" w:line="240" w:lineRule="auto"/>
     </w:pPr>
     <w:rPr>
-      <w:rFonts w:asciiTheme="majorHAnsi" w:cstheme="majorBidi" w:eastAsiaTheme="majorEastAsia" w:hAnsiTheme="majorHAnsi"/>
+      <w:rFonts w:asciiTheme="majorHAnsi" w:cstheme="majorBidi" w:hAnsiTheme="majorHAnsi" w:eastAsia="黑体"/>
       <w:color w:themeColor="text1" w:val="000000"/>
     </w:rPr>
     <w:tblPr>
@@ -11344,6 +11932,7 @@
     </w:tcPr>
     <w:tblStylePr w:type="firstRow">
       <w:rPr>
+        <w:rFonts w:eastAsia="黑体"/>
         <w:b/>
         <w:bCs/>
         <w:color w:themeColor="text1" w:val="000000"/>
@@ -11355,6 +11944,7 @@
     </w:tblStylePr>
     <w:tblStylePr w:type="lastRow">
       <w:rPr>
+        <w:rFonts w:eastAsia="黑体"/>
         <w:b/>
         <w:bCs/>
         <w:color w:themeColor="text1" w:val="000000"/>
@@ -11374,6 +11964,7 @@
     </w:tblStylePr>
     <w:tblStylePr w:type="firstCol">
       <w:rPr>
+        <w:rFonts w:eastAsia="黑体"/>
         <w:b/>
         <w:bCs/>
         <w:color w:themeColor="text1" w:val="000000"/>
@@ -11393,6 +11984,7 @@
     </w:tblStylePr>
     <w:tblStylePr w:type="lastCol">
       <w:rPr>
+        <w:rFonts w:eastAsia="黑体"/>
         <w:b w:val="0"/>
         <w:bCs w:val="0"/>
         <w:color w:themeColor="text1" w:val="000000"/>
@@ -11442,7 +12034,7 @@
       <w:spacing w:after="0" w:line="240" w:lineRule="auto"/>
     </w:pPr>
     <w:rPr>
-      <w:rFonts w:asciiTheme="majorHAnsi" w:cstheme="majorBidi" w:eastAsiaTheme="majorEastAsia" w:hAnsiTheme="majorHAnsi"/>
+      <w:rFonts w:asciiTheme="majorHAnsi" w:cstheme="majorBidi" w:hAnsiTheme="majorHAnsi" w:eastAsia="黑体"/>
       <w:color w:themeColor="text1" w:val="000000"/>
     </w:rPr>
     <w:tblPr>
@@ -11469,6 +12061,7 @@
     </w:tcPr>
     <w:tblStylePr w:type="firstRow">
       <w:rPr>
+        <w:rFonts w:eastAsia="黑体"/>
         <w:b/>
         <w:bCs/>
         <w:color w:themeColor="text1" w:val="000000"/>
@@ -11480,6 +12073,7 @@
     </w:tblStylePr>
     <w:tblStylePr w:type="lastRow">
       <w:rPr>
+        <w:rFonts w:eastAsia="黑体"/>
         <w:b/>
         <w:bCs/>
         <w:color w:themeColor="text1" w:val="000000"/>
@@ -11499,6 +12093,7 @@
     </w:tblStylePr>
     <w:tblStylePr w:type="firstCol">
       <w:rPr>
+        <w:rFonts w:eastAsia="黑体"/>
         <w:b/>
         <w:bCs/>
         <w:color w:themeColor="text1" w:val="000000"/>
@@ -11518,6 +12113,7 @@
     </w:tblStylePr>
     <w:tblStylePr w:type="lastCol">
       <w:rPr>
+        <w:rFonts w:eastAsia="黑体"/>
         <w:b w:val="0"/>
         <w:bCs w:val="0"/>
         <w:color w:themeColor="text1" w:val="000000"/>
@@ -11567,7 +12163,7 @@
       <w:spacing w:after="0" w:line="240" w:lineRule="auto"/>
     </w:pPr>
     <w:rPr>
-      <w:rFonts w:asciiTheme="majorHAnsi" w:cstheme="majorBidi" w:eastAsiaTheme="majorEastAsia" w:hAnsiTheme="majorHAnsi"/>
+      <w:rFonts w:asciiTheme="majorHAnsi" w:cstheme="majorBidi" w:hAnsiTheme="majorHAnsi" w:eastAsia="黑体"/>
       <w:color w:themeColor="text1" w:val="000000"/>
     </w:rPr>
     <w:tblPr>
@@ -11594,6 +12190,7 @@
     </w:tcPr>
     <w:tblStylePr w:type="firstRow">
       <w:rPr>
+        <w:rFonts w:eastAsia="黑体"/>
         <w:b/>
         <w:bCs/>
         <w:color w:themeColor="text1" w:val="000000"/>
@@ -11605,6 +12202,7 @@
     </w:tblStylePr>
     <w:tblStylePr w:type="lastRow">
       <w:rPr>
+        <w:rFonts w:eastAsia="黑体"/>
         <w:b/>
         <w:bCs/>
         <w:color w:themeColor="text1" w:val="000000"/>
@@ -11624,6 +12222,7 @@
     </w:tblStylePr>
     <w:tblStylePr w:type="firstCol">
       <w:rPr>
+        <w:rFonts w:eastAsia="黑体"/>
         <w:b/>
         <w:bCs/>
         <w:color w:themeColor="text1" w:val="000000"/>
@@ -11643,6 +12242,7 @@
     </w:tblStylePr>
     <w:tblStylePr w:type="lastCol">
       <w:rPr>
+        <w:rFonts w:eastAsia="黑体"/>
         <w:b w:val="0"/>
         <w:bCs w:val="0"/>
         <w:color w:themeColor="text1" w:val="000000"/>
@@ -11715,6 +12315,7 @@
     </w:tcPr>
     <w:tblStylePr w:type="firstRow">
       <w:rPr>
+        <w:rFonts w:eastAsia="黑体"/>
         <w:b/>
         <w:bCs/>
         <w:i w:val="0"/>
@@ -11736,6 +12337,7 @@
     </w:tblStylePr>
     <w:tblStylePr w:type="lastRow">
       <w:rPr>
+        <w:rFonts w:eastAsia="黑体"/>
         <w:b/>
         <w:bCs/>
         <w:i w:val="0"/>
@@ -11757,6 +12359,7 @@
     </w:tblStylePr>
     <w:tblStylePr w:type="firstCol">
       <w:rPr>
+        <w:rFonts w:eastAsia="黑体"/>
         <w:b/>
         <w:bCs/>
         <w:i w:val="0"/>
@@ -11776,6 +12379,7 @@
     </w:tblStylePr>
     <w:tblStylePr w:type="lastCol">
       <w:rPr>
+        <w:rFonts w:eastAsia="黑体"/>
         <w:b/>
         <w:bCs/>
         <w:i w:val="0"/>
@@ -11856,6 +12460,7 @@
     </w:tcPr>
     <w:tblStylePr w:type="firstRow">
       <w:rPr>
+        <w:rFonts w:eastAsia="黑体"/>
         <w:b/>
         <w:bCs/>
         <w:i w:val="0"/>
@@ -11877,6 +12482,7 @@
     </w:tblStylePr>
     <w:tblStylePr w:type="lastRow">
       <w:rPr>
+        <w:rFonts w:eastAsia="黑体"/>
         <w:b/>
         <w:bCs/>
         <w:i w:val="0"/>
@@ -11898,6 +12504,7 @@
     </w:tblStylePr>
     <w:tblStylePr w:type="firstCol">
       <w:rPr>
+        <w:rFonts w:eastAsia="黑体"/>
         <w:b/>
         <w:bCs/>
         <w:i w:val="0"/>
@@ -11917,6 +12524,7 @@
     </w:tblStylePr>
     <w:tblStylePr w:type="lastCol">
       <w:rPr>
+        <w:rFonts w:eastAsia="黑体"/>
         <w:b/>
         <w:bCs/>
         <w:i w:val="0"/>
@@ -11997,6 +12605,7 @@
     </w:tcPr>
     <w:tblStylePr w:type="firstRow">
       <w:rPr>
+        <w:rFonts w:eastAsia="黑体"/>
         <w:b/>
         <w:bCs/>
         <w:i w:val="0"/>
@@ -12018,6 +12627,7 @@
     </w:tblStylePr>
     <w:tblStylePr w:type="lastRow">
       <w:rPr>
+        <w:rFonts w:eastAsia="黑体"/>
         <w:b/>
         <w:bCs/>
         <w:i w:val="0"/>
@@ -12039,6 +12649,7 @@
     </w:tblStylePr>
     <w:tblStylePr w:type="firstCol">
       <w:rPr>
+        <w:rFonts w:eastAsia="黑体"/>
         <w:b/>
         <w:bCs/>
         <w:i w:val="0"/>
@@ -12058,6 +12669,7 @@
     </w:tblStylePr>
     <w:tblStylePr w:type="lastCol">
       <w:rPr>
+        <w:rFonts w:eastAsia="黑体"/>
         <w:b/>
         <w:bCs/>
         <w:i w:val="0"/>
@@ -12138,6 +12750,7 @@
     </w:tcPr>
     <w:tblStylePr w:type="firstRow">
       <w:rPr>
+        <w:rFonts w:eastAsia="黑体"/>
         <w:b/>
         <w:bCs/>
         <w:i w:val="0"/>
@@ -12159,6 +12772,7 @@
     </w:tblStylePr>
     <w:tblStylePr w:type="lastRow">
       <w:rPr>
+        <w:rFonts w:eastAsia="黑体"/>
         <w:b/>
         <w:bCs/>
         <w:i w:val="0"/>
@@ -12180,6 +12794,7 @@
     </w:tblStylePr>
     <w:tblStylePr w:type="firstCol">
       <w:rPr>
+        <w:rFonts w:eastAsia="黑体"/>
         <w:b/>
         <w:bCs/>
         <w:i w:val="0"/>
@@ -12199,6 +12814,7 @@
     </w:tblStylePr>
     <w:tblStylePr w:type="lastCol">
       <w:rPr>
+        <w:rFonts w:eastAsia="黑体"/>
         <w:b/>
         <w:bCs/>
         <w:i w:val="0"/>
@@ -12279,6 +12895,7 @@
     </w:tcPr>
     <w:tblStylePr w:type="firstRow">
       <w:rPr>
+        <w:rFonts w:eastAsia="黑体"/>
         <w:b/>
         <w:bCs/>
         <w:i w:val="0"/>
@@ -12300,6 +12917,7 @@
     </w:tblStylePr>
     <w:tblStylePr w:type="lastRow">
       <w:rPr>
+        <w:rFonts w:eastAsia="黑体"/>
         <w:b/>
         <w:bCs/>
         <w:i w:val="0"/>
@@ -12321,6 +12939,7 @@
     </w:tblStylePr>
     <w:tblStylePr w:type="firstCol">
       <w:rPr>
+        <w:rFonts w:eastAsia="黑体"/>
         <w:b/>
         <w:bCs/>
         <w:i w:val="0"/>
@@ -12340,6 +12959,7 @@
     </w:tblStylePr>
     <w:tblStylePr w:type="lastCol">
       <w:rPr>
+        <w:rFonts w:eastAsia="黑体"/>
         <w:b/>
         <w:bCs/>
         <w:i w:val="0"/>
@@ -12420,6 +13040,7 @@
     </w:tcPr>
     <w:tblStylePr w:type="firstRow">
       <w:rPr>
+        <w:rFonts w:eastAsia="黑体"/>
         <w:b/>
         <w:bCs/>
         <w:i w:val="0"/>
@@ -12441,6 +13062,7 @@
     </w:tblStylePr>
     <w:tblStylePr w:type="lastRow">
       <w:rPr>
+        <w:rFonts w:eastAsia="黑体"/>
         <w:b/>
         <w:bCs/>
         <w:i w:val="0"/>
@@ -12462,6 +13084,7 @@
     </w:tblStylePr>
     <w:tblStylePr w:type="firstCol">
       <w:rPr>
+        <w:rFonts w:eastAsia="黑体"/>
         <w:b/>
         <w:bCs/>
         <w:i w:val="0"/>
@@ -12481,6 +13104,7 @@
     </w:tblStylePr>
     <w:tblStylePr w:type="lastCol">
       <w:rPr>
+        <w:rFonts w:eastAsia="黑体"/>
         <w:b/>
         <w:bCs/>
         <w:i w:val="0"/>
@@ -12561,6 +13185,7 @@
     </w:tcPr>
     <w:tblStylePr w:type="firstRow">
       <w:rPr>
+        <w:rFonts w:eastAsia="黑体"/>
         <w:b/>
         <w:bCs/>
         <w:i w:val="0"/>
@@ -12582,6 +13207,7 @@
     </w:tblStylePr>
     <w:tblStylePr w:type="lastRow">
       <w:rPr>
+        <w:rFonts w:eastAsia="黑体"/>
         <w:b/>
         <w:bCs/>
         <w:i w:val="0"/>
@@ -12603,6 +13229,7 @@
     </w:tblStylePr>
     <w:tblStylePr w:type="firstCol">
       <w:rPr>
+        <w:rFonts w:eastAsia="黑体"/>
         <w:b/>
         <w:bCs/>
         <w:i w:val="0"/>
@@ -12622,6 +13249,7 @@
     </w:tblStylePr>
     <w:tblStylePr w:type="lastCol">
       <w:rPr>
+        <w:rFonts w:eastAsia="黑体"/>
         <w:b/>
         <w:bCs/>
         <w:i w:val="0"/>
@@ -12679,6 +13307,7 @@
       <w:spacing w:after="0" w:line="240" w:lineRule="auto"/>
     </w:pPr>
     <w:rPr>
+      <w:rFonts w:eastAsia="黑体"/>
       <w:color w:themeColor="background1" w:val="FFFFFF"/>
     </w:rPr>
     <w:tblPr>
@@ -12697,6 +13326,7 @@
     </w:tcPr>
     <w:tblStylePr w:type="firstRow">
       <w:rPr>
+        <w:rFonts w:eastAsia="黑体"/>
         <w:b/>
         <w:bCs/>
       </w:rPr>
@@ -12793,6 +13423,7 @@
       <w:spacing w:after="0" w:line="240" w:lineRule="auto"/>
     </w:pPr>
     <w:rPr>
+      <w:rFonts w:eastAsia="黑体"/>
       <w:color w:themeColor="background1" w:val="FFFFFF"/>
     </w:rPr>
     <w:tblPr>
@@ -12811,6 +13442,7 @@
     </w:tcPr>
     <w:tblStylePr w:type="firstRow">
       <w:rPr>
+        <w:rFonts w:eastAsia="黑体"/>
         <w:b/>
         <w:bCs/>
       </w:rPr>
@@ -12907,6 +13539,7 @@
       <w:spacing w:after="0" w:line="240" w:lineRule="auto"/>
     </w:pPr>
     <w:rPr>
+      <w:rFonts w:eastAsia="黑体"/>
       <w:color w:themeColor="background1" w:val="FFFFFF"/>
     </w:rPr>
     <w:tblPr>
@@ -12925,6 +13558,7 @@
     </w:tcPr>
     <w:tblStylePr w:type="firstRow">
       <w:rPr>
+        <w:rFonts w:eastAsia="黑体"/>
         <w:b/>
         <w:bCs/>
       </w:rPr>
@@ -13021,6 +13655,7 @@
       <w:spacing w:after="0" w:line="240" w:lineRule="auto"/>
     </w:pPr>
     <w:rPr>
+      <w:rFonts w:eastAsia="黑体"/>
       <w:color w:themeColor="background1" w:val="FFFFFF"/>
     </w:rPr>
     <w:tblPr>
@@ -13039,6 +13674,7 @@
     </w:tcPr>
     <w:tblStylePr w:type="firstRow">
       <w:rPr>
+        <w:rFonts w:eastAsia="黑体"/>
         <w:b/>
         <w:bCs/>
       </w:rPr>
@@ -13135,6 +13771,7 @@
       <w:spacing w:after="0" w:line="240" w:lineRule="auto"/>
     </w:pPr>
     <w:rPr>
+      <w:rFonts w:eastAsia="黑体"/>
       <w:color w:themeColor="background1" w:val="FFFFFF"/>
     </w:rPr>
     <w:tblPr>
@@ -13153,6 +13790,7 @@
     </w:tcPr>
     <w:tblStylePr w:type="firstRow">
       <w:rPr>
+        <w:rFonts w:eastAsia="黑体"/>
         <w:b/>
         <w:bCs/>
       </w:rPr>
@@ -13249,6 +13887,7 @@
       <w:spacing w:after="0" w:line="240" w:lineRule="auto"/>
     </w:pPr>
     <w:rPr>
+      <w:rFonts w:eastAsia="黑体"/>
       <w:color w:themeColor="background1" w:val="FFFFFF"/>
     </w:rPr>
     <w:tblPr>
@@ -13267,6 +13906,7 @@
     </w:tcPr>
     <w:tblStylePr w:type="firstRow">
       <w:rPr>
+        <w:rFonts w:eastAsia="黑体"/>
         <w:b/>
         <w:bCs/>
       </w:rPr>
@@ -13363,6 +14003,7 @@
       <w:spacing w:after="0" w:line="240" w:lineRule="auto"/>
     </w:pPr>
     <w:rPr>
+      <w:rFonts w:eastAsia="黑体"/>
       <w:color w:themeColor="background1" w:val="FFFFFF"/>
     </w:rPr>
     <w:tblPr>
@@ -13381,6 +14022,7 @@
     </w:tcPr>
     <w:tblStylePr w:type="firstRow">
       <w:rPr>
+        <w:rFonts w:eastAsia="黑体"/>
         <w:b/>
         <w:bCs/>
       </w:rPr>
@@ -13477,6 +14119,7 @@
       <w:spacing w:after="0" w:line="240" w:lineRule="auto"/>
     </w:pPr>
     <w:rPr>
+      <w:rFonts w:eastAsia="黑体"/>
       <w:color w:themeColor="text1" w:val="000000"/>
     </w:rPr>
     <w:tblPr>
@@ -13503,6 +14146,7 @@
     </w:tcPr>
     <w:tblStylePr w:type="firstRow">
       <w:rPr>
+        <w:rFonts w:eastAsia="黑体"/>
         <w:b/>
         <w:bCs/>
       </w:rPr>
@@ -13521,6 +14165,7 @@
     </w:tblStylePr>
     <w:tblStylePr w:type="lastRow">
       <w:rPr>
+        <w:rFonts w:eastAsia="黑体"/>
         <w:b/>
         <w:bCs/>
         <w:color w:themeColor="background1" w:val="FFFFFF"/>
@@ -13535,6 +14180,7 @@
     </w:tblStylePr>
     <w:tblStylePr w:type="firstCol">
       <w:rPr>
+        <w:rFonts w:eastAsia="黑体"/>
         <w:color w:themeColor="background1" w:val="FFFFFF"/>
       </w:rPr>
       <w:tblPr/>
@@ -13552,6 +14198,7 @@
     </w:tblStylePr>
     <w:tblStylePr w:type="lastCol">
       <w:rPr>
+        <w:rFonts w:eastAsia="黑体"/>
         <w:color w:themeColor="background1" w:val="FFFFFF"/>
       </w:rPr>
       <w:tblPr/>
@@ -13581,11 +14228,13 @@
     </w:tblStylePr>
     <w:tblStylePr w:type="neCell">
       <w:rPr>
+        <w:rFonts w:eastAsia="黑体"/>
         <w:color w:themeColor="text1" w:val="000000"/>
       </w:rPr>
     </w:tblStylePr>
     <w:tblStylePr w:type="nwCell">
       <w:rPr>
+        <w:rFonts w:eastAsia="黑体"/>
         <w:color w:themeColor="text1" w:val="000000"/>
       </w:rPr>
     </w:tblStylePr>
@@ -13599,6 +14248,7 @@
       <w:spacing w:after="0" w:line="240" w:lineRule="auto"/>
     </w:pPr>
     <w:rPr>
+      <w:rFonts w:eastAsia="黑体"/>
       <w:color w:themeColor="text1" w:val="000000"/>
     </w:rPr>
     <w:tblPr>
@@ -13625,6 +14275,7 @@
     </w:tcPr>
     <w:tblStylePr w:type="firstRow">
       <w:rPr>
+        <w:rFonts w:eastAsia="黑体"/>
         <w:b/>
         <w:bCs/>
       </w:rPr>
@@ -13643,6 +14294,7 @@
     </w:tblStylePr>
     <w:tblStylePr w:type="lastRow">
       <w:rPr>
+        <w:rFonts w:eastAsia="黑体"/>
         <w:b/>
         <w:bCs/>
         <w:color w:themeColor="background1" w:val="FFFFFF"/>
@@ -13657,6 +14309,7 @@
     </w:tblStylePr>
     <w:tblStylePr w:type="firstCol">
       <w:rPr>
+        <w:rFonts w:eastAsia="黑体"/>
         <w:color w:themeColor="background1" w:val="FFFFFF"/>
       </w:rPr>
       <w:tblPr/>
@@ -13674,6 +14327,7 @@
     </w:tblStylePr>
     <w:tblStylePr w:type="lastCol">
       <w:rPr>
+        <w:rFonts w:eastAsia="黑体"/>
         <w:color w:themeColor="background1" w:val="FFFFFF"/>
       </w:rPr>
       <w:tblPr/>
@@ -13703,11 +14357,13 @@
     </w:tblStylePr>
     <w:tblStylePr w:type="neCell">
       <w:rPr>
+        <w:rFonts w:eastAsia="黑体"/>
         <w:color w:themeColor="text1" w:val="000000"/>
       </w:rPr>
     </w:tblStylePr>
     <w:tblStylePr w:type="nwCell">
       <w:rPr>
+        <w:rFonts w:eastAsia="黑体"/>
         <w:color w:themeColor="text1" w:val="000000"/>
       </w:rPr>
     </w:tblStylePr>
@@ -13721,6 +14377,7 @@
       <w:spacing w:after="0" w:line="240" w:lineRule="auto"/>
     </w:pPr>
     <w:rPr>
+      <w:rFonts w:eastAsia="黑体"/>
       <w:color w:themeColor="text1" w:val="000000"/>
     </w:rPr>
     <w:tblPr>
@@ -13747,6 +14404,7 @@
     </w:tcPr>
     <w:tblStylePr w:type="firstRow">
       <w:rPr>
+        <w:rFonts w:eastAsia="黑体"/>
         <w:b/>
         <w:bCs/>
       </w:rPr>
@@ -13765,6 +14423,7 @@
     </w:tblStylePr>
     <w:tblStylePr w:type="lastRow">
       <w:rPr>
+        <w:rFonts w:eastAsia="黑体"/>
         <w:b/>
         <w:bCs/>
         <w:color w:themeColor="background1" w:val="FFFFFF"/>
@@ -13779,6 +14438,7 @@
     </w:tblStylePr>
     <w:tblStylePr w:type="firstCol">
       <w:rPr>
+        <w:rFonts w:eastAsia="黑体"/>
         <w:color w:themeColor="background1" w:val="FFFFFF"/>
       </w:rPr>
       <w:tblPr/>
@@ -13796,6 +14456,7 @@
     </w:tblStylePr>
     <w:tblStylePr w:type="lastCol">
       <w:rPr>
+        <w:rFonts w:eastAsia="黑体"/>
         <w:color w:themeColor="background1" w:val="FFFFFF"/>
       </w:rPr>
       <w:tblPr/>
@@ -13825,11 +14486,13 @@
     </w:tblStylePr>
     <w:tblStylePr w:type="neCell">
       <w:rPr>
+        <w:rFonts w:eastAsia="黑体"/>
         <w:color w:themeColor="text1" w:val="000000"/>
       </w:rPr>
     </w:tblStylePr>
     <w:tblStylePr w:type="nwCell">
       <w:rPr>
+        <w:rFonts w:eastAsia="黑体"/>
         <w:color w:themeColor="text1" w:val="000000"/>
       </w:rPr>
     </w:tblStylePr>
@@ -13843,6 +14506,7 @@
       <w:spacing w:after="0" w:line="240" w:lineRule="auto"/>
     </w:pPr>
     <w:rPr>
+      <w:rFonts w:eastAsia="黑体"/>
       <w:color w:themeColor="text1" w:val="000000"/>
     </w:rPr>
     <w:tblPr>
@@ -13869,6 +14533,7 @@
     </w:tcPr>
     <w:tblStylePr w:type="firstRow">
       <w:rPr>
+        <w:rFonts w:eastAsia="黑体"/>
         <w:b/>
         <w:bCs/>
       </w:rPr>
@@ -13887,6 +14552,7 @@
     </w:tblStylePr>
     <w:tblStylePr w:type="lastRow">
       <w:rPr>
+        <w:rFonts w:eastAsia="黑体"/>
         <w:b/>
         <w:bCs/>
         <w:color w:themeColor="background1" w:val="FFFFFF"/>
@@ -13901,6 +14567,7 @@
     </w:tblStylePr>
     <w:tblStylePr w:type="firstCol">
       <w:rPr>
+        <w:rFonts w:eastAsia="黑体"/>
         <w:color w:themeColor="background1" w:val="FFFFFF"/>
       </w:rPr>
       <w:tblPr/>
@@ -13918,6 +14585,7 @@
     </w:tblStylePr>
     <w:tblStylePr w:type="lastCol">
       <w:rPr>
+        <w:rFonts w:eastAsia="黑体"/>
         <w:color w:themeColor="background1" w:val="FFFFFF"/>
       </w:rPr>
       <w:tblPr/>
@@ -13955,6 +14623,7 @@
       <w:spacing w:after="0" w:line="240" w:lineRule="auto"/>
     </w:pPr>
     <w:rPr>
+      <w:rFonts w:eastAsia="黑体"/>
       <w:color w:themeColor="text1" w:val="000000"/>
     </w:rPr>
     <w:tblPr>
@@ -13981,6 +14650,7 @@
     </w:tcPr>
     <w:tblStylePr w:type="firstRow">
       <w:rPr>
+        <w:rFonts w:eastAsia="黑体"/>
         <w:b/>
         <w:bCs/>
       </w:rPr>
@@ -13999,6 +14669,7 @@
     </w:tblStylePr>
     <w:tblStylePr w:type="lastRow">
       <w:rPr>
+        <w:rFonts w:eastAsia="黑体"/>
         <w:b/>
         <w:bCs/>
         <w:color w:themeColor="background1" w:val="FFFFFF"/>
@@ -14013,6 +14684,7 @@
     </w:tblStylePr>
     <w:tblStylePr w:type="firstCol">
       <w:rPr>
+        <w:rFonts w:eastAsia="黑体"/>
         <w:color w:themeColor="background1" w:val="FFFFFF"/>
       </w:rPr>
       <w:tblPr/>
@@ -14030,6 +14702,7 @@
     </w:tblStylePr>
     <w:tblStylePr w:type="lastCol">
       <w:rPr>
+        <w:rFonts w:eastAsia="黑体"/>
         <w:color w:themeColor="background1" w:val="FFFFFF"/>
       </w:rPr>
       <w:tblPr/>
@@ -14059,11 +14732,13 @@
     </w:tblStylePr>
     <w:tblStylePr w:type="neCell">
       <w:rPr>
+        <w:rFonts w:eastAsia="黑体"/>
         <w:color w:themeColor="text1" w:val="000000"/>
       </w:rPr>
     </w:tblStylePr>
     <w:tblStylePr w:type="nwCell">
       <w:rPr>
+        <w:rFonts w:eastAsia="黑体"/>
         <w:color w:themeColor="text1" w:val="000000"/>
       </w:rPr>
     </w:tblStylePr>
@@ -14077,6 +14752,7 @@
       <w:spacing w:after="0" w:line="240" w:lineRule="auto"/>
     </w:pPr>
     <w:rPr>
+      <w:rFonts w:eastAsia="黑体"/>
       <w:color w:themeColor="text1" w:val="000000"/>
     </w:rPr>
     <w:tblPr>
@@ -14103,6 +14779,7 @@
     </w:tcPr>
     <w:tblStylePr w:type="firstRow">
       <w:rPr>
+        <w:rFonts w:eastAsia="黑体"/>
         <w:b/>
         <w:bCs/>
       </w:rPr>
@@ -14121,6 +14798,7 @@
     </w:tblStylePr>
     <w:tblStylePr w:type="lastRow">
       <w:rPr>
+        <w:rFonts w:eastAsia="黑体"/>
         <w:b/>
         <w:bCs/>
         <w:color w:themeColor="background1" w:val="FFFFFF"/>
@@ -14135,6 +14813,7 @@
     </w:tblStylePr>
     <w:tblStylePr w:type="firstCol">
       <w:rPr>
+        <w:rFonts w:eastAsia="黑体"/>
         <w:color w:themeColor="background1" w:val="FFFFFF"/>
       </w:rPr>
       <w:tblPr/>
@@ -14152,6 +14831,7 @@
     </w:tblStylePr>
     <w:tblStylePr w:type="lastCol">
       <w:rPr>
+        <w:rFonts w:eastAsia="黑体"/>
         <w:color w:themeColor="background1" w:val="FFFFFF"/>
       </w:rPr>
       <w:tblPr/>
@@ -14181,11 +14861,13 @@
     </w:tblStylePr>
     <w:tblStylePr w:type="neCell">
       <w:rPr>
+        <w:rFonts w:eastAsia="黑体"/>
         <w:color w:themeColor="text1" w:val="000000"/>
       </w:rPr>
     </w:tblStylePr>
     <w:tblStylePr w:type="nwCell">
       <w:rPr>
+        <w:rFonts w:eastAsia="黑体"/>
         <w:color w:themeColor="text1" w:val="000000"/>
       </w:rPr>
     </w:tblStylePr>
@@ -14199,6 +14881,7 @@
       <w:spacing w:after="0" w:line="240" w:lineRule="auto"/>
     </w:pPr>
     <w:rPr>
+      <w:rFonts w:eastAsia="黑体"/>
       <w:color w:themeColor="text1" w:val="000000"/>
     </w:rPr>
     <w:tblPr>
@@ -14225,6 +14908,7 @@
     </w:tcPr>
     <w:tblStylePr w:type="firstRow">
       <w:rPr>
+        <w:rFonts w:eastAsia="黑体"/>
         <w:b/>
         <w:bCs/>
       </w:rPr>
@@ -14243,6 +14927,7 @@
     </w:tblStylePr>
     <w:tblStylePr w:type="lastRow">
       <w:rPr>
+        <w:rFonts w:eastAsia="黑体"/>
         <w:b/>
         <w:bCs/>
         <w:color w:themeColor="background1" w:val="FFFFFF"/>
@@ -14257,6 +14942,7 @@
     </w:tblStylePr>
     <w:tblStylePr w:type="firstCol">
       <w:rPr>
+        <w:rFonts w:eastAsia="黑体"/>
         <w:color w:themeColor="background1" w:val="FFFFFF"/>
       </w:rPr>
       <w:tblPr/>
@@ -14274,6 +14960,7 @@
     </w:tblStylePr>
     <w:tblStylePr w:type="lastCol">
       <w:rPr>
+        <w:rFonts w:eastAsia="黑体"/>
         <w:color w:themeColor="background1" w:val="FFFFFF"/>
       </w:rPr>
       <w:tblPr/>
@@ -14303,11 +14990,13 @@
     </w:tblStylePr>
     <w:tblStylePr w:type="neCell">
       <w:rPr>
+        <w:rFonts w:eastAsia="黑体"/>
         <w:color w:themeColor="text1" w:val="000000"/>
       </w:rPr>
     </w:tblStylePr>
     <w:tblStylePr w:type="nwCell">
       <w:rPr>
+        <w:rFonts w:eastAsia="黑体"/>
         <w:color w:themeColor="text1" w:val="000000"/>
       </w:rPr>
     </w:tblStylePr>
@@ -14321,6 +15010,7 @@
       <w:spacing w:after="0" w:line="240" w:lineRule="auto"/>
     </w:pPr>
     <w:rPr>
+      <w:rFonts w:eastAsia="黑体"/>
       <w:color w:themeColor="text1" w:val="000000"/>
     </w:rPr>
     <w:tblPr>
@@ -14339,6 +15029,7 @@
     </w:tcPr>
     <w:tblStylePr w:type="firstRow">
       <w:rPr>
+        <w:rFonts w:eastAsia="黑体"/>
         <w:b/>
         <w:bCs/>
         <w:color w:themeColor="background1" w:val="FFFFFF"/>
@@ -14353,6 +15044,7 @@
     </w:tblStylePr>
     <w:tblStylePr w:type="lastRow">
       <w:rPr>
+        <w:rFonts w:eastAsia="黑体"/>
         <w:b/>
         <w:bCs/>
         <w:color w:themeColor="accent2" w:themeShade="CC" w:val="9E3A38"/>
@@ -14367,12 +15059,14 @@
     </w:tblStylePr>
     <w:tblStylePr w:type="firstCol">
       <w:rPr>
+        <w:rFonts w:eastAsia="黑体"/>
         <w:b/>
         <w:bCs/>
       </w:rPr>
     </w:tblStylePr>
     <w:tblStylePr w:type="lastCol">
       <w:rPr>
+        <w:rFonts w:eastAsia="黑体"/>
         <w:b/>
         <w:bCs/>
       </w:rPr>
@@ -14407,6 +15101,7 @@
       <w:spacing w:after="0" w:line="240" w:lineRule="auto"/>
     </w:pPr>
     <w:rPr>
+      <w:rFonts w:eastAsia="黑体"/>
       <w:color w:themeColor="text1" w:val="000000"/>
     </w:rPr>
     <w:tblPr>
@@ -14425,6 +15120,7 @@
     </w:tcPr>
     <w:tblStylePr w:type="firstRow">
       <w:rPr>
+        <w:rFonts w:eastAsia="黑体"/>
         <w:b/>
         <w:bCs/>
         <w:color w:themeColor="background1" w:val="FFFFFF"/>
@@ -14439,6 +15135,7 @@
     </w:tblStylePr>
     <w:tblStylePr w:type="lastRow">
       <w:rPr>
+        <w:rFonts w:eastAsia="黑体"/>
         <w:b/>
         <w:bCs/>
         <w:color w:themeColor="accent2" w:themeShade="CC" w:val="9E3A38"/>
@@ -14453,12 +15150,14 @@
     </w:tblStylePr>
     <w:tblStylePr w:type="firstCol">
       <w:rPr>
+        <w:rFonts w:eastAsia="黑体"/>
         <w:b/>
         <w:bCs/>
       </w:rPr>
     </w:tblStylePr>
     <w:tblStylePr w:type="lastCol">
       <w:rPr>
+        <w:rFonts w:eastAsia="黑体"/>
         <w:b/>
         <w:bCs/>
       </w:rPr>
@@ -14493,6 +15192,7 @@
       <w:spacing w:after="0" w:line="240" w:lineRule="auto"/>
     </w:pPr>
     <w:rPr>
+      <w:rFonts w:eastAsia="黑体"/>
       <w:color w:themeColor="text1" w:val="000000"/>
     </w:rPr>
     <w:tblPr>
@@ -14511,6 +15211,7 @@
     </w:tcPr>
     <w:tblStylePr w:type="firstRow">
       <w:rPr>
+        <w:rFonts w:eastAsia="黑体"/>
         <w:b/>
         <w:bCs/>
         <w:color w:themeColor="background1" w:val="FFFFFF"/>
@@ -14525,6 +15226,7 @@
     </w:tblStylePr>
     <w:tblStylePr w:type="lastRow">
       <w:rPr>
+        <w:rFonts w:eastAsia="黑体"/>
         <w:b/>
         <w:bCs/>
         <w:color w:themeColor="accent2" w:themeShade="CC" w:val="9E3A38"/>
@@ -14539,12 +15241,14 @@
     </w:tblStylePr>
     <w:tblStylePr w:type="firstCol">
       <w:rPr>
+        <w:rFonts w:eastAsia="黑体"/>
         <w:b/>
         <w:bCs/>
       </w:rPr>
     </w:tblStylePr>
     <w:tblStylePr w:type="lastCol">
       <w:rPr>
+        <w:rFonts w:eastAsia="黑体"/>
         <w:b/>
         <w:bCs/>
       </w:rPr>
@@ -14579,6 +15283,7 @@
       <w:spacing w:after="0" w:line="240" w:lineRule="auto"/>
     </w:pPr>
     <w:rPr>
+      <w:rFonts w:eastAsia="黑体"/>
       <w:color w:themeColor="text1" w:val="000000"/>
     </w:rPr>
     <w:tblPr>
@@ -14597,6 +15302,7 @@
     </w:tcPr>
     <w:tblStylePr w:type="firstRow">
       <w:rPr>
+        <w:rFonts w:eastAsia="黑体"/>
         <w:b/>
         <w:bCs/>
         <w:color w:themeColor="background1" w:val="FFFFFF"/>
@@ -14611,6 +15317,7 @@
     </w:tblStylePr>
     <w:tblStylePr w:type="lastRow">
       <w:rPr>
+        <w:rFonts w:eastAsia="黑体"/>
         <w:b/>
         <w:bCs/>
         <w:color w:themeColor="accent4" w:themeShade="CC" w:val="664E82"/>
@@ -14625,12 +15332,14 @@
     </w:tblStylePr>
     <w:tblStylePr w:type="firstCol">
       <w:rPr>
+        <w:rFonts w:eastAsia="黑体"/>
         <w:b/>
         <w:bCs/>
       </w:rPr>
     </w:tblStylePr>
     <w:tblStylePr w:type="lastCol">
       <w:rPr>
+        <w:rFonts w:eastAsia="黑体"/>
         <w:b/>
         <w:bCs/>
       </w:rPr>
@@ -14665,6 +15374,7 @@
       <w:spacing w:after="0" w:line="240" w:lineRule="auto"/>
     </w:pPr>
     <w:rPr>
+      <w:rFonts w:eastAsia="黑体"/>
       <w:color w:themeColor="text1" w:val="000000"/>
     </w:rPr>
     <w:tblPr>
@@ -14683,6 +15393,7 @@
     </w:tcPr>
     <w:tblStylePr w:type="firstRow">
       <w:rPr>
+        <w:rFonts w:eastAsia="黑体"/>
         <w:b/>
         <w:bCs/>
         <w:color w:themeColor="background1" w:val="FFFFFF"/>
@@ -14697,6 +15408,7 @@
     </w:tblStylePr>
     <w:tblStylePr w:type="lastRow">
       <w:rPr>
+        <w:rFonts w:eastAsia="黑体"/>
         <w:b/>
         <w:bCs/>
         <w:color w:themeColor="accent3" w:themeShade="CC" w:val="7E9C40"/>
@@ -14711,12 +15423,14 @@
     </w:tblStylePr>
     <w:tblStylePr w:type="firstCol">
       <w:rPr>
+        <w:rFonts w:eastAsia="黑体"/>
         <w:b/>
         <w:bCs/>
       </w:rPr>
     </w:tblStylePr>
     <w:tblStylePr w:type="lastCol">
       <w:rPr>
+        <w:rFonts w:eastAsia="黑体"/>
         <w:b/>
         <w:bCs/>
       </w:rPr>
@@ -14751,6 +15465,7 @@
       <w:spacing w:after="0" w:line="240" w:lineRule="auto"/>
     </w:pPr>
     <w:rPr>
+      <w:rFonts w:eastAsia="黑体"/>
       <w:color w:themeColor="text1" w:val="000000"/>
     </w:rPr>
     <w:tblPr>
@@ -14769,6 +15484,7 @@
     </w:tcPr>
     <w:tblStylePr w:type="firstRow">
       <w:rPr>
+        <w:rFonts w:eastAsia="黑体"/>
         <w:b/>
         <w:bCs/>
         <w:color w:themeColor="background1" w:val="FFFFFF"/>
@@ -14783,6 +15499,7 @@
     </w:tblStylePr>
     <w:tblStylePr w:type="lastRow">
       <w:rPr>
+        <w:rFonts w:eastAsia="黑体"/>
         <w:b/>
         <w:bCs/>
         <w:color w:themeColor="accent6" w:themeShade="CC" w:val="F2730A"/>
@@ -14797,12 +15514,14 @@
     </w:tblStylePr>
     <w:tblStylePr w:type="firstCol">
       <w:rPr>
+        <w:rFonts w:eastAsia="黑体"/>
         <w:b/>
         <w:bCs/>
       </w:rPr>
     </w:tblStylePr>
     <w:tblStylePr w:type="lastCol">
       <w:rPr>
+        <w:rFonts w:eastAsia="黑体"/>
         <w:b/>
         <w:bCs/>
       </w:rPr>
@@ -14837,6 +15556,7 @@
       <w:spacing w:after="0" w:line="240" w:lineRule="auto"/>
     </w:pPr>
     <w:rPr>
+      <w:rFonts w:eastAsia="黑体"/>
       <w:color w:themeColor="text1" w:val="000000"/>
     </w:rPr>
     <w:tblPr>
@@ -14855,6 +15575,7 @@
     </w:tcPr>
     <w:tblStylePr w:type="firstRow">
       <w:rPr>
+        <w:rFonts w:eastAsia="黑体"/>
         <w:b/>
         <w:bCs/>
         <w:color w:themeColor="background1" w:val="FFFFFF"/>
@@ -14869,6 +15590,7 @@
     </w:tblStylePr>
     <w:tblStylePr w:type="lastRow">
       <w:rPr>
+        <w:rFonts w:eastAsia="黑体"/>
         <w:b/>
         <w:bCs/>
         <w:color w:themeColor="accent5" w:themeShade="CC" w:val="348DA5"/>
@@ -14883,12 +15605,14 @@
     </w:tblStylePr>
     <w:tblStylePr w:type="firstCol">
       <w:rPr>
+        <w:rFonts w:eastAsia="黑体"/>
         <w:b/>
         <w:bCs/>
       </w:rPr>
     </w:tblStylePr>
     <w:tblStylePr w:type="lastCol">
       <w:rPr>
+        <w:rFonts w:eastAsia="黑体"/>
         <w:b/>
         <w:bCs/>
       </w:rPr>
@@ -14923,6 +15647,7 @@
       <w:spacing w:after="0" w:line="240" w:lineRule="auto"/>
     </w:pPr>
     <w:rPr>
+      <w:rFonts w:eastAsia="黑体"/>
       <w:color w:themeColor="text1" w:val="000000"/>
     </w:rPr>
     <w:tblPr>
@@ -14944,6 +15669,7 @@
     </w:tcPr>
     <w:tblStylePr w:type="firstRow">
       <w:rPr>
+        <w:rFonts w:eastAsia="黑体"/>
         <w:b/>
         <w:bCs/>
       </w:rPr>
@@ -14954,6 +15680,7 @@
     </w:tblStylePr>
     <w:tblStylePr w:type="lastRow">
       <w:rPr>
+        <w:rFonts w:eastAsia="黑体"/>
         <w:b/>
         <w:bCs/>
         <w:color w:themeColor="text1" w:val="000000"/>
@@ -14965,6 +15692,7 @@
     </w:tblStylePr>
     <w:tblStylePr w:type="firstCol">
       <w:rPr>
+        <w:rFonts w:eastAsia="黑体"/>
         <w:color w:themeColor="background1" w:val="FFFFFF"/>
       </w:rPr>
       <w:tblPr/>
@@ -14974,6 +15702,7 @@
     </w:tblStylePr>
     <w:tblStylePr w:type="lastCol">
       <w:rPr>
+        <w:rFonts w:eastAsia="黑体"/>
         <w:color w:themeColor="background1" w:val="FFFFFF"/>
       </w:rPr>
       <w:tblPr/>
@@ -15003,6 +15732,7 @@
       <w:spacing w:after="0" w:line="240" w:lineRule="auto"/>
     </w:pPr>
     <w:rPr>
+      <w:rFonts w:eastAsia="黑体"/>
       <w:color w:themeColor="text1" w:val="000000"/>
     </w:rPr>
     <w:tblPr>
@@ -15024,6 +15754,7 @@
     </w:tcPr>
     <w:tblStylePr w:type="firstRow">
       <w:rPr>
+        <w:rFonts w:eastAsia="黑体"/>
         <w:b/>
         <w:bCs/>
       </w:rPr>
@@ -15034,6 +15765,7 @@
     </w:tblStylePr>
     <w:tblStylePr w:type="lastRow">
       <w:rPr>
+        <w:rFonts w:eastAsia="黑体"/>
         <w:b/>
         <w:bCs/>
         <w:color w:themeColor="text1" w:val="000000"/>
@@ -15045,6 +15777,7 @@
     </w:tblStylePr>
     <w:tblStylePr w:type="firstCol">
       <w:rPr>
+        <w:rFonts w:eastAsia="黑体"/>
         <w:color w:themeColor="background1" w:val="FFFFFF"/>
       </w:rPr>
       <w:tblPr/>
@@ -15054,6 +15787,7 @@
     </w:tblStylePr>
     <w:tblStylePr w:type="lastCol">
       <w:rPr>
+        <w:rFonts w:eastAsia="黑体"/>
         <w:color w:themeColor="background1" w:val="FFFFFF"/>
       </w:rPr>
       <w:tblPr/>
@@ -15083,6 +15817,7 @@
       <w:spacing w:after="0" w:line="240" w:lineRule="auto"/>
     </w:pPr>
     <w:rPr>
+      <w:rFonts w:eastAsia="黑体"/>
       <w:color w:themeColor="text1" w:val="000000"/>
     </w:rPr>
     <w:tblPr>
@@ -15104,6 +15839,7 @@
     </w:tcPr>
     <w:tblStylePr w:type="firstRow">
       <w:rPr>
+        <w:rFonts w:eastAsia="黑体"/>
         <w:b/>
         <w:bCs/>
       </w:rPr>
@@ -15114,6 +15850,7 @@
     </w:tblStylePr>
     <w:tblStylePr w:type="lastRow">
       <w:rPr>
+        <w:rFonts w:eastAsia="黑体"/>
         <w:b/>
         <w:bCs/>
         <w:color w:themeColor="text1" w:val="000000"/>
@@ -15125,6 +15862,7 @@
     </w:tblStylePr>
     <w:tblStylePr w:type="firstCol">
       <w:rPr>
+        <w:rFonts w:eastAsia="黑体"/>
         <w:color w:themeColor="background1" w:val="FFFFFF"/>
       </w:rPr>
       <w:tblPr/>
@@ -15134,6 +15872,7 @@
     </w:tblStylePr>
     <w:tblStylePr w:type="lastCol">
       <w:rPr>
+        <w:rFonts w:eastAsia="黑体"/>
         <w:color w:themeColor="background1" w:val="FFFFFF"/>
       </w:rPr>
       <w:tblPr/>
@@ -15163,6 +15902,7 @@
       <w:spacing w:after="0" w:line="240" w:lineRule="auto"/>
     </w:pPr>
     <w:rPr>
+      <w:rFonts w:eastAsia="黑体"/>
       <w:color w:themeColor="text1" w:val="000000"/>
     </w:rPr>
     <w:tblPr>
@@ -15184,6 +15924,7 @@
     </w:tcPr>
     <w:tblStylePr w:type="firstRow">
       <w:rPr>
+        <w:rFonts w:eastAsia="黑体"/>
         <w:b/>
         <w:bCs/>
       </w:rPr>
@@ -15194,6 +15935,7 @@
     </w:tblStylePr>
     <w:tblStylePr w:type="lastRow">
       <w:rPr>
+        <w:rFonts w:eastAsia="黑体"/>
         <w:b/>
         <w:bCs/>
         <w:color w:themeColor="text1" w:val="000000"/>
@@ -15205,6 +15947,7 @@
     </w:tblStylePr>
     <w:tblStylePr w:type="firstCol">
       <w:rPr>
+        <w:rFonts w:eastAsia="黑体"/>
         <w:color w:themeColor="background1" w:val="FFFFFF"/>
       </w:rPr>
       <w:tblPr/>
@@ -15214,6 +15957,7 @@
     </w:tblStylePr>
     <w:tblStylePr w:type="lastCol">
       <w:rPr>
+        <w:rFonts w:eastAsia="黑体"/>
         <w:color w:themeColor="background1" w:val="FFFFFF"/>
       </w:rPr>
       <w:tblPr/>
@@ -15243,6 +15987,7 @@
       <w:spacing w:after="0" w:line="240" w:lineRule="auto"/>
     </w:pPr>
     <w:rPr>
+      <w:rFonts w:eastAsia="黑体"/>
       <w:color w:themeColor="text1" w:val="000000"/>
     </w:rPr>
     <w:tblPr>
@@ -15264,6 +16009,7 @@
     </w:tcPr>
     <w:tblStylePr w:type="firstRow">
       <w:rPr>
+        <w:rFonts w:eastAsia="黑体"/>
         <w:b/>
         <w:bCs/>
       </w:rPr>
@@ -15274,6 +16020,7 @@
     </w:tblStylePr>
     <w:tblStylePr w:type="lastRow">
       <w:rPr>
+        <w:rFonts w:eastAsia="黑体"/>
         <w:b/>
         <w:bCs/>
         <w:color w:themeColor="text1" w:val="000000"/>
@@ -15285,6 +16032,7 @@
     </w:tblStylePr>
     <w:tblStylePr w:type="firstCol">
       <w:rPr>
+        <w:rFonts w:eastAsia="黑体"/>
         <w:color w:themeColor="background1" w:val="FFFFFF"/>
       </w:rPr>
       <w:tblPr/>
@@ -15294,6 +16042,7 @@
     </w:tblStylePr>
     <w:tblStylePr w:type="lastCol">
       <w:rPr>
+        <w:rFonts w:eastAsia="黑体"/>
         <w:color w:themeColor="background1" w:val="FFFFFF"/>
       </w:rPr>
       <w:tblPr/>
@@ -15323,6 +16072,7 @@
       <w:spacing w:after="0" w:line="240" w:lineRule="auto"/>
     </w:pPr>
     <w:rPr>
+      <w:rFonts w:eastAsia="黑体"/>
       <w:color w:themeColor="text1" w:val="000000"/>
     </w:rPr>
     <w:tblPr>
@@ -15344,6 +16094,7 @@
     </w:tcPr>
     <w:tblStylePr w:type="firstRow">
       <w:rPr>
+        <w:rFonts w:eastAsia="黑体"/>
         <w:b/>
         <w:bCs/>
       </w:rPr>
@@ -15354,6 +16105,7 @@
     </w:tblStylePr>
     <w:tblStylePr w:type="lastRow">
       <w:rPr>
+        <w:rFonts w:eastAsia="黑体"/>
         <w:b/>
         <w:bCs/>
         <w:color w:themeColor="text1" w:val="000000"/>
@@ -15365,6 +16117,7 @@
     </w:tblStylePr>
     <w:tblStylePr w:type="firstCol">
       <w:rPr>
+        <w:rFonts w:eastAsia="黑体"/>
         <w:color w:themeColor="background1" w:val="FFFFFF"/>
       </w:rPr>
       <w:tblPr/>
@@ -15374,6 +16127,7 @@
     </w:tblStylePr>
     <w:tblStylePr w:type="lastCol">
       <w:rPr>
+        <w:rFonts w:eastAsia="黑体"/>
         <w:color w:themeColor="background1" w:val="FFFFFF"/>
       </w:rPr>
       <w:tblPr/>
@@ -15403,6 +16157,7 @@
       <w:spacing w:after="0" w:line="240" w:lineRule="auto"/>
     </w:pPr>
     <w:rPr>
+      <w:rFonts w:eastAsia="黑体"/>
       <w:color w:themeColor="text1" w:val="000000"/>
     </w:rPr>
     <w:tblPr>
@@ -15424,6 +16179,7 @@
     </w:tcPr>
     <w:tblStylePr w:type="firstRow">
       <w:rPr>
+        <w:rFonts w:eastAsia="黑体"/>
         <w:b/>
         <w:bCs/>
       </w:rPr>
@@ -15434,6 +16190,7 @@
     </w:tblStylePr>
     <w:tblStylePr w:type="lastRow">
       <w:rPr>
+        <w:rFonts w:eastAsia="黑体"/>
         <w:b/>
         <w:bCs/>
         <w:color w:themeColor="text1" w:val="000000"/>
@@ -15445,6 +16202,7 @@
     </w:tblStylePr>
     <w:tblStylePr w:type="firstCol">
       <w:rPr>
+        <w:rFonts w:eastAsia="黑体"/>
         <w:color w:themeColor="background1" w:val="FFFFFF"/>
       </w:rPr>
       <w:tblPr/>
@@ -15454,6 +16212,7 @@
     </w:tblStylePr>
     <w:tblStylePr w:type="lastCol">
       <w:rPr>
+        <w:rFonts w:eastAsia="黑体"/>
         <w:color w:themeColor="background1" w:val="FFFFFF"/>
       </w:rPr>
       <w:tblPr/>
@@ -15486,6 +16245,7 @@
     <w:name w:val="KeywordTok"/>
     <w:basedOn w:val="VerbatimChar"/>
     <w:rPr>
+      <w:rFonts w:eastAsia="黑体"/>
       <w:b/>
       <w:color w:val="007020"/>
     </w:rPr>
@@ -15494,6 +16254,7 @@
     <w:name w:val="DataTypeTok"/>
     <w:basedOn w:val="VerbatimChar"/>
     <w:rPr>
+      <w:rFonts w:eastAsia="黑体"/>
       <w:color w:val="902000"/>
     </w:rPr>
   </w:style>
@@ -15501,6 +16262,7 @@
     <w:name w:val="DecValTok"/>
     <w:basedOn w:val="VerbatimChar"/>
     <w:rPr>
+      <w:rFonts w:eastAsia="黑体"/>
       <w:color w:val="40a070"/>
     </w:rPr>
   </w:style>
@@ -15508,6 +16270,7 @@
     <w:name w:val="BaseNTok"/>
     <w:basedOn w:val="VerbatimChar"/>
     <w:rPr>
+      <w:rFonts w:eastAsia="黑体"/>
       <w:color w:val="40a070"/>
     </w:rPr>
   </w:style>
@@ -15515,6 +16278,7 @@
     <w:name w:val="FloatTok"/>
     <w:basedOn w:val="VerbatimChar"/>
     <w:rPr>
+      <w:rFonts w:eastAsia="黑体"/>
       <w:color w:val="40a070"/>
     </w:rPr>
   </w:style>
@@ -15522,6 +16286,7 @@
     <w:name w:val="ConstantTok"/>
     <w:basedOn w:val="VerbatimChar"/>
     <w:rPr>
+      <w:rFonts w:eastAsia="黑体"/>
       <w:color w:val="880000"/>
     </w:rPr>
   </w:style>
@@ -15529,6 +16294,7 @@
     <w:name w:val="CharTok"/>
     <w:basedOn w:val="VerbatimChar"/>
     <w:rPr>
+      <w:rFonts w:eastAsia="黑体"/>
       <w:color w:val="4070a0"/>
     </w:rPr>
   </w:style>
@@ -15536,6 +16302,7 @@
     <w:name w:val="SpecialCharTok"/>
     <w:basedOn w:val="VerbatimChar"/>
     <w:rPr>
+      <w:rFonts w:eastAsia="黑体"/>
       <w:color w:val="4070a0"/>
     </w:rPr>
   </w:style>
@@ -15543,6 +16310,7 @@
     <w:name w:val="StringTok"/>
     <w:basedOn w:val="VerbatimChar"/>
     <w:rPr>
+      <w:rFonts w:eastAsia="黑体"/>
       <w:color w:val="4070a0"/>
     </w:rPr>
   </w:style>
@@ -15550,6 +16318,7 @@
     <w:name w:val="VerbatimStringTok"/>
     <w:basedOn w:val="VerbatimChar"/>
     <w:rPr>
+      <w:rFonts w:eastAsia="黑体"/>
       <w:color w:val="4070a0"/>
     </w:rPr>
   </w:style>
@@ -15557,6 +16326,7 @@
     <w:name w:val="SpecialStringTok"/>
     <w:basedOn w:val="VerbatimChar"/>
     <w:rPr>
+      <w:rFonts w:eastAsia="黑体"/>
       <w:color w:val="bb6688"/>
     </w:rPr>
   </w:style>
@@ -15564,6 +16334,7 @@
     <w:name w:val="ImportTok"/>
     <w:basedOn w:val="VerbatimChar"/>
     <w:rPr>
+      <w:rFonts w:eastAsia="黑体"/>
       <w:b/>
       <w:color w:val="008000"/>
     </w:rPr>
@@ -15572,6 +16343,7 @@
     <w:name w:val="CommentTok"/>
     <w:basedOn w:val="VerbatimChar"/>
     <w:rPr>
+      <w:rFonts w:eastAsia="黑体"/>
       <w:i/>
       <w:color w:val="60a0b0"/>
     </w:rPr>
@@ -15580,6 +16352,7 @@
     <w:name w:val="DocumentationTok"/>
     <w:basedOn w:val="VerbatimChar"/>
     <w:rPr>
+      <w:rFonts w:eastAsia="黑体"/>
       <w:i/>
       <w:color w:val="ba2121"/>
     </w:rPr>
@@ -15588,6 +16361,7 @@
     <w:name w:val="AnnotationTok"/>
     <w:basedOn w:val="VerbatimChar"/>
     <w:rPr>
+      <w:rFonts w:eastAsia="黑体"/>
       <w:b/>
       <w:i/>
       <w:color w:val="60a0b0"/>
@@ -15597,6 +16371,7 @@
     <w:name w:val="CommentVarTok"/>
     <w:basedOn w:val="VerbatimChar"/>
     <w:rPr>
+      <w:rFonts w:eastAsia="黑体"/>
       <w:b/>
       <w:i/>
       <w:color w:val="60a0b0"/>
@@ -15606,6 +16381,7 @@
     <w:name w:val="OtherTok"/>
     <w:basedOn w:val="VerbatimChar"/>
     <w:rPr>
+      <w:rFonts w:eastAsia="黑体"/>
       <w:color w:val="007020"/>
     </w:rPr>
   </w:style>
@@ -15613,6 +16389,7 @@
     <w:name w:val="FunctionTok"/>
     <w:basedOn w:val="VerbatimChar"/>
     <w:rPr>
+      <w:rFonts w:eastAsia="黑体"/>
       <w:color w:val="06287e"/>
     </w:rPr>
   </w:style>
@@ -15620,6 +16397,7 @@
     <w:name w:val="VariableTok"/>
     <w:basedOn w:val="VerbatimChar"/>
     <w:rPr>
+      <w:rFonts w:eastAsia="黑体"/>
       <w:color w:val="19177c"/>
     </w:rPr>
   </w:style>
@@ -15627,6 +16405,7 @@
     <w:name w:val="ControlFlowTok"/>
     <w:basedOn w:val="VerbatimChar"/>
     <w:rPr>
+      <w:rFonts w:eastAsia="黑体"/>
       <w:b/>
       <w:color w:val="007020"/>
     </w:rPr>
@@ -15635,6 +16414,7 @@
     <w:name w:val="OperatorTok"/>
     <w:basedOn w:val="VerbatimChar"/>
     <w:rPr>
+      <w:rFonts w:eastAsia="黑体"/>
       <w:color w:val="666666"/>
     </w:rPr>
   </w:style>
@@ -15642,18 +16422,22 @@
     <w:name w:val="BuiltInTok"/>
     <w:basedOn w:val="VerbatimChar"/>
     <w:rPr>
+      <w:rFonts w:eastAsia="黑体"/>
       <w:color w:val="008000"/>
     </w:rPr>
   </w:style>
   <w:style w:type="character" w:customStyle="1" w:styleId="ExtensionTok">
     <w:name w:val="ExtensionTok"/>
     <w:basedOn w:val="VerbatimChar"/>
-    <w:rPr/>
+    <w:rPr>
+      <w:rFonts w:eastAsia="黑体"/>
+    </w:rPr>
   </w:style>
   <w:style w:type="character" w:customStyle="1" w:styleId="PreprocessorTok">
     <w:name w:val="PreprocessorTok"/>
     <w:basedOn w:val="VerbatimChar"/>
     <w:rPr>
+      <w:rFonts w:eastAsia="黑体"/>
       <w:color w:val="bc7a00"/>
     </w:rPr>
   </w:style>
@@ -15661,18 +16445,22 @@
     <w:name w:val="AttributeTok"/>
     <w:basedOn w:val="VerbatimChar"/>
     <w:rPr>
+      <w:rFonts w:eastAsia="黑体"/>
       <w:color w:val="7d9029"/>
     </w:rPr>
   </w:style>
   <w:style w:type="character" w:customStyle="1" w:styleId="RegionMarkerTok">
     <w:name w:val="RegionMarkerTok"/>
     <w:basedOn w:val="VerbatimChar"/>
-    <w:rPr/>
+    <w:rPr>
+      <w:rFonts w:eastAsia="黑体"/>
+    </w:rPr>
   </w:style>
   <w:style w:type="character" w:customStyle="1" w:styleId="InformationTok">
     <w:name w:val="InformationTok"/>
     <w:basedOn w:val="VerbatimChar"/>
     <w:rPr>
+      <w:rFonts w:eastAsia="黑体"/>
       <w:b/>
       <w:i/>
       <w:color w:val="60a0b0"/>
@@ -15682,6 +16470,7 @@
     <w:name w:val="WarningTok"/>
     <w:basedOn w:val="VerbatimChar"/>
     <w:rPr>
+      <w:rFonts w:eastAsia="黑体"/>
       <w:b/>
       <w:i/>
       <w:color w:val="60a0b0"/>
@@ -15691,6 +16480,7 @@
     <w:name w:val="AlertTok"/>
     <w:basedOn w:val="VerbatimChar"/>
     <w:rPr>
+      <w:rFonts w:eastAsia="黑体"/>
       <w:b/>
       <w:color w:val="ff0000"/>
     </w:rPr>
@@ -15699,6 +16489,7 @@
     <w:name w:val="ErrorTok"/>
     <w:basedOn w:val="VerbatimChar"/>
     <w:rPr>
+      <w:rFonts w:eastAsia="黑体"/>
       <w:b/>
       <w:color w:val="ff0000"/>
     </w:rPr>
@@ -15706,7 +16497,9 @@
   <w:style w:type="character" w:customStyle="1" w:styleId="NormalTok">
     <w:name w:val="NormalTok"/>
     <w:basedOn w:val="VerbatimChar"/>
-    <w:rPr/>
+    <w:rPr>
+      <w:rFonts w:eastAsia="黑体"/>
+    </w:rPr>
   </w:style>
 </w:styles>
 </file>
@@ -15755,12 +16548,12 @@
     <a:fontScheme name="Office">
       <a:majorFont>
         <a:latin typeface="Calibri"/>
-        <a:ea typeface=""/>
+        <a:ea typeface="黑体"/>
         <a:cs typeface=""/>
         <a:font script="Jpan" typeface="ＭＳ ゴシック"/>
         <a:font script="Hang" typeface="맑은 고딕"/>
-        <a:font script="Hans" typeface="宋体"/>
-        <a:font script="Hant" typeface="新細明體"/>
+        <a:font script="Hans" typeface="黑体"/>
+        <a:font script="Hant" typeface="黑体"/>
         <a:font script="Arab" typeface="Times New Roman"/>
         <a:font script="Hebr" typeface="Times New Roman"/>
         <a:font script="Thai" typeface="Angsana New"/>
@@ -15790,12 +16583,12 @@
       </a:majorFont>
       <a:minorFont>
         <a:latin typeface="Cambria"/>
-        <a:ea typeface=""/>
+        <a:ea typeface="黑体"/>
         <a:cs typeface=""/>
         <a:font script="Jpan" typeface="ＭＳ 明朝"/>
         <a:font script="Hang" typeface="맑은 고딕"/>
-        <a:font script="Hans" typeface="宋体"/>
-        <a:font script="Hant" typeface="新細明體"/>
+        <a:font script="Hans" typeface="黑体"/>
+        <a:font script="Hant" typeface="黑体"/>
         <a:font script="Arab" typeface="Arial"/>
         <a:font script="Hebr" typeface="Arial"/>
         <a:font script="Thai" typeface="Cordia New"/>

--- a/05-数字电路/01-组合逻辑电路/全加器电路/全加器电路.docx
+++ b/05-数字电路/01-组合逻辑电路/全加器电路/全加器电路.docx
@@ -3477,7 +3477,7 @@
           <w:color w:val="555555"/>
           <w:sz w:val="21"/>
         </w:rPr>
-        <w:t>材料收集者：杜文杰，WX手机：19519196569，QQ:3478827729</w:t>
+        <w:t>材料收集者：杜文杰，微信/手机：19519196569，QQ:3478827729</w:t>
       </w:r>
     </w:p>
     <w:sectPr>
